--- a/P8/TI-3A_2341720194_M. Fatih Al Ghifary_14.docx
+++ b/P8/TI-3A_2341720194_M. Fatih Al Ghifary_14.docx
@@ -2103,6 +2103,7 @@
       <w:r>
         <w:rPr>
           <w:rFonts w:ascii="Times New Roman" w:hAnsi="Times New Roman" w:cs="Times New Roman"/>
+          <w:noProof/>
           <w:sz w:val="24"/>
           <w:szCs w:val="24"/>
         </w:rPr>
@@ -2274,6 +2275,7 @@
       <w:r>
         <w:rPr>
           <w:rFonts w:ascii="Times New Roman" w:hAnsi="Times New Roman" w:cs="Times New Roman"/>
+          <w:noProof/>
           <w:sz w:val="24"/>
           <w:szCs w:val="24"/>
         </w:rPr>
@@ -2456,6 +2458,7 @@
       <w:r>
         <w:rPr>
           <w:rFonts w:ascii="Times New Roman" w:hAnsi="Times New Roman" w:cs="Times New Roman"/>
+          <w:noProof/>
           <w:sz w:val="24"/>
           <w:szCs w:val="24"/>
         </w:rPr>
@@ -2628,6 +2631,7 @@
       <w:r>
         <w:rPr>
           <w:rFonts w:ascii="Times New Roman" w:hAnsi="Times New Roman" w:cs="Times New Roman"/>
+          <w:noProof/>
           <w:sz w:val="24"/>
           <w:szCs w:val="24"/>
         </w:rPr>
@@ -2739,6 +2743,7 @@
       <w:r>
         <w:rPr>
           <w:rFonts w:ascii="Times New Roman" w:hAnsi="Times New Roman" w:cs="Times New Roman"/>
+          <w:noProof/>
           <w:sz w:val="24"/>
           <w:szCs w:val="24"/>
         </w:rPr>
@@ -3035,6 +3040,7 @@
       <w:r>
         <w:rPr>
           <w:rFonts w:ascii="Times New Roman" w:hAnsi="Times New Roman" w:cs="Times New Roman"/>
+          <w:noProof/>
           <w:sz w:val="24"/>
           <w:szCs w:val="24"/>
         </w:rPr>
@@ -3172,6 +3178,7 @@
       <w:r>
         <w:rPr>
           <w:rFonts w:ascii="Times New Roman" w:hAnsi="Times New Roman" w:cs="Times New Roman"/>
+          <w:noProof/>
           <w:sz w:val="24"/>
           <w:szCs w:val="24"/>
         </w:rPr>
@@ -3318,6 +3325,7 @@
       <w:r>
         <w:rPr>
           <w:rFonts w:ascii="Times New Roman" w:hAnsi="Times New Roman" w:cs="Times New Roman"/>
+          <w:noProof/>
           <w:sz w:val="24"/>
           <w:szCs w:val="24"/>
         </w:rPr>
@@ -3421,6 +3429,7 @@
       <w:r>
         <w:rPr>
           <w:rFonts w:ascii="Times New Roman" w:hAnsi="Times New Roman" w:cs="Times New Roman"/>
+          <w:noProof/>
           <w:sz w:val="24"/>
           <w:szCs w:val="24"/>
         </w:rPr>
@@ -3522,6 +3531,7 @@
       <w:r>
         <w:rPr>
           <w:rFonts w:ascii="Times New Roman" w:hAnsi="Times New Roman" w:cs="Times New Roman"/>
+          <w:noProof/>
           <w:sz w:val="24"/>
           <w:szCs w:val="24"/>
         </w:rPr>
@@ -3604,6 +3614,7 @@
       <w:r>
         <w:rPr>
           <w:rFonts w:ascii="Times New Roman" w:hAnsi="Times New Roman" w:cs="Times New Roman"/>
+          <w:noProof/>
           <w:sz w:val="24"/>
           <w:szCs w:val="24"/>
         </w:rPr>
@@ -3686,6 +3697,7 @@
       <w:r>
         <w:rPr>
           <w:rFonts w:ascii="Times New Roman" w:hAnsi="Times New Roman" w:cs="Times New Roman"/>
+          <w:noProof/>
           <w:sz w:val="24"/>
           <w:szCs w:val="24"/>
         </w:rPr>
@@ -3872,6 +3884,7 @@
       <w:r>
         <w:rPr>
           <w:rFonts w:ascii="Times New Roman" w:hAnsi="Times New Roman" w:cs="Times New Roman"/>
+          <w:noProof/>
           <w:sz w:val="24"/>
           <w:szCs w:val="24"/>
         </w:rPr>
@@ -3954,6 +3967,7 @@
       <w:r>
         <w:rPr>
           <w:rFonts w:ascii="Times New Roman" w:hAnsi="Times New Roman" w:cs="Times New Roman"/>
+          <w:noProof/>
           <w:sz w:val="24"/>
           <w:szCs w:val="24"/>
         </w:rPr>
@@ -4089,6 +4103,7 @@
       <w:r>
         <w:rPr>
           <w:rFonts w:ascii="Times New Roman" w:hAnsi="Times New Roman" w:cs="Times New Roman"/>
+          <w:noProof/>
           <w:sz w:val="24"/>
           <w:szCs w:val="24"/>
         </w:rPr>
@@ -4181,6 +4196,7 @@
       <w:r>
         <w:rPr>
           <w:rFonts w:ascii="Times New Roman" w:hAnsi="Times New Roman" w:cs="Times New Roman"/>
+          <w:noProof/>
           <w:sz w:val="24"/>
           <w:szCs w:val="24"/>
         </w:rPr>
@@ -4223,6 +4239,120 @@
     </w:p>
     <w:p>
       <w:pPr>
+        <w:pStyle w:val="ListParagraph"/>
+        <w:numPr>
+          <w:ilvl w:val="0"/>
+          <w:numId w:val="9"/>
+        </w:numPr>
+        <w:rPr>
+          <w:rFonts w:ascii="Times New Roman" w:hAnsi="Times New Roman" w:cs="Times New Roman"/>
+          <w:sz w:val="24"/>
+          <w:szCs w:val="24"/>
+        </w:rPr>
+      </w:pPr>
+      <w:proofErr w:type="spellStart"/>
+      <w:r>
+        <w:rPr>
+          <w:rFonts w:ascii="Times New Roman" w:hAnsi="Times New Roman" w:cs="Times New Roman"/>
+          <w:sz w:val="24"/>
+          <w:szCs w:val="24"/>
+        </w:rPr>
+        <w:lastRenderedPageBreak/>
+        <w:t>Modifikasi</w:t>
+      </w:r>
+      <w:proofErr w:type="spellEnd"/>
+      <w:r>
+        <w:rPr>
+          <w:rFonts w:ascii="Times New Roman" w:hAnsi="Times New Roman" w:cs="Times New Roman"/>
+          <w:sz w:val="24"/>
+          <w:szCs w:val="24"/>
+        </w:rPr>
+        <w:t xml:space="preserve"> file </w:t>
+      </w:r>
+      <w:proofErr w:type="spellStart"/>
+      <w:r>
+        <w:rPr>
+          <w:rFonts w:ascii="Times New Roman" w:hAnsi="Times New Roman" w:cs="Times New Roman"/>
+          <w:sz w:val="24"/>
+          <w:szCs w:val="24"/>
+        </w:rPr>
+        <w:t>middleware.ts</w:t>
+      </w:r>
+      <w:proofErr w:type="spellEnd"/>
+      <w:r>
+        <w:rPr>
+          <w:rFonts w:ascii="Times New Roman" w:hAnsi="Times New Roman" w:cs="Times New Roman"/>
+          <w:sz w:val="24"/>
+          <w:szCs w:val="24"/>
+        </w:rPr>
+        <w:br/>
+      </w:r>
+      <w:r>
+        <w:rPr>
+          <w:rFonts w:ascii="Times New Roman" w:hAnsi="Times New Roman" w:cs="Times New Roman"/>
+          <w:sz w:val="24"/>
+          <w:szCs w:val="24"/>
+        </w:rPr>
+        <w:drawing>
+          <wp:inline distT="0" distB="0" distL="0" distR="0" wp14:anchorId="5A63DC8E" wp14:editId="44112178">
+            <wp:extent cx="4458322" cy="6392167"/>
+            <wp:effectExtent l="0" t="0" r="0" b="8890"/>
+            <wp:docPr id="1316089837" name="Picture 1"/>
+            <wp:cNvGraphicFramePr>
+              <a:graphicFrameLocks xmlns:a="http://schemas.openxmlformats.org/drawingml/2006/main" noChangeAspect="1"/>
+            </wp:cNvGraphicFramePr>
+            <a:graphic xmlns:a="http://schemas.openxmlformats.org/drawingml/2006/main">
+              <a:graphicData uri="http://schemas.openxmlformats.org/drawingml/2006/picture">
+                <pic:pic xmlns:pic="http://schemas.openxmlformats.org/drawingml/2006/picture">
+                  <pic:nvPicPr>
+                    <pic:cNvPr id="1316089837" name=""/>
+                    <pic:cNvPicPr/>
+                  </pic:nvPicPr>
+                  <pic:blipFill>
+                    <a:blip r:embed="rId34"/>
+                    <a:stretch>
+                      <a:fillRect/>
+                    </a:stretch>
+                  </pic:blipFill>
+                  <pic:spPr>
+                    <a:xfrm>
+                      <a:off x="0" y="0"/>
+                      <a:ext cx="4458322" cy="6392167"/>
+                    </a:xfrm>
+                    <a:prstGeom prst="rect">
+                      <a:avLst/>
+                    </a:prstGeom>
+                  </pic:spPr>
+                </pic:pic>
+              </a:graphicData>
+            </a:graphic>
+          </wp:inline>
+        </w:drawing>
+      </w:r>
+    </w:p>
+    <w:p>
+      <w:pPr>
+        <w:rPr>
+          <w:rFonts w:ascii="Times New Roman" w:hAnsi="Times New Roman" w:cs="Times New Roman"/>
+          <w:b/>
+          <w:bCs/>
+          <w:sz w:val="28"/>
+          <w:szCs w:val="28"/>
+        </w:rPr>
+      </w:pPr>
+      <w:r>
+        <w:rPr>
+          <w:rFonts w:ascii="Times New Roman" w:hAnsi="Times New Roman" w:cs="Times New Roman"/>
+          <w:b/>
+          <w:bCs/>
+          <w:sz w:val="28"/>
+          <w:szCs w:val="28"/>
+        </w:rPr>
+        <w:br w:type="page"/>
+      </w:r>
+    </w:p>
+    <w:p>
+      <w:pPr>
         <w:rPr>
           <w:rFonts w:ascii="Times New Roman" w:hAnsi="Times New Roman" w:cs="Times New Roman"/>
           <w:b/>
@@ -4270,6 +4400,224 @@
     <w:p>
       <w:pPr>
         <w:pStyle w:val="ListParagraph"/>
+        <w:rPr>
+          <w:rFonts w:ascii="Times New Roman" w:hAnsi="Times New Roman" w:cs="Times New Roman"/>
+          <w:sz w:val="24"/>
+          <w:szCs w:val="24"/>
+        </w:rPr>
+      </w:pPr>
+      <w:r>
+        <w:rPr>
+          <w:rFonts w:ascii="Times New Roman" w:hAnsi="Times New Roman" w:cs="Times New Roman"/>
+          <w:sz w:val="24"/>
+          <w:szCs w:val="24"/>
+        </w:rPr>
+        <w:t xml:space="preserve">Akses: /profile Hasil: Redirect </w:t>
+      </w:r>
+      <w:proofErr w:type="spellStart"/>
+      <w:r>
+        <w:rPr>
+          <w:rFonts w:ascii="Times New Roman" w:hAnsi="Times New Roman" w:cs="Times New Roman"/>
+          <w:sz w:val="24"/>
+          <w:szCs w:val="24"/>
+        </w:rPr>
+        <w:t>ke</w:t>
+      </w:r>
+      <w:proofErr w:type="spellEnd"/>
+      <w:r>
+        <w:rPr>
+          <w:rFonts w:ascii="Times New Roman" w:hAnsi="Times New Roman" w:cs="Times New Roman"/>
+          <w:sz w:val="24"/>
+          <w:szCs w:val="24"/>
+        </w:rPr>
+        <w:t xml:space="preserve"> home</w:t>
+      </w:r>
+      <w:r>
+        <w:rPr>
+          <w:rFonts w:ascii="Times New Roman" w:hAnsi="Times New Roman" w:cs="Times New Roman"/>
+          <w:sz w:val="24"/>
+          <w:szCs w:val="24"/>
+        </w:rPr>
+        <w:br/>
+      </w:r>
+      <w:r>
+        <w:rPr>
+          <w:rFonts w:ascii="Times New Roman" w:hAnsi="Times New Roman" w:cs="Times New Roman"/>
+          <w:sz w:val="24"/>
+          <w:szCs w:val="24"/>
+        </w:rPr>
+        <w:drawing>
+          <wp:inline distT="0" distB="0" distL="0" distR="0" wp14:anchorId="5A86CCC0" wp14:editId="775D773A">
+            <wp:extent cx="5731510" cy="1135380"/>
+            <wp:effectExtent l="0" t="0" r="2540" b="7620"/>
+            <wp:docPr id="261667430" name="Picture 1"/>
+            <wp:cNvGraphicFramePr>
+              <a:graphicFrameLocks xmlns:a="http://schemas.openxmlformats.org/drawingml/2006/main" noChangeAspect="1"/>
+            </wp:cNvGraphicFramePr>
+            <a:graphic xmlns:a="http://schemas.openxmlformats.org/drawingml/2006/main">
+              <a:graphicData uri="http://schemas.openxmlformats.org/drawingml/2006/picture">
+                <pic:pic xmlns:pic="http://schemas.openxmlformats.org/drawingml/2006/picture">
+                  <pic:nvPicPr>
+                    <pic:cNvPr id="261667430" name=""/>
+                    <pic:cNvPicPr/>
+                  </pic:nvPicPr>
+                  <pic:blipFill>
+                    <a:blip r:embed="rId35"/>
+                    <a:stretch>
+                      <a:fillRect/>
+                    </a:stretch>
+                  </pic:blipFill>
+                  <pic:spPr>
+                    <a:xfrm>
+                      <a:off x="0" y="0"/>
+                      <a:ext cx="5731510" cy="1135380"/>
+                    </a:xfrm>
+                    <a:prstGeom prst="rect">
+                      <a:avLst/>
+                    </a:prstGeom>
+                  </pic:spPr>
+                </pic:pic>
+              </a:graphicData>
+            </a:graphic>
+          </wp:inline>
+        </w:drawing>
+      </w:r>
+    </w:p>
+    <w:p>
+      <w:pPr>
+        <w:pStyle w:val="ListParagraph"/>
+        <w:rPr>
+          <w:rFonts w:ascii="Times New Roman" w:hAnsi="Times New Roman" w:cs="Times New Roman"/>
+          <w:sz w:val="24"/>
+          <w:szCs w:val="24"/>
+        </w:rPr>
+      </w:pPr>
+      <w:proofErr w:type="spellStart"/>
+      <w:r>
+        <w:rPr>
+          <w:rFonts w:ascii="Times New Roman" w:hAnsi="Times New Roman" w:cs="Times New Roman"/>
+          <w:sz w:val="24"/>
+          <w:szCs w:val="24"/>
+        </w:rPr>
+        <w:t>Setelah</w:t>
+      </w:r>
+      <w:proofErr w:type="spellEnd"/>
+      <w:r>
+        <w:rPr>
+          <w:rFonts w:ascii="Times New Roman" w:hAnsi="Times New Roman" w:cs="Times New Roman"/>
+          <w:sz w:val="24"/>
+          <w:szCs w:val="24"/>
+        </w:rPr>
+        <w:t xml:space="preserve"> di enter </w:t>
+      </w:r>
+      <w:proofErr w:type="spellStart"/>
+      <w:r>
+        <w:rPr>
+          <w:rFonts w:ascii="Times New Roman" w:hAnsi="Times New Roman" w:cs="Times New Roman"/>
+          <w:sz w:val="24"/>
+          <w:szCs w:val="24"/>
+        </w:rPr>
+        <w:t>maka</w:t>
+      </w:r>
+      <w:proofErr w:type="spellEnd"/>
+      <w:r>
+        <w:rPr>
+          <w:rFonts w:ascii="Times New Roman" w:hAnsi="Times New Roman" w:cs="Times New Roman"/>
+          <w:sz w:val="24"/>
+          <w:szCs w:val="24"/>
+        </w:rPr>
+        <w:t xml:space="preserve"> </w:t>
+      </w:r>
+      <w:proofErr w:type="spellStart"/>
+      <w:r>
+        <w:rPr>
+          <w:rFonts w:ascii="Times New Roman" w:hAnsi="Times New Roman" w:cs="Times New Roman"/>
+          <w:sz w:val="24"/>
+          <w:szCs w:val="24"/>
+        </w:rPr>
+        <w:t>akan</w:t>
+      </w:r>
+      <w:proofErr w:type="spellEnd"/>
+      <w:r>
+        <w:rPr>
+          <w:rFonts w:ascii="Times New Roman" w:hAnsi="Times New Roman" w:cs="Times New Roman"/>
+          <w:sz w:val="24"/>
+          <w:szCs w:val="24"/>
+        </w:rPr>
+        <w:t xml:space="preserve"> redirect </w:t>
+      </w:r>
+      <w:proofErr w:type="spellStart"/>
+      <w:r>
+        <w:rPr>
+          <w:rFonts w:ascii="Times New Roman" w:hAnsi="Times New Roman" w:cs="Times New Roman"/>
+          <w:sz w:val="24"/>
+          <w:szCs w:val="24"/>
+        </w:rPr>
+        <w:t>ke</w:t>
+      </w:r>
+      <w:proofErr w:type="spellEnd"/>
+      <w:r>
+        <w:rPr>
+          <w:rFonts w:ascii="Times New Roman" w:hAnsi="Times New Roman" w:cs="Times New Roman"/>
+          <w:sz w:val="24"/>
+          <w:szCs w:val="24"/>
+        </w:rPr>
+        <w:t xml:space="preserve"> home (/)</w:t>
+      </w:r>
+      <w:r>
+        <w:rPr>
+          <w:rFonts w:ascii="Times New Roman" w:hAnsi="Times New Roman" w:cs="Times New Roman"/>
+          <w:sz w:val="24"/>
+          <w:szCs w:val="24"/>
+        </w:rPr>
+        <w:br/>
+      </w:r>
+      <w:r>
+        <w:rPr>
+          <w:rFonts w:ascii="Times New Roman" w:hAnsi="Times New Roman" w:cs="Times New Roman"/>
+          <w:sz w:val="24"/>
+          <w:szCs w:val="24"/>
+        </w:rPr>
+        <w:drawing>
+          <wp:inline distT="0" distB="0" distL="0" distR="0" wp14:anchorId="315B60E2" wp14:editId="3A425571">
+            <wp:extent cx="5731510" cy="1348740"/>
+            <wp:effectExtent l="0" t="0" r="2540" b="3810"/>
+            <wp:docPr id="311389441" name="Picture 1"/>
+            <wp:cNvGraphicFramePr>
+              <a:graphicFrameLocks xmlns:a="http://schemas.openxmlformats.org/drawingml/2006/main" noChangeAspect="1"/>
+            </wp:cNvGraphicFramePr>
+            <a:graphic xmlns:a="http://schemas.openxmlformats.org/drawingml/2006/main">
+              <a:graphicData uri="http://schemas.openxmlformats.org/drawingml/2006/picture">
+                <pic:pic xmlns:pic="http://schemas.openxmlformats.org/drawingml/2006/picture">
+                  <pic:nvPicPr>
+                    <pic:cNvPr id="311389441" name=""/>
+                    <pic:cNvPicPr/>
+                  </pic:nvPicPr>
+                  <pic:blipFill>
+                    <a:blip r:embed="rId36"/>
+                    <a:stretch>
+                      <a:fillRect/>
+                    </a:stretch>
+                  </pic:blipFill>
+                  <pic:spPr>
+                    <a:xfrm>
+                      <a:off x="0" y="0"/>
+                      <a:ext cx="5731510" cy="1348740"/>
+                    </a:xfrm>
+                    <a:prstGeom prst="rect">
+                      <a:avLst/>
+                    </a:prstGeom>
+                  </pic:spPr>
+                </pic:pic>
+              </a:graphicData>
+            </a:graphic>
+          </wp:inline>
+        </w:drawing>
+      </w:r>
+    </w:p>
+    <w:p>
+      <w:pPr>
+        <w:pStyle w:val="ListParagraph"/>
         <w:numPr>
           <w:ilvl w:val="0"/>
           <w:numId w:val="10"/>
@@ -4286,7 +4634,4897 @@
           <w:sz w:val="24"/>
           <w:szCs w:val="24"/>
         </w:rPr>
+        <w:t xml:space="preserve">Uji 2 – </w:t>
+      </w:r>
+      <w:proofErr w:type="spellStart"/>
+      <w:r>
+        <w:rPr>
+          <w:rFonts w:ascii="Times New Roman" w:hAnsi="Times New Roman" w:cs="Times New Roman"/>
+          <w:sz w:val="24"/>
+          <w:szCs w:val="24"/>
+        </w:rPr>
+        <w:t>Sudah</w:t>
+      </w:r>
+      <w:proofErr w:type="spellEnd"/>
+      <w:r>
+        <w:rPr>
+          <w:rFonts w:ascii="Times New Roman" w:hAnsi="Times New Roman" w:cs="Times New Roman"/>
+          <w:sz w:val="24"/>
+          <w:szCs w:val="24"/>
+        </w:rPr>
+        <w:t xml:space="preserve"> Login</w:t>
+      </w:r>
+      <w:r>
+        <w:rPr>
+          <w:rFonts w:ascii="Times New Roman" w:hAnsi="Times New Roman" w:cs="Times New Roman"/>
+          <w:sz w:val="24"/>
+          <w:szCs w:val="24"/>
+        </w:rPr>
         <w:br/>
+      </w:r>
+      <w:proofErr w:type="spellStart"/>
+      <w:r>
+        <w:rPr>
+          <w:rFonts w:ascii="Times New Roman" w:hAnsi="Times New Roman" w:cs="Times New Roman"/>
+          <w:sz w:val="24"/>
+          <w:szCs w:val="24"/>
+        </w:rPr>
+        <w:t>Login</w:t>
+      </w:r>
+      <w:proofErr w:type="spellEnd"/>
+      <w:r>
+        <w:rPr>
+          <w:rFonts w:ascii="Times New Roman" w:hAnsi="Times New Roman" w:cs="Times New Roman"/>
+          <w:sz w:val="24"/>
+          <w:szCs w:val="24"/>
+        </w:rPr>
+        <w:t xml:space="preserve"> </w:t>
+      </w:r>
+      <w:proofErr w:type="spellStart"/>
+      <w:r>
+        <w:rPr>
+          <w:rFonts w:ascii="Times New Roman" w:hAnsi="Times New Roman" w:cs="Times New Roman"/>
+          <w:sz w:val="24"/>
+          <w:szCs w:val="24"/>
+        </w:rPr>
+        <w:t>terlebih</w:t>
+      </w:r>
+      <w:proofErr w:type="spellEnd"/>
+      <w:r>
+        <w:rPr>
+          <w:rFonts w:ascii="Times New Roman" w:hAnsi="Times New Roman" w:cs="Times New Roman"/>
+          <w:sz w:val="24"/>
+          <w:szCs w:val="24"/>
+        </w:rPr>
+        <w:t xml:space="preserve"> </w:t>
+      </w:r>
+      <w:proofErr w:type="spellStart"/>
+      <w:r>
+        <w:rPr>
+          <w:rFonts w:ascii="Times New Roman" w:hAnsi="Times New Roman" w:cs="Times New Roman"/>
+          <w:sz w:val="24"/>
+          <w:szCs w:val="24"/>
+        </w:rPr>
+        <w:t>dahulu</w:t>
+      </w:r>
+      <w:proofErr w:type="spellEnd"/>
+      <w:r>
+        <w:rPr>
+          <w:rFonts w:ascii="Times New Roman" w:hAnsi="Times New Roman" w:cs="Times New Roman"/>
+          <w:sz w:val="24"/>
+          <w:szCs w:val="24"/>
+        </w:rPr>
+        <w:t xml:space="preserve"> → Akses /profile Hasil: Bisa </w:t>
+      </w:r>
+      <w:proofErr w:type="spellStart"/>
+      <w:r>
+        <w:rPr>
+          <w:rFonts w:ascii="Times New Roman" w:hAnsi="Times New Roman" w:cs="Times New Roman"/>
+          <w:sz w:val="24"/>
+          <w:szCs w:val="24"/>
+        </w:rPr>
+        <w:t>masuk</w:t>
+      </w:r>
+      <w:proofErr w:type="spellEnd"/>
+      <w:r>
+        <w:rPr>
+          <w:rFonts w:ascii="Times New Roman" w:hAnsi="Times New Roman" w:cs="Times New Roman"/>
+          <w:sz w:val="24"/>
+          <w:szCs w:val="24"/>
+        </w:rPr>
+        <w:br/>
+      </w:r>
+      <w:r>
+        <w:rPr>
+          <w:rFonts w:ascii="Times New Roman" w:hAnsi="Times New Roman" w:cs="Times New Roman"/>
+          <w:sz w:val="24"/>
+          <w:szCs w:val="24"/>
+        </w:rPr>
+        <w:drawing>
+          <wp:inline distT="0" distB="0" distL="0" distR="0" wp14:anchorId="7260B1A0" wp14:editId="028BEBA2">
+            <wp:extent cx="5731510" cy="1217930"/>
+            <wp:effectExtent l="0" t="0" r="2540" b="1270"/>
+            <wp:docPr id="603394914" name="Picture 1"/>
+            <wp:cNvGraphicFramePr>
+              <a:graphicFrameLocks xmlns:a="http://schemas.openxmlformats.org/drawingml/2006/main" noChangeAspect="1"/>
+            </wp:cNvGraphicFramePr>
+            <a:graphic xmlns:a="http://schemas.openxmlformats.org/drawingml/2006/main">
+              <a:graphicData uri="http://schemas.openxmlformats.org/drawingml/2006/picture">
+                <pic:pic xmlns:pic="http://schemas.openxmlformats.org/drawingml/2006/picture">
+                  <pic:nvPicPr>
+                    <pic:cNvPr id="603394914" name=""/>
+                    <pic:cNvPicPr/>
+                  </pic:nvPicPr>
+                  <pic:blipFill>
+                    <a:blip r:embed="rId37"/>
+                    <a:stretch>
+                      <a:fillRect/>
+                    </a:stretch>
+                  </pic:blipFill>
+                  <pic:spPr>
+                    <a:xfrm>
+                      <a:off x="0" y="0"/>
+                      <a:ext cx="5731510" cy="1217930"/>
+                    </a:xfrm>
+                    <a:prstGeom prst="rect">
+                      <a:avLst/>
+                    </a:prstGeom>
+                  </pic:spPr>
+                </pic:pic>
+              </a:graphicData>
+            </a:graphic>
+          </wp:inline>
+        </w:drawing>
+      </w:r>
+      <w:r>
+        <w:rPr>
+          <w:rFonts w:ascii="Times New Roman" w:hAnsi="Times New Roman" w:cs="Times New Roman"/>
+          <w:sz w:val="24"/>
+          <w:szCs w:val="24"/>
+        </w:rPr>
+        <w:br/>
+      </w:r>
+      <w:proofErr w:type="spellStart"/>
+      <w:r>
+        <w:rPr>
+          <w:rFonts w:ascii="Times New Roman" w:hAnsi="Times New Roman" w:cs="Times New Roman"/>
+          <w:sz w:val="24"/>
+          <w:szCs w:val="24"/>
+        </w:rPr>
+        <w:t>Kondisi</w:t>
+      </w:r>
+      <w:proofErr w:type="spellEnd"/>
+      <w:r>
+        <w:rPr>
+          <w:rFonts w:ascii="Times New Roman" w:hAnsi="Times New Roman" w:cs="Times New Roman"/>
+          <w:sz w:val="24"/>
+          <w:szCs w:val="24"/>
+        </w:rPr>
+        <w:t xml:space="preserve"> </w:t>
+      </w:r>
+      <w:proofErr w:type="spellStart"/>
+      <w:r>
+        <w:rPr>
+          <w:rFonts w:ascii="Times New Roman" w:hAnsi="Times New Roman" w:cs="Times New Roman"/>
+          <w:sz w:val="24"/>
+          <w:szCs w:val="24"/>
+        </w:rPr>
+        <w:t>sudah</w:t>
+      </w:r>
+      <w:proofErr w:type="spellEnd"/>
+      <w:r>
+        <w:rPr>
+          <w:rFonts w:ascii="Times New Roman" w:hAnsi="Times New Roman" w:cs="Times New Roman"/>
+          <w:sz w:val="24"/>
+          <w:szCs w:val="24"/>
+        </w:rPr>
+        <w:t xml:space="preserve"> login, </w:t>
+      </w:r>
+      <w:proofErr w:type="spellStart"/>
+      <w:r>
+        <w:rPr>
+          <w:rFonts w:ascii="Times New Roman" w:hAnsi="Times New Roman" w:cs="Times New Roman"/>
+          <w:sz w:val="24"/>
+          <w:szCs w:val="24"/>
+        </w:rPr>
+        <w:t>kemudian</w:t>
+      </w:r>
+      <w:proofErr w:type="spellEnd"/>
+      <w:r>
+        <w:rPr>
+          <w:rFonts w:ascii="Times New Roman" w:hAnsi="Times New Roman" w:cs="Times New Roman"/>
+          <w:sz w:val="24"/>
+          <w:szCs w:val="24"/>
+        </w:rPr>
+        <w:t xml:space="preserve"> </w:t>
+      </w:r>
+      <w:proofErr w:type="spellStart"/>
+      <w:r>
+        <w:rPr>
+          <w:rFonts w:ascii="Times New Roman" w:hAnsi="Times New Roman" w:cs="Times New Roman"/>
+          <w:sz w:val="24"/>
+          <w:szCs w:val="24"/>
+        </w:rPr>
+        <w:t>akses</w:t>
+      </w:r>
+      <w:proofErr w:type="spellEnd"/>
+      <w:r>
+        <w:rPr>
+          <w:rFonts w:ascii="Times New Roman" w:hAnsi="Times New Roman" w:cs="Times New Roman"/>
+          <w:sz w:val="24"/>
+          <w:szCs w:val="24"/>
+        </w:rPr>
+        <w:t xml:space="preserve"> /profile </w:t>
+      </w:r>
+      <w:proofErr w:type="spellStart"/>
+      <w:r>
+        <w:rPr>
+          <w:rFonts w:ascii="Times New Roman" w:hAnsi="Times New Roman" w:cs="Times New Roman"/>
+          <w:sz w:val="24"/>
+          <w:szCs w:val="24"/>
+        </w:rPr>
+        <w:t>maka</w:t>
+      </w:r>
+      <w:proofErr w:type="spellEnd"/>
+      <w:r>
+        <w:rPr>
+          <w:rFonts w:ascii="Times New Roman" w:hAnsi="Times New Roman" w:cs="Times New Roman"/>
+          <w:sz w:val="24"/>
+          <w:szCs w:val="24"/>
+        </w:rPr>
+        <w:t xml:space="preserve"> </w:t>
+      </w:r>
+      <w:proofErr w:type="spellStart"/>
+      <w:r>
+        <w:rPr>
+          <w:rFonts w:ascii="Times New Roman" w:hAnsi="Times New Roman" w:cs="Times New Roman"/>
+          <w:sz w:val="24"/>
+          <w:szCs w:val="24"/>
+        </w:rPr>
+        <w:t>bisa</w:t>
+      </w:r>
+      <w:proofErr w:type="spellEnd"/>
+      <w:r>
+        <w:rPr>
+          <w:rFonts w:ascii="Times New Roman" w:hAnsi="Times New Roman" w:cs="Times New Roman"/>
+          <w:sz w:val="24"/>
+          <w:szCs w:val="24"/>
+        </w:rPr>
+        <w:t xml:space="preserve"> </w:t>
+      </w:r>
+      <w:proofErr w:type="spellStart"/>
+      <w:r>
+        <w:rPr>
+          <w:rFonts w:ascii="Times New Roman" w:hAnsi="Times New Roman" w:cs="Times New Roman"/>
+          <w:sz w:val="24"/>
+          <w:szCs w:val="24"/>
+        </w:rPr>
+        <w:t>masuk</w:t>
+      </w:r>
+      <w:proofErr w:type="spellEnd"/>
+      <w:r>
+        <w:rPr>
+          <w:rFonts w:ascii="Times New Roman" w:hAnsi="Times New Roman" w:cs="Times New Roman"/>
+          <w:sz w:val="24"/>
+          <w:szCs w:val="24"/>
+        </w:rPr>
+        <w:br/>
+      </w:r>
+      <w:r>
+        <w:rPr>
+          <w:rFonts w:ascii="Times New Roman" w:hAnsi="Times New Roman" w:cs="Times New Roman"/>
+          <w:sz w:val="24"/>
+          <w:szCs w:val="24"/>
+        </w:rPr>
+        <w:drawing>
+          <wp:inline distT="0" distB="0" distL="0" distR="0" wp14:anchorId="4E9B29C6" wp14:editId="6E567EAF">
+            <wp:extent cx="5731510" cy="1596390"/>
+            <wp:effectExtent l="0" t="0" r="2540" b="3810"/>
+            <wp:docPr id="425042384" name="Picture 1"/>
+            <wp:cNvGraphicFramePr>
+              <a:graphicFrameLocks xmlns:a="http://schemas.openxmlformats.org/drawingml/2006/main" noChangeAspect="1"/>
+            </wp:cNvGraphicFramePr>
+            <a:graphic xmlns:a="http://schemas.openxmlformats.org/drawingml/2006/main">
+              <a:graphicData uri="http://schemas.openxmlformats.org/drawingml/2006/picture">
+                <pic:pic xmlns:pic="http://schemas.openxmlformats.org/drawingml/2006/picture">
+                  <pic:nvPicPr>
+                    <pic:cNvPr id="425042384" name=""/>
+                    <pic:cNvPicPr/>
+                  </pic:nvPicPr>
+                  <pic:blipFill>
+                    <a:blip r:embed="rId38"/>
+                    <a:stretch>
+                      <a:fillRect/>
+                    </a:stretch>
+                  </pic:blipFill>
+                  <pic:spPr>
+                    <a:xfrm>
+                      <a:off x="0" y="0"/>
+                      <a:ext cx="5731510" cy="1596390"/>
+                    </a:xfrm>
+                    <a:prstGeom prst="rect">
+                      <a:avLst/>
+                    </a:prstGeom>
+                  </pic:spPr>
+                </pic:pic>
+              </a:graphicData>
+            </a:graphic>
+          </wp:inline>
+        </w:drawing>
+      </w:r>
+    </w:p>
+    <w:p>
+      <w:pPr>
+        <w:pStyle w:val="ListParagraph"/>
+        <w:numPr>
+          <w:ilvl w:val="0"/>
+          <w:numId w:val="10"/>
+        </w:numPr>
+        <w:rPr>
+          <w:rFonts w:ascii="Times New Roman" w:hAnsi="Times New Roman" w:cs="Times New Roman"/>
+          <w:sz w:val="24"/>
+          <w:szCs w:val="24"/>
+        </w:rPr>
+      </w:pPr>
+      <w:r>
+        <w:rPr>
+          <w:rFonts w:ascii="Times New Roman" w:hAnsi="Times New Roman" w:cs="Times New Roman"/>
+          <w:sz w:val="24"/>
+          <w:szCs w:val="24"/>
+        </w:rPr>
+        <w:t xml:space="preserve">Uji 3 – Logout </w:t>
+      </w:r>
+      <w:proofErr w:type="spellStart"/>
+      <w:r>
+        <w:rPr>
+          <w:rFonts w:ascii="Times New Roman" w:hAnsi="Times New Roman" w:cs="Times New Roman"/>
+          <w:sz w:val="24"/>
+          <w:szCs w:val="24"/>
+        </w:rPr>
+        <w:t>Klik</w:t>
+      </w:r>
+      <w:proofErr w:type="spellEnd"/>
+      <w:r>
+        <w:rPr>
+          <w:rFonts w:ascii="Times New Roman" w:hAnsi="Times New Roman" w:cs="Times New Roman"/>
+          <w:sz w:val="24"/>
+          <w:szCs w:val="24"/>
+        </w:rPr>
+        <w:t xml:space="preserve"> </w:t>
+      </w:r>
+      <w:r>
+        <w:rPr>
+          <w:rFonts w:ascii="Times New Roman" w:hAnsi="Times New Roman" w:cs="Times New Roman"/>
+          <w:sz w:val="24"/>
+          <w:szCs w:val="24"/>
+        </w:rPr>
+        <w:br/>
+      </w:r>
+      <w:r>
+        <w:rPr>
+          <w:rFonts w:ascii="Times New Roman" w:hAnsi="Times New Roman" w:cs="Times New Roman"/>
+          <w:sz w:val="24"/>
+          <w:szCs w:val="24"/>
+        </w:rPr>
+        <w:t xml:space="preserve">Sign Out → Akses /profile Hasil: Tidak </w:t>
+      </w:r>
+      <w:proofErr w:type="spellStart"/>
+      <w:r>
+        <w:rPr>
+          <w:rFonts w:ascii="Times New Roman" w:hAnsi="Times New Roman" w:cs="Times New Roman"/>
+          <w:sz w:val="24"/>
+          <w:szCs w:val="24"/>
+        </w:rPr>
+        <w:t>bisa</w:t>
+      </w:r>
+      <w:proofErr w:type="spellEnd"/>
+      <w:r>
+        <w:rPr>
+          <w:rFonts w:ascii="Times New Roman" w:hAnsi="Times New Roman" w:cs="Times New Roman"/>
+          <w:sz w:val="24"/>
+          <w:szCs w:val="24"/>
+        </w:rPr>
+        <w:t xml:space="preserve"> </w:t>
+      </w:r>
+      <w:proofErr w:type="spellStart"/>
+      <w:r>
+        <w:rPr>
+          <w:rFonts w:ascii="Times New Roman" w:hAnsi="Times New Roman" w:cs="Times New Roman"/>
+          <w:sz w:val="24"/>
+          <w:szCs w:val="24"/>
+        </w:rPr>
+        <w:t>masuk</w:t>
+      </w:r>
+      <w:proofErr w:type="spellEnd"/>
+      <w:r>
+        <w:rPr>
+          <w:rFonts w:ascii="Times New Roman" w:hAnsi="Times New Roman" w:cs="Times New Roman"/>
+          <w:sz w:val="24"/>
+          <w:szCs w:val="24"/>
+        </w:rPr>
+        <w:br/>
+      </w:r>
+      <w:r>
+        <w:rPr>
+          <w:rFonts w:ascii="Times New Roman" w:hAnsi="Times New Roman" w:cs="Times New Roman"/>
+          <w:sz w:val="24"/>
+          <w:szCs w:val="24"/>
+        </w:rPr>
+        <w:drawing>
+          <wp:inline distT="0" distB="0" distL="0" distR="0" wp14:anchorId="5FD34295" wp14:editId="01CB2251">
+            <wp:extent cx="5731510" cy="1348740"/>
+            <wp:effectExtent l="0" t="0" r="2540" b="3810"/>
+            <wp:docPr id="1173488920" name="Picture 1"/>
+            <wp:cNvGraphicFramePr>
+              <a:graphicFrameLocks xmlns:a="http://schemas.openxmlformats.org/drawingml/2006/main" noChangeAspect="1"/>
+            </wp:cNvGraphicFramePr>
+            <a:graphic xmlns:a="http://schemas.openxmlformats.org/drawingml/2006/main">
+              <a:graphicData uri="http://schemas.openxmlformats.org/drawingml/2006/picture">
+                <pic:pic xmlns:pic="http://schemas.openxmlformats.org/drawingml/2006/picture">
+                  <pic:nvPicPr>
+                    <pic:cNvPr id="311389441" name=""/>
+                    <pic:cNvPicPr/>
+                  </pic:nvPicPr>
+                  <pic:blipFill>
+                    <a:blip r:embed="rId36"/>
+                    <a:stretch>
+                      <a:fillRect/>
+                    </a:stretch>
+                  </pic:blipFill>
+                  <pic:spPr>
+                    <a:xfrm>
+                      <a:off x="0" y="0"/>
+                      <a:ext cx="5731510" cy="1348740"/>
+                    </a:xfrm>
+                    <a:prstGeom prst="rect">
+                      <a:avLst/>
+                    </a:prstGeom>
+                  </pic:spPr>
+                </pic:pic>
+              </a:graphicData>
+            </a:graphic>
+          </wp:inline>
+        </w:drawing>
+      </w:r>
+      <w:r>
+        <w:rPr>
+          <w:rFonts w:ascii="Times New Roman" w:hAnsi="Times New Roman" w:cs="Times New Roman"/>
+          <w:sz w:val="24"/>
+          <w:szCs w:val="24"/>
+        </w:rPr>
+        <w:br/>
+      </w:r>
+      <w:proofErr w:type="spellStart"/>
+      <w:r>
+        <w:rPr>
+          <w:rFonts w:ascii="Times New Roman" w:hAnsi="Times New Roman" w:cs="Times New Roman"/>
+          <w:sz w:val="24"/>
+          <w:szCs w:val="24"/>
+        </w:rPr>
+        <w:t>Kemudian</w:t>
+      </w:r>
+      <w:proofErr w:type="spellEnd"/>
+      <w:r>
+        <w:rPr>
+          <w:rFonts w:ascii="Times New Roman" w:hAnsi="Times New Roman" w:cs="Times New Roman"/>
+          <w:sz w:val="24"/>
+          <w:szCs w:val="24"/>
+        </w:rPr>
+        <w:t xml:space="preserve"> </w:t>
+      </w:r>
+      <w:proofErr w:type="spellStart"/>
+      <w:r>
+        <w:rPr>
+          <w:rFonts w:ascii="Times New Roman" w:hAnsi="Times New Roman" w:cs="Times New Roman"/>
+          <w:sz w:val="24"/>
+          <w:szCs w:val="24"/>
+        </w:rPr>
+        <w:t>akses</w:t>
+      </w:r>
+      <w:proofErr w:type="spellEnd"/>
+      <w:r>
+        <w:rPr>
+          <w:rFonts w:ascii="Times New Roman" w:hAnsi="Times New Roman" w:cs="Times New Roman"/>
+          <w:sz w:val="24"/>
+          <w:szCs w:val="24"/>
+        </w:rPr>
+        <w:t xml:space="preserve"> /profile </w:t>
+      </w:r>
+      <w:proofErr w:type="spellStart"/>
+      <w:r>
+        <w:rPr>
+          <w:rFonts w:ascii="Times New Roman" w:hAnsi="Times New Roman" w:cs="Times New Roman"/>
+          <w:sz w:val="24"/>
+          <w:szCs w:val="24"/>
+        </w:rPr>
+        <w:t>maka</w:t>
+      </w:r>
+      <w:proofErr w:type="spellEnd"/>
+      <w:r>
+        <w:rPr>
+          <w:rFonts w:ascii="Times New Roman" w:hAnsi="Times New Roman" w:cs="Times New Roman"/>
+          <w:sz w:val="24"/>
+          <w:szCs w:val="24"/>
+        </w:rPr>
+        <w:t xml:space="preserve"> </w:t>
+      </w:r>
+      <w:proofErr w:type="spellStart"/>
+      <w:r>
+        <w:rPr>
+          <w:rFonts w:ascii="Times New Roman" w:hAnsi="Times New Roman" w:cs="Times New Roman"/>
+          <w:sz w:val="24"/>
+          <w:szCs w:val="24"/>
+        </w:rPr>
+        <w:t>tidak</w:t>
+      </w:r>
+      <w:proofErr w:type="spellEnd"/>
+      <w:r>
+        <w:rPr>
+          <w:rFonts w:ascii="Times New Roman" w:hAnsi="Times New Roman" w:cs="Times New Roman"/>
+          <w:sz w:val="24"/>
+          <w:szCs w:val="24"/>
+        </w:rPr>
+        <w:t xml:space="preserve"> </w:t>
+      </w:r>
+      <w:proofErr w:type="spellStart"/>
+      <w:r>
+        <w:rPr>
+          <w:rFonts w:ascii="Times New Roman" w:hAnsi="Times New Roman" w:cs="Times New Roman"/>
+          <w:sz w:val="24"/>
+          <w:szCs w:val="24"/>
+        </w:rPr>
+        <w:t>akan</w:t>
+      </w:r>
+      <w:proofErr w:type="spellEnd"/>
+      <w:r>
+        <w:rPr>
+          <w:rFonts w:ascii="Times New Roman" w:hAnsi="Times New Roman" w:cs="Times New Roman"/>
+          <w:sz w:val="24"/>
+          <w:szCs w:val="24"/>
+        </w:rPr>
+        <w:t xml:space="preserve"> </w:t>
+      </w:r>
+      <w:proofErr w:type="spellStart"/>
+      <w:r>
+        <w:rPr>
+          <w:rFonts w:ascii="Times New Roman" w:hAnsi="Times New Roman" w:cs="Times New Roman"/>
+          <w:sz w:val="24"/>
+          <w:szCs w:val="24"/>
+        </w:rPr>
+        <w:t>bisa</w:t>
+      </w:r>
+      <w:proofErr w:type="spellEnd"/>
+      <w:r>
+        <w:rPr>
+          <w:rFonts w:ascii="Times New Roman" w:hAnsi="Times New Roman" w:cs="Times New Roman"/>
+          <w:sz w:val="24"/>
+          <w:szCs w:val="24"/>
+        </w:rPr>
+        <w:t xml:space="preserve"> </w:t>
+      </w:r>
+      <w:proofErr w:type="spellStart"/>
+      <w:r>
+        <w:rPr>
+          <w:rFonts w:ascii="Times New Roman" w:hAnsi="Times New Roman" w:cs="Times New Roman"/>
+          <w:sz w:val="24"/>
+          <w:szCs w:val="24"/>
+        </w:rPr>
+        <w:t>akses</w:t>
+      </w:r>
+      <w:proofErr w:type="spellEnd"/>
+      <w:r>
+        <w:rPr>
+          <w:rFonts w:ascii="Times New Roman" w:hAnsi="Times New Roman" w:cs="Times New Roman"/>
+          <w:sz w:val="24"/>
+          <w:szCs w:val="24"/>
+        </w:rPr>
+        <w:t xml:space="preserve">, </w:t>
+      </w:r>
+      <w:proofErr w:type="spellStart"/>
+      <w:r>
+        <w:rPr>
+          <w:rFonts w:ascii="Times New Roman" w:hAnsi="Times New Roman" w:cs="Times New Roman"/>
+          <w:sz w:val="24"/>
+          <w:szCs w:val="24"/>
+        </w:rPr>
+        <w:t>karena</w:t>
+      </w:r>
+      <w:proofErr w:type="spellEnd"/>
+      <w:r>
+        <w:rPr>
+          <w:rFonts w:ascii="Times New Roman" w:hAnsi="Times New Roman" w:cs="Times New Roman"/>
+          <w:sz w:val="24"/>
+          <w:szCs w:val="24"/>
+        </w:rPr>
+        <w:t xml:space="preserve"> cookies </w:t>
+      </w:r>
+      <w:proofErr w:type="spellStart"/>
+      <w:r>
+        <w:rPr>
+          <w:rFonts w:ascii="Times New Roman" w:hAnsi="Times New Roman" w:cs="Times New Roman"/>
+          <w:sz w:val="24"/>
+          <w:szCs w:val="24"/>
+        </w:rPr>
+        <w:t>sudah</w:t>
+      </w:r>
+      <w:proofErr w:type="spellEnd"/>
+      <w:r>
+        <w:rPr>
+          <w:rFonts w:ascii="Times New Roman" w:hAnsi="Times New Roman" w:cs="Times New Roman"/>
+          <w:sz w:val="24"/>
+          <w:szCs w:val="24"/>
+        </w:rPr>
+        <w:t xml:space="preserve"> </w:t>
+      </w:r>
+      <w:proofErr w:type="spellStart"/>
+      <w:r>
+        <w:rPr>
+          <w:rFonts w:ascii="Times New Roman" w:hAnsi="Times New Roman" w:cs="Times New Roman"/>
+          <w:sz w:val="24"/>
+          <w:szCs w:val="24"/>
+        </w:rPr>
+        <w:t>terhapus</w:t>
+      </w:r>
+      <w:proofErr w:type="spellEnd"/>
+      <w:r>
+        <w:rPr>
+          <w:rFonts w:ascii="Times New Roman" w:hAnsi="Times New Roman" w:cs="Times New Roman"/>
+          <w:sz w:val="24"/>
+          <w:szCs w:val="24"/>
+        </w:rPr>
+        <w:br/>
+      </w:r>
+      <w:r>
+        <w:rPr>
+          <w:rFonts w:ascii="Times New Roman" w:hAnsi="Times New Roman" w:cs="Times New Roman"/>
+          <w:sz w:val="24"/>
+          <w:szCs w:val="24"/>
+        </w:rPr>
+        <w:lastRenderedPageBreak/>
+        <w:br/>
+      </w:r>
+      <w:r>
+        <w:rPr>
+          <w:rFonts w:ascii="Times New Roman" w:hAnsi="Times New Roman" w:cs="Times New Roman"/>
+          <w:sz w:val="24"/>
+          <w:szCs w:val="24"/>
+        </w:rPr>
+        <w:drawing>
+          <wp:inline distT="0" distB="0" distL="0" distR="0" wp14:anchorId="79ACD12A" wp14:editId="3D7ADD45">
+            <wp:extent cx="5731510" cy="1135380"/>
+            <wp:effectExtent l="0" t="0" r="2540" b="7620"/>
+            <wp:docPr id="2013559519" name="Picture 1"/>
+            <wp:cNvGraphicFramePr>
+              <a:graphicFrameLocks xmlns:a="http://schemas.openxmlformats.org/drawingml/2006/main" noChangeAspect="1"/>
+            </wp:cNvGraphicFramePr>
+            <a:graphic xmlns:a="http://schemas.openxmlformats.org/drawingml/2006/main">
+              <a:graphicData uri="http://schemas.openxmlformats.org/drawingml/2006/picture">
+                <pic:pic xmlns:pic="http://schemas.openxmlformats.org/drawingml/2006/picture">
+                  <pic:nvPicPr>
+                    <pic:cNvPr id="261667430" name=""/>
+                    <pic:cNvPicPr/>
+                  </pic:nvPicPr>
+                  <pic:blipFill>
+                    <a:blip r:embed="rId35"/>
+                    <a:stretch>
+                      <a:fillRect/>
+                    </a:stretch>
+                  </pic:blipFill>
+                  <pic:spPr>
+                    <a:xfrm>
+                      <a:off x="0" y="0"/>
+                      <a:ext cx="5731510" cy="1135380"/>
+                    </a:xfrm>
+                    <a:prstGeom prst="rect">
+                      <a:avLst/>
+                    </a:prstGeom>
+                  </pic:spPr>
+                </pic:pic>
+              </a:graphicData>
+            </a:graphic>
+          </wp:inline>
+        </w:drawing>
+      </w:r>
+      <w:r>
+        <w:rPr>
+          <w:rFonts w:ascii="Times New Roman" w:hAnsi="Times New Roman" w:cs="Times New Roman"/>
+          <w:sz w:val="24"/>
+          <w:szCs w:val="24"/>
+        </w:rPr>
+        <w:br/>
+      </w:r>
+      <w:r>
+        <w:rPr>
+          <w:rFonts w:ascii="Times New Roman" w:hAnsi="Times New Roman" w:cs="Times New Roman"/>
+          <w:sz w:val="24"/>
+          <w:szCs w:val="24"/>
+        </w:rPr>
+        <w:drawing>
+          <wp:inline distT="0" distB="0" distL="0" distR="0" wp14:anchorId="18CA2E53" wp14:editId="0AAE0B02">
+            <wp:extent cx="5731510" cy="1348740"/>
+            <wp:effectExtent l="0" t="0" r="2540" b="3810"/>
+            <wp:docPr id="245845391" name="Picture 1"/>
+            <wp:cNvGraphicFramePr>
+              <a:graphicFrameLocks xmlns:a="http://schemas.openxmlformats.org/drawingml/2006/main" noChangeAspect="1"/>
+            </wp:cNvGraphicFramePr>
+            <a:graphic xmlns:a="http://schemas.openxmlformats.org/drawingml/2006/main">
+              <a:graphicData uri="http://schemas.openxmlformats.org/drawingml/2006/picture">
+                <pic:pic xmlns:pic="http://schemas.openxmlformats.org/drawingml/2006/picture">
+                  <pic:nvPicPr>
+                    <pic:cNvPr id="311389441" name=""/>
+                    <pic:cNvPicPr/>
+                  </pic:nvPicPr>
+                  <pic:blipFill>
+                    <a:blip r:embed="rId36"/>
+                    <a:stretch>
+                      <a:fillRect/>
+                    </a:stretch>
+                  </pic:blipFill>
+                  <pic:spPr>
+                    <a:xfrm>
+                      <a:off x="0" y="0"/>
+                      <a:ext cx="5731510" cy="1348740"/>
+                    </a:xfrm>
+                    <a:prstGeom prst="rect">
+                      <a:avLst/>
+                    </a:prstGeom>
+                  </pic:spPr>
+                </pic:pic>
+              </a:graphicData>
+            </a:graphic>
+          </wp:inline>
+        </w:drawing>
+      </w:r>
+    </w:p>
+    <w:p>
+      <w:pPr>
+        <w:rPr>
+          <w:rFonts w:ascii="Times New Roman" w:hAnsi="Times New Roman" w:cs="Times New Roman"/>
+          <w:b/>
+          <w:bCs/>
+          <w:sz w:val="28"/>
+          <w:szCs w:val="28"/>
+        </w:rPr>
+      </w:pPr>
+      <w:proofErr w:type="spellStart"/>
+      <w:r>
+        <w:rPr>
+          <w:rFonts w:ascii="Times New Roman" w:hAnsi="Times New Roman" w:cs="Times New Roman"/>
+          <w:b/>
+          <w:bCs/>
+          <w:sz w:val="28"/>
+          <w:szCs w:val="28"/>
+        </w:rPr>
+        <w:t>Tugas</w:t>
+      </w:r>
+      <w:proofErr w:type="spellEnd"/>
+      <w:r>
+        <w:rPr>
+          <w:rFonts w:ascii="Times New Roman" w:hAnsi="Times New Roman" w:cs="Times New Roman"/>
+          <w:b/>
+          <w:bCs/>
+          <w:sz w:val="28"/>
+          <w:szCs w:val="28"/>
+        </w:rPr>
+        <w:t xml:space="preserve"> </w:t>
+      </w:r>
+      <w:proofErr w:type="spellStart"/>
+      <w:r>
+        <w:rPr>
+          <w:rFonts w:ascii="Times New Roman" w:hAnsi="Times New Roman" w:cs="Times New Roman"/>
+          <w:b/>
+          <w:bCs/>
+          <w:sz w:val="28"/>
+          <w:szCs w:val="28"/>
+        </w:rPr>
+        <w:t>Praktikum</w:t>
+      </w:r>
+      <w:proofErr w:type="spellEnd"/>
+    </w:p>
+    <w:p>
+      <w:pPr>
+        <w:pStyle w:val="ListParagraph"/>
+        <w:numPr>
+          <w:ilvl w:val="0"/>
+          <w:numId w:val="11"/>
+        </w:numPr>
+        <w:rPr>
+          <w:rFonts w:ascii="Times New Roman" w:hAnsi="Times New Roman" w:cs="Times New Roman"/>
+          <w:sz w:val="24"/>
+          <w:szCs w:val="24"/>
+        </w:rPr>
+      </w:pPr>
+      <w:proofErr w:type="spellStart"/>
+      <w:r>
+        <w:rPr>
+          <w:rFonts w:ascii="Times New Roman" w:hAnsi="Times New Roman" w:cs="Times New Roman"/>
+          <w:sz w:val="24"/>
+          <w:szCs w:val="24"/>
+        </w:rPr>
+        <w:t>Implementasikan</w:t>
+      </w:r>
+      <w:proofErr w:type="spellEnd"/>
+      <w:r>
+        <w:rPr>
+          <w:rFonts w:ascii="Times New Roman" w:hAnsi="Times New Roman" w:cs="Times New Roman"/>
+          <w:sz w:val="24"/>
+          <w:szCs w:val="24"/>
+        </w:rPr>
+        <w:t xml:space="preserve"> login </w:t>
+      </w:r>
+      <w:proofErr w:type="spellStart"/>
+      <w:r>
+        <w:rPr>
+          <w:rFonts w:ascii="Times New Roman" w:hAnsi="Times New Roman" w:cs="Times New Roman"/>
+          <w:sz w:val="24"/>
+          <w:szCs w:val="24"/>
+        </w:rPr>
+        <w:t>menggunakan</w:t>
+      </w:r>
+      <w:proofErr w:type="spellEnd"/>
+      <w:r>
+        <w:rPr>
+          <w:rFonts w:ascii="Times New Roman" w:hAnsi="Times New Roman" w:cs="Times New Roman"/>
+          <w:sz w:val="24"/>
+          <w:szCs w:val="24"/>
+        </w:rPr>
+        <w:t xml:space="preserve"> Credentials Provider</w:t>
+      </w:r>
+      <w:r>
+        <w:rPr>
+          <w:rFonts w:ascii="Times New Roman" w:hAnsi="Times New Roman" w:cs="Times New Roman"/>
+          <w:sz w:val="24"/>
+          <w:szCs w:val="24"/>
+        </w:rPr>
+        <w:br/>
+      </w:r>
+      <w:r>
+        <w:rPr>
+          <w:rFonts w:ascii="Times New Roman" w:hAnsi="Times New Roman" w:cs="Times New Roman"/>
+          <w:sz w:val="24"/>
+          <w:szCs w:val="24"/>
+        </w:rPr>
+        <w:drawing>
+          <wp:inline distT="0" distB="0" distL="0" distR="0" wp14:anchorId="35362C20" wp14:editId="75B397DF">
+            <wp:extent cx="3189792" cy="5495925"/>
+            <wp:effectExtent l="0" t="0" r="0" b="0"/>
+            <wp:docPr id="442078408" name="Picture 1"/>
+            <wp:cNvGraphicFramePr>
+              <a:graphicFrameLocks xmlns:a="http://schemas.openxmlformats.org/drawingml/2006/main" noChangeAspect="1"/>
+            </wp:cNvGraphicFramePr>
+            <a:graphic xmlns:a="http://schemas.openxmlformats.org/drawingml/2006/main">
+              <a:graphicData uri="http://schemas.openxmlformats.org/drawingml/2006/picture">
+                <pic:pic xmlns:pic="http://schemas.openxmlformats.org/drawingml/2006/picture">
+                  <pic:nvPicPr>
+                    <pic:cNvPr id="442078408" name=""/>
+                    <pic:cNvPicPr/>
+                  </pic:nvPicPr>
+                  <pic:blipFill>
+                    <a:blip r:embed="rId39"/>
+                    <a:stretch>
+                      <a:fillRect/>
+                    </a:stretch>
+                  </pic:blipFill>
+                  <pic:spPr>
+                    <a:xfrm>
+                      <a:off x="0" y="0"/>
+                      <a:ext cx="3194941" cy="5504797"/>
+                    </a:xfrm>
+                    <a:prstGeom prst="rect">
+                      <a:avLst/>
+                    </a:prstGeom>
+                  </pic:spPr>
+                </pic:pic>
+              </a:graphicData>
+            </a:graphic>
+          </wp:inline>
+        </w:drawing>
+      </w:r>
+      <w:r>
+        <w:rPr>
+          <w:rFonts w:ascii="Times New Roman" w:hAnsi="Times New Roman" w:cs="Times New Roman"/>
+          <w:sz w:val="24"/>
+          <w:szCs w:val="24"/>
+        </w:rPr>
+        <w:t>.</w:t>
+      </w:r>
+    </w:p>
+    <w:p>
+      <w:pPr>
+        <w:pStyle w:val="ListParagraph"/>
+        <w:numPr>
+          <w:ilvl w:val="0"/>
+          <w:numId w:val="11"/>
+        </w:numPr>
+        <w:rPr>
+          <w:rFonts w:ascii="Times New Roman" w:hAnsi="Times New Roman" w:cs="Times New Roman"/>
+          <w:sz w:val="24"/>
+          <w:szCs w:val="24"/>
+        </w:rPr>
+      </w:pPr>
+      <w:proofErr w:type="spellStart"/>
+      <w:r>
+        <w:rPr>
+          <w:rFonts w:ascii="Times New Roman" w:hAnsi="Times New Roman" w:cs="Times New Roman"/>
+          <w:sz w:val="24"/>
+          <w:szCs w:val="24"/>
+        </w:rPr>
+        <w:lastRenderedPageBreak/>
+        <w:t>Tambahkan</w:t>
+      </w:r>
+      <w:proofErr w:type="spellEnd"/>
+      <w:r>
+        <w:rPr>
+          <w:rFonts w:ascii="Times New Roman" w:hAnsi="Times New Roman" w:cs="Times New Roman"/>
+          <w:sz w:val="24"/>
+          <w:szCs w:val="24"/>
+        </w:rPr>
+        <w:t xml:space="preserve"> field full name.</w:t>
+      </w:r>
+      <w:r>
+        <w:rPr>
+          <w:rFonts w:ascii="Times New Roman" w:hAnsi="Times New Roman" w:cs="Times New Roman"/>
+          <w:sz w:val="24"/>
+          <w:szCs w:val="24"/>
+        </w:rPr>
+        <w:br/>
+      </w:r>
+      <w:r>
+        <w:rPr>
+          <w:rFonts w:ascii="Times New Roman" w:hAnsi="Times New Roman" w:cs="Times New Roman"/>
+          <w:sz w:val="24"/>
+          <w:szCs w:val="24"/>
+        </w:rPr>
+        <w:drawing>
+          <wp:inline distT="0" distB="0" distL="0" distR="0" wp14:anchorId="43A619C5" wp14:editId="563766FE">
+            <wp:extent cx="3286584" cy="2333951"/>
+            <wp:effectExtent l="0" t="0" r="9525" b="9525"/>
+            <wp:docPr id="30280472" name="Picture 1"/>
+            <wp:cNvGraphicFramePr>
+              <a:graphicFrameLocks xmlns:a="http://schemas.openxmlformats.org/drawingml/2006/main" noChangeAspect="1"/>
+            </wp:cNvGraphicFramePr>
+            <a:graphic xmlns:a="http://schemas.openxmlformats.org/drawingml/2006/main">
+              <a:graphicData uri="http://schemas.openxmlformats.org/drawingml/2006/picture">
+                <pic:pic xmlns:pic="http://schemas.openxmlformats.org/drawingml/2006/picture">
+                  <pic:nvPicPr>
+                    <pic:cNvPr id="30280472" name=""/>
+                    <pic:cNvPicPr/>
+                  </pic:nvPicPr>
+                  <pic:blipFill>
+                    <a:blip r:embed="rId40"/>
+                    <a:stretch>
+                      <a:fillRect/>
+                    </a:stretch>
+                  </pic:blipFill>
+                  <pic:spPr>
+                    <a:xfrm>
+                      <a:off x="0" y="0"/>
+                      <a:ext cx="3286584" cy="2333951"/>
+                    </a:xfrm>
+                    <a:prstGeom prst="rect">
+                      <a:avLst/>
+                    </a:prstGeom>
+                  </pic:spPr>
+                </pic:pic>
+              </a:graphicData>
+            </a:graphic>
+          </wp:inline>
+        </w:drawing>
+      </w:r>
+    </w:p>
+    <w:p>
+      <w:pPr>
+        <w:pStyle w:val="ListParagraph"/>
+        <w:numPr>
+          <w:ilvl w:val="0"/>
+          <w:numId w:val="11"/>
+        </w:numPr>
+        <w:rPr>
+          <w:rFonts w:ascii="Times New Roman" w:hAnsi="Times New Roman" w:cs="Times New Roman"/>
+          <w:sz w:val="24"/>
+          <w:szCs w:val="24"/>
+        </w:rPr>
+      </w:pPr>
+      <w:proofErr w:type="spellStart"/>
+      <w:r>
+        <w:rPr>
+          <w:rFonts w:ascii="Times New Roman" w:hAnsi="Times New Roman" w:cs="Times New Roman"/>
+          <w:sz w:val="24"/>
+          <w:szCs w:val="24"/>
+        </w:rPr>
+        <w:t>Tampilkan</w:t>
+      </w:r>
+      <w:proofErr w:type="spellEnd"/>
+      <w:r>
+        <w:rPr>
+          <w:rFonts w:ascii="Times New Roman" w:hAnsi="Times New Roman" w:cs="Times New Roman"/>
+          <w:sz w:val="24"/>
+          <w:szCs w:val="24"/>
+        </w:rPr>
+        <w:t xml:space="preserve"> full name </w:t>
+      </w:r>
+      <w:proofErr w:type="spellStart"/>
+      <w:r>
+        <w:rPr>
+          <w:rFonts w:ascii="Times New Roman" w:hAnsi="Times New Roman" w:cs="Times New Roman"/>
+          <w:sz w:val="24"/>
+          <w:szCs w:val="24"/>
+        </w:rPr>
+        <w:t>setelah</w:t>
+      </w:r>
+      <w:proofErr w:type="spellEnd"/>
+      <w:r>
+        <w:rPr>
+          <w:rFonts w:ascii="Times New Roman" w:hAnsi="Times New Roman" w:cs="Times New Roman"/>
+          <w:sz w:val="24"/>
+          <w:szCs w:val="24"/>
+        </w:rPr>
+        <w:t xml:space="preserve"> login.</w:t>
+      </w:r>
+      <w:r>
+        <w:rPr>
+          <w:rFonts w:ascii="Times New Roman" w:hAnsi="Times New Roman" w:cs="Times New Roman"/>
+          <w:sz w:val="24"/>
+          <w:szCs w:val="24"/>
+        </w:rPr>
+        <w:br/>
+      </w:r>
+      <w:r>
+        <w:rPr>
+          <w:rFonts w:ascii="Times New Roman" w:hAnsi="Times New Roman" w:cs="Times New Roman"/>
+          <w:sz w:val="24"/>
+          <w:szCs w:val="24"/>
+        </w:rPr>
+        <w:drawing>
+          <wp:inline distT="0" distB="0" distL="0" distR="0" wp14:anchorId="181AD23B" wp14:editId="57FFEF48">
+            <wp:extent cx="2953162" cy="1600423"/>
+            <wp:effectExtent l="0" t="0" r="0" b="0"/>
+            <wp:docPr id="931162039" name="Picture 1"/>
+            <wp:cNvGraphicFramePr>
+              <a:graphicFrameLocks xmlns:a="http://schemas.openxmlformats.org/drawingml/2006/main" noChangeAspect="1"/>
+            </wp:cNvGraphicFramePr>
+            <a:graphic xmlns:a="http://schemas.openxmlformats.org/drawingml/2006/main">
+              <a:graphicData uri="http://schemas.openxmlformats.org/drawingml/2006/picture">
+                <pic:pic xmlns:pic="http://schemas.openxmlformats.org/drawingml/2006/picture">
+                  <pic:nvPicPr>
+                    <pic:cNvPr id="931162039" name=""/>
+                    <pic:cNvPicPr/>
+                  </pic:nvPicPr>
+                  <pic:blipFill>
+                    <a:blip r:embed="rId41"/>
+                    <a:stretch>
+                      <a:fillRect/>
+                    </a:stretch>
+                  </pic:blipFill>
+                  <pic:spPr>
+                    <a:xfrm>
+                      <a:off x="0" y="0"/>
+                      <a:ext cx="2953162" cy="1600423"/>
+                    </a:xfrm>
+                    <a:prstGeom prst="rect">
+                      <a:avLst/>
+                    </a:prstGeom>
+                  </pic:spPr>
+                </pic:pic>
+              </a:graphicData>
+            </a:graphic>
+          </wp:inline>
+        </w:drawing>
+      </w:r>
+    </w:p>
+    <w:p>
+      <w:pPr>
+        <w:pStyle w:val="ListParagraph"/>
+        <w:numPr>
+          <w:ilvl w:val="0"/>
+          <w:numId w:val="11"/>
+        </w:numPr>
+        <w:rPr>
+          <w:rFonts w:ascii="Times New Roman" w:hAnsi="Times New Roman" w:cs="Times New Roman"/>
+          <w:sz w:val="24"/>
+          <w:szCs w:val="24"/>
+        </w:rPr>
+      </w:pPr>
+      <w:r>
+        <w:rPr>
+          <w:rFonts w:ascii="Times New Roman" w:hAnsi="Times New Roman" w:cs="Times New Roman"/>
+          <w:sz w:val="24"/>
+          <w:szCs w:val="24"/>
+        </w:rPr>
+        <w:t xml:space="preserve">Buat </w:t>
+      </w:r>
+      <w:proofErr w:type="spellStart"/>
+      <w:r>
+        <w:rPr>
+          <w:rFonts w:ascii="Times New Roman" w:hAnsi="Times New Roman" w:cs="Times New Roman"/>
+          <w:sz w:val="24"/>
+          <w:szCs w:val="24"/>
+        </w:rPr>
+        <w:t>halaman</w:t>
+      </w:r>
+      <w:proofErr w:type="spellEnd"/>
+      <w:r>
+        <w:rPr>
+          <w:rFonts w:ascii="Times New Roman" w:hAnsi="Times New Roman" w:cs="Times New Roman"/>
+          <w:sz w:val="24"/>
+          <w:szCs w:val="24"/>
+        </w:rPr>
+        <w:t xml:space="preserve"> profile.</w:t>
+      </w:r>
+      <w:r>
+        <w:rPr>
+          <w:rFonts w:ascii="Times New Roman" w:hAnsi="Times New Roman" w:cs="Times New Roman"/>
+          <w:sz w:val="24"/>
+          <w:szCs w:val="24"/>
+        </w:rPr>
+        <w:br/>
+      </w:r>
+      <w:r>
+        <w:rPr>
+          <w:rFonts w:ascii="Times New Roman" w:hAnsi="Times New Roman" w:cs="Times New Roman"/>
+          <w:sz w:val="24"/>
+          <w:szCs w:val="24"/>
+        </w:rPr>
+        <w:drawing>
+          <wp:inline distT="0" distB="0" distL="0" distR="0" wp14:anchorId="38E1BA2D" wp14:editId="46B01369">
+            <wp:extent cx="4448796" cy="2686425"/>
+            <wp:effectExtent l="0" t="0" r="9525" b="0"/>
+            <wp:docPr id="621217952" name="Picture 1"/>
+            <wp:cNvGraphicFramePr>
+              <a:graphicFrameLocks xmlns:a="http://schemas.openxmlformats.org/drawingml/2006/main" noChangeAspect="1"/>
+            </wp:cNvGraphicFramePr>
+            <a:graphic xmlns:a="http://schemas.openxmlformats.org/drawingml/2006/main">
+              <a:graphicData uri="http://schemas.openxmlformats.org/drawingml/2006/picture">
+                <pic:pic xmlns:pic="http://schemas.openxmlformats.org/drawingml/2006/picture">
+                  <pic:nvPicPr>
+                    <pic:cNvPr id="621217952" name=""/>
+                    <pic:cNvPicPr/>
+                  </pic:nvPicPr>
+                  <pic:blipFill>
+                    <a:blip r:embed="rId42"/>
+                    <a:stretch>
+                      <a:fillRect/>
+                    </a:stretch>
+                  </pic:blipFill>
+                  <pic:spPr>
+                    <a:xfrm>
+                      <a:off x="0" y="0"/>
+                      <a:ext cx="4448796" cy="2686425"/>
+                    </a:xfrm>
+                    <a:prstGeom prst="rect">
+                      <a:avLst/>
+                    </a:prstGeom>
+                  </pic:spPr>
+                </pic:pic>
+              </a:graphicData>
+            </a:graphic>
+          </wp:inline>
+        </w:drawing>
+      </w:r>
+    </w:p>
+    <w:p>
+      <w:pPr>
+        <w:pStyle w:val="ListParagraph"/>
+        <w:numPr>
+          <w:ilvl w:val="0"/>
+          <w:numId w:val="11"/>
+        </w:numPr>
+        <w:rPr>
+          <w:rFonts w:ascii="Times New Roman" w:hAnsi="Times New Roman" w:cs="Times New Roman"/>
+          <w:sz w:val="24"/>
+          <w:szCs w:val="24"/>
+        </w:rPr>
+      </w:pPr>
+      <w:proofErr w:type="spellStart"/>
+      <w:r>
+        <w:rPr>
+          <w:rFonts w:ascii="Times New Roman" w:hAnsi="Times New Roman" w:cs="Times New Roman"/>
+          <w:sz w:val="24"/>
+          <w:szCs w:val="24"/>
+        </w:rPr>
+        <w:lastRenderedPageBreak/>
+        <w:t>Lindungi</w:t>
+      </w:r>
+      <w:proofErr w:type="spellEnd"/>
+      <w:r>
+        <w:rPr>
+          <w:rFonts w:ascii="Times New Roman" w:hAnsi="Times New Roman" w:cs="Times New Roman"/>
+          <w:sz w:val="24"/>
+          <w:szCs w:val="24"/>
+        </w:rPr>
+        <w:t xml:space="preserve"> </w:t>
+      </w:r>
+      <w:proofErr w:type="spellStart"/>
+      <w:r>
+        <w:rPr>
+          <w:rFonts w:ascii="Times New Roman" w:hAnsi="Times New Roman" w:cs="Times New Roman"/>
+          <w:sz w:val="24"/>
+          <w:szCs w:val="24"/>
+        </w:rPr>
+        <w:t>halaman</w:t>
+      </w:r>
+      <w:proofErr w:type="spellEnd"/>
+      <w:r>
+        <w:rPr>
+          <w:rFonts w:ascii="Times New Roman" w:hAnsi="Times New Roman" w:cs="Times New Roman"/>
+          <w:sz w:val="24"/>
+          <w:szCs w:val="24"/>
+        </w:rPr>
+        <w:t xml:space="preserve"> profile </w:t>
+      </w:r>
+      <w:proofErr w:type="spellStart"/>
+      <w:r>
+        <w:rPr>
+          <w:rFonts w:ascii="Times New Roman" w:hAnsi="Times New Roman" w:cs="Times New Roman"/>
+          <w:sz w:val="24"/>
+          <w:szCs w:val="24"/>
+        </w:rPr>
+        <w:t>dengan</w:t>
+      </w:r>
+      <w:proofErr w:type="spellEnd"/>
+      <w:r>
+        <w:rPr>
+          <w:rFonts w:ascii="Times New Roman" w:hAnsi="Times New Roman" w:cs="Times New Roman"/>
+          <w:sz w:val="24"/>
+          <w:szCs w:val="24"/>
+        </w:rPr>
+        <w:t xml:space="preserve"> middleware.</w:t>
+      </w:r>
+      <w:r>
+        <w:rPr>
+          <w:rFonts w:ascii="Times New Roman" w:hAnsi="Times New Roman" w:cs="Times New Roman"/>
+          <w:sz w:val="24"/>
+          <w:szCs w:val="24"/>
+        </w:rPr>
+        <w:br/>
+      </w:r>
+      <w:r>
+        <w:rPr>
+          <w:rFonts w:ascii="Times New Roman" w:hAnsi="Times New Roman" w:cs="Times New Roman"/>
+          <w:sz w:val="24"/>
+          <w:szCs w:val="24"/>
+        </w:rPr>
+        <w:drawing>
+          <wp:inline distT="0" distB="0" distL="0" distR="0" wp14:anchorId="341EC3FD" wp14:editId="135C0241">
+            <wp:extent cx="4102620" cy="6076950"/>
+            <wp:effectExtent l="0" t="0" r="0" b="0"/>
+            <wp:docPr id="596829317" name="Picture 1"/>
+            <wp:cNvGraphicFramePr>
+              <a:graphicFrameLocks xmlns:a="http://schemas.openxmlformats.org/drawingml/2006/main" noChangeAspect="1"/>
+            </wp:cNvGraphicFramePr>
+            <a:graphic xmlns:a="http://schemas.openxmlformats.org/drawingml/2006/main">
+              <a:graphicData uri="http://schemas.openxmlformats.org/drawingml/2006/picture">
+                <pic:pic xmlns:pic="http://schemas.openxmlformats.org/drawingml/2006/picture">
+                  <pic:nvPicPr>
+                    <pic:cNvPr id="596829317" name=""/>
+                    <pic:cNvPicPr/>
+                  </pic:nvPicPr>
+                  <pic:blipFill>
+                    <a:blip r:embed="rId43"/>
+                    <a:stretch>
+                      <a:fillRect/>
+                    </a:stretch>
+                  </pic:blipFill>
+                  <pic:spPr>
+                    <a:xfrm>
+                      <a:off x="0" y="0"/>
+                      <a:ext cx="4107068" cy="6083538"/>
+                    </a:xfrm>
+                    <a:prstGeom prst="rect">
+                      <a:avLst/>
+                    </a:prstGeom>
+                  </pic:spPr>
+                </pic:pic>
+              </a:graphicData>
+            </a:graphic>
+          </wp:inline>
+        </w:drawing>
+      </w:r>
+    </w:p>
+    <w:p>
+      <w:pPr>
+        <w:pStyle w:val="ListParagraph"/>
+        <w:numPr>
+          <w:ilvl w:val="0"/>
+          <w:numId w:val="11"/>
+        </w:numPr>
+        <w:rPr>
+          <w:rFonts w:ascii="Times New Roman" w:hAnsi="Times New Roman" w:cs="Times New Roman"/>
+          <w:sz w:val="24"/>
+          <w:szCs w:val="24"/>
+        </w:rPr>
+      </w:pPr>
+      <w:proofErr w:type="spellStart"/>
+      <w:r>
+        <w:rPr>
+          <w:rFonts w:ascii="Times New Roman" w:hAnsi="Times New Roman" w:cs="Times New Roman"/>
+          <w:sz w:val="24"/>
+          <w:szCs w:val="24"/>
+        </w:rPr>
+        <w:t>Dokumentasikan:</w:t>
+      </w:r>
+      <w:proofErr w:type="spellEnd"/>
+    </w:p>
+    <w:p>
+      <w:pPr>
+        <w:pStyle w:val="ListParagraph"/>
+        <w:numPr>
+          <w:ilvl w:val="0"/>
+          <w:numId w:val="4"/>
+        </w:numPr>
+        <w:rPr>
+          <w:rFonts w:ascii="Times New Roman" w:hAnsi="Times New Roman" w:cs="Times New Roman"/>
+          <w:sz w:val="24"/>
+          <w:szCs w:val="24"/>
+        </w:rPr>
+      </w:pPr>
+      <w:r>
+        <w:rPr>
+          <w:rFonts w:ascii="Times New Roman" w:hAnsi="Times New Roman" w:cs="Times New Roman"/>
+          <w:sz w:val="24"/>
+          <w:szCs w:val="24"/>
+        </w:rPr>
+        <w:t>Screenshot login</w:t>
+      </w:r>
+      <w:r>
+        <w:rPr>
+          <w:rFonts w:ascii="Times New Roman" w:hAnsi="Times New Roman" w:cs="Times New Roman"/>
+          <w:sz w:val="24"/>
+          <w:szCs w:val="24"/>
+        </w:rPr>
+        <w:br/>
+      </w:r>
+      <w:r>
+        <w:rPr>
+          <w:rFonts w:ascii="Times New Roman" w:hAnsi="Times New Roman" w:cs="Times New Roman"/>
+          <w:sz w:val="24"/>
+          <w:szCs w:val="24"/>
+        </w:rPr>
+        <w:drawing>
+          <wp:inline distT="0" distB="0" distL="0" distR="0" wp14:anchorId="0FDE3C6B" wp14:editId="4F30AA0C">
+            <wp:extent cx="2009775" cy="2054866"/>
+            <wp:effectExtent l="0" t="0" r="0" b="2540"/>
+            <wp:docPr id="930732006" name="Picture 1"/>
+            <wp:cNvGraphicFramePr>
+              <a:graphicFrameLocks xmlns:a="http://schemas.openxmlformats.org/drawingml/2006/main" noChangeAspect="1"/>
+            </wp:cNvGraphicFramePr>
+            <a:graphic xmlns:a="http://schemas.openxmlformats.org/drawingml/2006/main">
+              <a:graphicData uri="http://schemas.openxmlformats.org/drawingml/2006/picture">
+                <pic:pic xmlns:pic="http://schemas.openxmlformats.org/drawingml/2006/picture">
+                  <pic:nvPicPr>
+                    <pic:cNvPr id="930732006" name=""/>
+                    <pic:cNvPicPr/>
+                  </pic:nvPicPr>
+                  <pic:blipFill>
+                    <a:blip r:embed="rId44"/>
+                    <a:stretch>
+                      <a:fillRect/>
+                    </a:stretch>
+                  </pic:blipFill>
+                  <pic:spPr>
+                    <a:xfrm>
+                      <a:off x="0" y="0"/>
+                      <a:ext cx="2010562" cy="2055671"/>
+                    </a:xfrm>
+                    <a:prstGeom prst="rect">
+                      <a:avLst/>
+                    </a:prstGeom>
+                  </pic:spPr>
+                </pic:pic>
+              </a:graphicData>
+            </a:graphic>
+          </wp:inline>
+        </w:drawing>
+      </w:r>
+    </w:p>
+    <w:p>
+      <w:pPr>
+        <w:pStyle w:val="ListParagraph"/>
+        <w:numPr>
+          <w:ilvl w:val="0"/>
+          <w:numId w:val="4"/>
+        </w:numPr>
+        <w:rPr>
+          <w:rFonts w:ascii="Times New Roman" w:hAnsi="Times New Roman" w:cs="Times New Roman"/>
+          <w:sz w:val="24"/>
+          <w:szCs w:val="24"/>
+        </w:rPr>
+      </w:pPr>
+      <w:r>
+        <w:rPr>
+          <w:rFonts w:ascii="Times New Roman" w:hAnsi="Times New Roman" w:cs="Times New Roman"/>
+          <w:sz w:val="24"/>
+          <w:szCs w:val="24"/>
+        </w:rPr>
+        <w:lastRenderedPageBreak/>
+        <w:t>Screenshot session</w:t>
+      </w:r>
+      <w:r>
+        <w:rPr>
+          <w:rFonts w:ascii="Times New Roman" w:hAnsi="Times New Roman" w:cs="Times New Roman"/>
+          <w:sz w:val="24"/>
+          <w:szCs w:val="24"/>
+        </w:rPr>
+        <w:br/>
+      </w:r>
+      <w:r>
+        <w:rPr>
+          <w:rFonts w:ascii="Times New Roman" w:hAnsi="Times New Roman" w:cs="Times New Roman"/>
+          <w:sz w:val="24"/>
+          <w:szCs w:val="24"/>
+        </w:rPr>
+        <w:drawing>
+          <wp:inline distT="0" distB="0" distL="0" distR="0" wp14:anchorId="0D8500D5" wp14:editId="143734EC">
+            <wp:extent cx="5731510" cy="2357120"/>
+            <wp:effectExtent l="0" t="0" r="2540" b="5080"/>
+            <wp:docPr id="1229583006" name="Picture 1"/>
+            <wp:cNvGraphicFramePr>
+              <a:graphicFrameLocks xmlns:a="http://schemas.openxmlformats.org/drawingml/2006/main" noChangeAspect="1"/>
+            </wp:cNvGraphicFramePr>
+            <a:graphic xmlns:a="http://schemas.openxmlformats.org/drawingml/2006/main">
+              <a:graphicData uri="http://schemas.openxmlformats.org/drawingml/2006/picture">
+                <pic:pic xmlns:pic="http://schemas.openxmlformats.org/drawingml/2006/picture">
+                  <pic:nvPicPr>
+                    <pic:cNvPr id="1229583006" name=""/>
+                    <pic:cNvPicPr/>
+                  </pic:nvPicPr>
+                  <pic:blipFill>
+                    <a:blip r:embed="rId45"/>
+                    <a:stretch>
+                      <a:fillRect/>
+                    </a:stretch>
+                  </pic:blipFill>
+                  <pic:spPr>
+                    <a:xfrm>
+                      <a:off x="0" y="0"/>
+                      <a:ext cx="5731510" cy="2357120"/>
+                    </a:xfrm>
+                    <a:prstGeom prst="rect">
+                      <a:avLst/>
+                    </a:prstGeom>
+                  </pic:spPr>
+                </pic:pic>
+              </a:graphicData>
+            </a:graphic>
+          </wp:inline>
+        </w:drawing>
+      </w:r>
+    </w:p>
+    <w:p>
+      <w:pPr>
+        <w:pStyle w:val="ListParagraph"/>
+        <w:numPr>
+          <w:ilvl w:val="0"/>
+          <w:numId w:val="4"/>
+        </w:numPr>
+        <w:rPr>
+          <w:rFonts w:ascii="Times New Roman" w:hAnsi="Times New Roman" w:cs="Times New Roman"/>
+          <w:sz w:val="24"/>
+          <w:szCs w:val="24"/>
+        </w:rPr>
+      </w:pPr>
+      <w:r>
+        <w:rPr>
+          <w:rFonts w:ascii="Times New Roman" w:hAnsi="Times New Roman" w:cs="Times New Roman"/>
+          <w:sz w:val="24"/>
+          <w:szCs w:val="24"/>
+        </w:rPr>
+        <w:t>Screenshot redirect middleware</w:t>
+      </w:r>
+      <w:r>
+        <w:rPr>
+          <w:rFonts w:ascii="Times New Roman" w:hAnsi="Times New Roman" w:cs="Times New Roman"/>
+          <w:sz w:val="24"/>
+          <w:szCs w:val="24"/>
+        </w:rPr>
+        <w:br/>
+      </w:r>
+      <w:r>
+        <w:rPr>
+          <w:rFonts w:ascii="Times New Roman" w:hAnsi="Times New Roman" w:cs="Times New Roman"/>
+          <w:sz w:val="24"/>
+          <w:szCs w:val="24"/>
+        </w:rPr>
+        <w:drawing>
+          <wp:inline distT="0" distB="0" distL="0" distR="0" wp14:anchorId="6952695E" wp14:editId="19A1331C">
+            <wp:extent cx="3467584" cy="552527"/>
+            <wp:effectExtent l="0" t="0" r="0" b="0"/>
+            <wp:docPr id="1922086821" name="Picture 1"/>
+            <wp:cNvGraphicFramePr>
+              <a:graphicFrameLocks xmlns:a="http://schemas.openxmlformats.org/drawingml/2006/main" noChangeAspect="1"/>
+            </wp:cNvGraphicFramePr>
+            <a:graphic xmlns:a="http://schemas.openxmlformats.org/drawingml/2006/main">
+              <a:graphicData uri="http://schemas.openxmlformats.org/drawingml/2006/picture">
+                <pic:pic xmlns:pic="http://schemas.openxmlformats.org/drawingml/2006/picture">
+                  <pic:nvPicPr>
+                    <pic:cNvPr id="1922086821" name=""/>
+                    <pic:cNvPicPr/>
+                  </pic:nvPicPr>
+                  <pic:blipFill>
+                    <a:blip r:embed="rId46"/>
+                    <a:stretch>
+                      <a:fillRect/>
+                    </a:stretch>
+                  </pic:blipFill>
+                  <pic:spPr>
+                    <a:xfrm>
+                      <a:off x="0" y="0"/>
+                      <a:ext cx="3467584" cy="552527"/>
+                    </a:xfrm>
+                    <a:prstGeom prst="rect">
+                      <a:avLst/>
+                    </a:prstGeom>
+                  </pic:spPr>
+                </pic:pic>
+              </a:graphicData>
+            </a:graphic>
+          </wp:inline>
+        </w:drawing>
+      </w:r>
+    </w:p>
+    <w:p>
+      <w:pPr>
+        <w:rPr>
+          <w:rFonts w:ascii="Times New Roman" w:hAnsi="Times New Roman" w:cs="Times New Roman"/>
+          <w:sz w:val="24"/>
+          <w:szCs w:val="24"/>
+        </w:rPr>
+      </w:pPr>
+      <w:r>
+        <w:rPr>
+          <w:rFonts w:ascii="Times New Roman" w:hAnsi="Times New Roman" w:cs="Times New Roman"/>
+          <w:sz w:val="24"/>
+          <w:szCs w:val="24"/>
+        </w:rPr>
+        <w:t>PERTANYAAN ANALISIS</w:t>
+      </w:r>
+    </w:p>
+    <w:p>
+      <w:pPr>
+        <w:pStyle w:val="ListParagraph"/>
+        <w:numPr>
+          <w:ilvl w:val="0"/>
+          <w:numId w:val="12"/>
+        </w:numPr>
+        <w:jc w:val="both"/>
+        <w:rPr>
+          <w:rFonts w:ascii="Times New Roman" w:hAnsi="Times New Roman" w:cs="Times New Roman"/>
+          <w:sz w:val="24"/>
+          <w:szCs w:val="24"/>
+        </w:rPr>
+      </w:pPr>
+      <w:proofErr w:type="spellStart"/>
+      <w:r>
+        <w:rPr>
+          <w:rFonts w:ascii="Times New Roman" w:hAnsi="Times New Roman" w:cs="Times New Roman"/>
+          <w:b/>
+          <w:bCs/>
+          <w:sz w:val="24"/>
+          <w:szCs w:val="24"/>
+        </w:rPr>
+        <w:t>Mengapa</w:t>
+      </w:r>
+      <w:proofErr w:type="spellEnd"/>
+      <w:r>
+        <w:rPr>
+          <w:rFonts w:ascii="Times New Roman" w:hAnsi="Times New Roman" w:cs="Times New Roman"/>
+          <w:b/>
+          <w:bCs/>
+          <w:sz w:val="24"/>
+          <w:szCs w:val="24"/>
+        </w:rPr>
+        <w:t xml:space="preserve"> session </w:t>
+      </w:r>
+      <w:proofErr w:type="spellStart"/>
+      <w:r>
+        <w:rPr>
+          <w:rFonts w:ascii="Times New Roman" w:hAnsi="Times New Roman" w:cs="Times New Roman"/>
+          <w:b/>
+          <w:bCs/>
+          <w:sz w:val="24"/>
+          <w:szCs w:val="24"/>
+        </w:rPr>
+        <w:t>menggunakan</w:t>
+      </w:r>
+      <w:proofErr w:type="spellEnd"/>
+      <w:r>
+        <w:rPr>
+          <w:rFonts w:ascii="Times New Roman" w:hAnsi="Times New Roman" w:cs="Times New Roman"/>
+          <w:b/>
+          <w:bCs/>
+          <w:sz w:val="24"/>
+          <w:szCs w:val="24"/>
+        </w:rPr>
+        <w:t xml:space="preserve"> JWT?</w:t>
+      </w:r>
+    </w:p>
+    <w:p>
+      <w:pPr>
+        <w:pStyle w:val="ListParagraph"/>
+        <w:jc w:val="both"/>
+        <w:rPr>
+          <w:rFonts w:ascii="Times New Roman" w:hAnsi="Times New Roman" w:cs="Times New Roman"/>
+          <w:sz w:val="24"/>
+          <w:szCs w:val="24"/>
+        </w:rPr>
+      </w:pPr>
+      <w:r>
+        <w:rPr>
+          <w:rFonts w:ascii="Times New Roman" w:hAnsi="Times New Roman" w:cs="Times New Roman"/>
+          <w:sz w:val="24"/>
+          <w:szCs w:val="24"/>
+        </w:rPr>
+        <w:t xml:space="preserve">Session </w:t>
+      </w:r>
+      <w:proofErr w:type="spellStart"/>
+      <w:r>
+        <w:rPr>
+          <w:rFonts w:ascii="Times New Roman" w:hAnsi="Times New Roman" w:cs="Times New Roman"/>
+          <w:sz w:val="24"/>
+          <w:szCs w:val="24"/>
+        </w:rPr>
+        <w:t>menggunakan</w:t>
+      </w:r>
+      <w:proofErr w:type="spellEnd"/>
+      <w:r>
+        <w:rPr>
+          <w:rFonts w:ascii="Times New Roman" w:hAnsi="Times New Roman" w:cs="Times New Roman"/>
+          <w:sz w:val="24"/>
+          <w:szCs w:val="24"/>
+        </w:rPr>
+        <w:t xml:space="preserve"> JWT (</w:t>
+      </w:r>
+      <w:r>
+        <w:rPr>
+          <w:rFonts w:ascii="Times New Roman" w:hAnsi="Times New Roman" w:cs="Times New Roman"/>
+          <w:i/>
+          <w:iCs/>
+          <w:sz w:val="24"/>
+          <w:szCs w:val="24"/>
+        </w:rPr>
+        <w:t>JSON Web Token</w:t>
+      </w:r>
+      <w:r>
+        <w:rPr>
+          <w:rFonts w:ascii="Times New Roman" w:hAnsi="Times New Roman" w:cs="Times New Roman"/>
+          <w:sz w:val="24"/>
+          <w:szCs w:val="24"/>
+        </w:rPr>
+        <w:t xml:space="preserve">) </w:t>
+      </w:r>
+      <w:proofErr w:type="spellStart"/>
+      <w:r>
+        <w:rPr>
+          <w:rFonts w:ascii="Times New Roman" w:hAnsi="Times New Roman" w:cs="Times New Roman"/>
+          <w:sz w:val="24"/>
+          <w:szCs w:val="24"/>
+        </w:rPr>
+        <w:t>karena</w:t>
+      </w:r>
+      <w:proofErr w:type="spellEnd"/>
+      <w:r>
+        <w:rPr>
+          <w:rFonts w:ascii="Times New Roman" w:hAnsi="Times New Roman" w:cs="Times New Roman"/>
+          <w:sz w:val="24"/>
+          <w:szCs w:val="24"/>
+        </w:rPr>
+        <w:t xml:space="preserve"> </w:t>
+      </w:r>
+      <w:proofErr w:type="spellStart"/>
+      <w:r>
+        <w:rPr>
+          <w:rFonts w:ascii="Times New Roman" w:hAnsi="Times New Roman" w:cs="Times New Roman"/>
+          <w:sz w:val="24"/>
+          <w:szCs w:val="24"/>
+        </w:rPr>
+        <w:t>bersifat</w:t>
+      </w:r>
+      <w:proofErr w:type="spellEnd"/>
+      <w:r>
+        <w:rPr>
+          <w:rFonts w:ascii="Times New Roman" w:hAnsi="Times New Roman" w:cs="Times New Roman"/>
+          <w:sz w:val="24"/>
+          <w:szCs w:val="24"/>
+        </w:rPr>
+        <w:t xml:space="preserve"> stateless, </w:t>
+      </w:r>
+      <w:proofErr w:type="spellStart"/>
+      <w:r>
+        <w:rPr>
+          <w:rFonts w:ascii="Times New Roman" w:hAnsi="Times New Roman" w:cs="Times New Roman"/>
+          <w:sz w:val="24"/>
+          <w:szCs w:val="24"/>
+        </w:rPr>
+        <w:t>artinya</w:t>
+      </w:r>
+      <w:proofErr w:type="spellEnd"/>
+      <w:r>
+        <w:rPr>
+          <w:rFonts w:ascii="Times New Roman" w:hAnsi="Times New Roman" w:cs="Times New Roman"/>
+          <w:sz w:val="24"/>
+          <w:szCs w:val="24"/>
+        </w:rPr>
+        <w:t xml:space="preserve"> server </w:t>
+      </w:r>
+      <w:proofErr w:type="spellStart"/>
+      <w:r>
+        <w:rPr>
+          <w:rFonts w:ascii="Times New Roman" w:hAnsi="Times New Roman" w:cs="Times New Roman"/>
+          <w:sz w:val="24"/>
+          <w:szCs w:val="24"/>
+        </w:rPr>
+        <w:t>tidak</w:t>
+      </w:r>
+      <w:proofErr w:type="spellEnd"/>
+      <w:r>
+        <w:rPr>
+          <w:rFonts w:ascii="Times New Roman" w:hAnsi="Times New Roman" w:cs="Times New Roman"/>
+          <w:sz w:val="24"/>
+          <w:szCs w:val="24"/>
+        </w:rPr>
+        <w:t xml:space="preserve"> </w:t>
+      </w:r>
+      <w:proofErr w:type="spellStart"/>
+      <w:r>
+        <w:rPr>
+          <w:rFonts w:ascii="Times New Roman" w:hAnsi="Times New Roman" w:cs="Times New Roman"/>
+          <w:sz w:val="24"/>
+          <w:szCs w:val="24"/>
+        </w:rPr>
+        <w:t>perlu</w:t>
+      </w:r>
+      <w:proofErr w:type="spellEnd"/>
+      <w:r>
+        <w:rPr>
+          <w:rFonts w:ascii="Times New Roman" w:hAnsi="Times New Roman" w:cs="Times New Roman"/>
+          <w:sz w:val="24"/>
+          <w:szCs w:val="24"/>
+        </w:rPr>
+        <w:t xml:space="preserve"> </w:t>
+      </w:r>
+      <w:proofErr w:type="spellStart"/>
+      <w:r>
+        <w:rPr>
+          <w:rFonts w:ascii="Times New Roman" w:hAnsi="Times New Roman" w:cs="Times New Roman"/>
+          <w:sz w:val="24"/>
+          <w:szCs w:val="24"/>
+        </w:rPr>
+        <w:t>menyimpan</w:t>
+      </w:r>
+      <w:proofErr w:type="spellEnd"/>
+      <w:r>
+        <w:rPr>
+          <w:rFonts w:ascii="Times New Roman" w:hAnsi="Times New Roman" w:cs="Times New Roman"/>
+          <w:sz w:val="24"/>
+          <w:szCs w:val="24"/>
+        </w:rPr>
+        <w:t xml:space="preserve"> data session di database </w:t>
+      </w:r>
+      <w:proofErr w:type="spellStart"/>
+      <w:r>
+        <w:rPr>
+          <w:rFonts w:ascii="Times New Roman" w:hAnsi="Times New Roman" w:cs="Times New Roman"/>
+          <w:sz w:val="24"/>
+          <w:szCs w:val="24"/>
+        </w:rPr>
+        <w:t>atau</w:t>
+      </w:r>
+      <w:proofErr w:type="spellEnd"/>
+      <w:r>
+        <w:rPr>
+          <w:rFonts w:ascii="Times New Roman" w:hAnsi="Times New Roman" w:cs="Times New Roman"/>
+          <w:sz w:val="24"/>
+          <w:szCs w:val="24"/>
+        </w:rPr>
+        <w:t xml:space="preserve"> memory; </w:t>
+      </w:r>
+      <w:proofErr w:type="spellStart"/>
+      <w:r>
+        <w:rPr>
+          <w:rFonts w:ascii="Times New Roman" w:hAnsi="Times New Roman" w:cs="Times New Roman"/>
+          <w:sz w:val="24"/>
+          <w:szCs w:val="24"/>
+        </w:rPr>
+        <w:t>semua</w:t>
+      </w:r>
+      <w:proofErr w:type="spellEnd"/>
+      <w:r>
+        <w:rPr>
+          <w:rFonts w:ascii="Times New Roman" w:hAnsi="Times New Roman" w:cs="Times New Roman"/>
+          <w:sz w:val="24"/>
+          <w:szCs w:val="24"/>
+        </w:rPr>
+        <w:t xml:space="preserve"> </w:t>
+      </w:r>
+      <w:proofErr w:type="spellStart"/>
+      <w:r>
+        <w:rPr>
+          <w:rFonts w:ascii="Times New Roman" w:hAnsi="Times New Roman" w:cs="Times New Roman"/>
+          <w:sz w:val="24"/>
+          <w:szCs w:val="24"/>
+        </w:rPr>
+        <w:t>informasi</w:t>
+      </w:r>
+      <w:proofErr w:type="spellEnd"/>
+      <w:r>
+        <w:rPr>
+          <w:rFonts w:ascii="Times New Roman" w:hAnsi="Times New Roman" w:cs="Times New Roman"/>
+          <w:sz w:val="24"/>
+          <w:szCs w:val="24"/>
+        </w:rPr>
+        <w:t xml:space="preserve"> </w:t>
+      </w:r>
+      <w:proofErr w:type="spellStart"/>
+      <w:r>
+        <w:rPr>
+          <w:rFonts w:ascii="Times New Roman" w:hAnsi="Times New Roman" w:cs="Times New Roman"/>
+          <w:sz w:val="24"/>
+          <w:szCs w:val="24"/>
+        </w:rPr>
+        <w:t>sudah</w:t>
+      </w:r>
+      <w:proofErr w:type="spellEnd"/>
+      <w:r>
+        <w:rPr>
+          <w:rFonts w:ascii="Times New Roman" w:hAnsi="Times New Roman" w:cs="Times New Roman"/>
+          <w:sz w:val="24"/>
+          <w:szCs w:val="24"/>
+        </w:rPr>
+        <w:t xml:space="preserve"> </w:t>
+      </w:r>
+      <w:proofErr w:type="spellStart"/>
+      <w:r>
+        <w:rPr>
+          <w:rFonts w:ascii="Times New Roman" w:hAnsi="Times New Roman" w:cs="Times New Roman"/>
+          <w:sz w:val="24"/>
+          <w:szCs w:val="24"/>
+        </w:rPr>
+        <w:t>tersimpan</w:t>
+      </w:r>
+      <w:proofErr w:type="spellEnd"/>
+      <w:r>
+        <w:rPr>
+          <w:rFonts w:ascii="Times New Roman" w:hAnsi="Times New Roman" w:cs="Times New Roman"/>
+          <w:sz w:val="24"/>
+          <w:szCs w:val="24"/>
+        </w:rPr>
+        <w:t xml:space="preserve"> di </w:t>
+      </w:r>
+      <w:proofErr w:type="spellStart"/>
+      <w:r>
+        <w:rPr>
+          <w:rFonts w:ascii="Times New Roman" w:hAnsi="Times New Roman" w:cs="Times New Roman"/>
+          <w:sz w:val="24"/>
+          <w:szCs w:val="24"/>
+        </w:rPr>
+        <w:t>dalam</w:t>
+      </w:r>
+      <w:proofErr w:type="spellEnd"/>
+      <w:r>
+        <w:rPr>
+          <w:rFonts w:ascii="Times New Roman" w:hAnsi="Times New Roman" w:cs="Times New Roman"/>
+          <w:sz w:val="24"/>
+          <w:szCs w:val="24"/>
+        </w:rPr>
+        <w:t xml:space="preserve"> token yang </w:t>
+      </w:r>
+      <w:proofErr w:type="spellStart"/>
+      <w:r>
+        <w:rPr>
+          <w:rFonts w:ascii="Times New Roman" w:hAnsi="Times New Roman" w:cs="Times New Roman"/>
+          <w:sz w:val="24"/>
+          <w:szCs w:val="24"/>
+        </w:rPr>
+        <w:t>dikirim</w:t>
+      </w:r>
+      <w:proofErr w:type="spellEnd"/>
+      <w:r>
+        <w:rPr>
+          <w:rFonts w:ascii="Times New Roman" w:hAnsi="Times New Roman" w:cs="Times New Roman"/>
+          <w:sz w:val="24"/>
+          <w:szCs w:val="24"/>
+        </w:rPr>
+        <w:t xml:space="preserve"> </w:t>
+      </w:r>
+      <w:proofErr w:type="spellStart"/>
+      <w:r>
+        <w:rPr>
+          <w:rFonts w:ascii="Times New Roman" w:hAnsi="Times New Roman" w:cs="Times New Roman"/>
+          <w:sz w:val="24"/>
+          <w:szCs w:val="24"/>
+        </w:rPr>
+        <w:t>ke</w:t>
+      </w:r>
+      <w:proofErr w:type="spellEnd"/>
+      <w:r>
+        <w:rPr>
+          <w:rFonts w:ascii="Times New Roman" w:hAnsi="Times New Roman" w:cs="Times New Roman"/>
+          <w:sz w:val="24"/>
+          <w:szCs w:val="24"/>
+        </w:rPr>
+        <w:t xml:space="preserve"> client. Ini </w:t>
+      </w:r>
+      <w:proofErr w:type="spellStart"/>
+      <w:r>
+        <w:rPr>
+          <w:rFonts w:ascii="Times New Roman" w:hAnsi="Times New Roman" w:cs="Times New Roman"/>
+          <w:sz w:val="24"/>
+          <w:szCs w:val="24"/>
+        </w:rPr>
+        <w:t>membuat</w:t>
+      </w:r>
+      <w:proofErr w:type="spellEnd"/>
+      <w:r>
+        <w:rPr>
+          <w:rFonts w:ascii="Times New Roman" w:hAnsi="Times New Roman" w:cs="Times New Roman"/>
+          <w:sz w:val="24"/>
+          <w:szCs w:val="24"/>
+        </w:rPr>
+        <w:t xml:space="preserve"> </w:t>
+      </w:r>
+      <w:proofErr w:type="spellStart"/>
+      <w:r>
+        <w:rPr>
+          <w:rFonts w:ascii="Times New Roman" w:hAnsi="Times New Roman" w:cs="Times New Roman"/>
+          <w:sz w:val="24"/>
+          <w:szCs w:val="24"/>
+        </w:rPr>
+        <w:t>aplikasi</w:t>
+      </w:r>
+      <w:proofErr w:type="spellEnd"/>
+      <w:r>
+        <w:rPr>
+          <w:rFonts w:ascii="Times New Roman" w:hAnsi="Times New Roman" w:cs="Times New Roman"/>
+          <w:sz w:val="24"/>
+          <w:szCs w:val="24"/>
+        </w:rPr>
+        <w:t xml:space="preserve"> </w:t>
+      </w:r>
+      <w:proofErr w:type="spellStart"/>
+      <w:r>
+        <w:rPr>
+          <w:rFonts w:ascii="Times New Roman" w:hAnsi="Times New Roman" w:cs="Times New Roman"/>
+          <w:sz w:val="24"/>
+          <w:szCs w:val="24"/>
+        </w:rPr>
+        <w:t>lebih</w:t>
+      </w:r>
+      <w:proofErr w:type="spellEnd"/>
+      <w:r>
+        <w:rPr>
+          <w:rFonts w:ascii="Times New Roman" w:hAnsi="Times New Roman" w:cs="Times New Roman"/>
+          <w:sz w:val="24"/>
+          <w:szCs w:val="24"/>
+        </w:rPr>
+        <w:t xml:space="preserve"> scalable, </w:t>
+      </w:r>
+      <w:proofErr w:type="spellStart"/>
+      <w:r>
+        <w:rPr>
+          <w:rFonts w:ascii="Times New Roman" w:hAnsi="Times New Roman" w:cs="Times New Roman"/>
+          <w:sz w:val="24"/>
+          <w:szCs w:val="24"/>
+        </w:rPr>
+        <w:t>terutama</w:t>
+      </w:r>
+      <w:proofErr w:type="spellEnd"/>
+      <w:r>
+        <w:rPr>
+          <w:rFonts w:ascii="Times New Roman" w:hAnsi="Times New Roman" w:cs="Times New Roman"/>
+          <w:sz w:val="24"/>
+          <w:szCs w:val="24"/>
+        </w:rPr>
+        <w:t xml:space="preserve"> </w:t>
+      </w:r>
+      <w:proofErr w:type="spellStart"/>
+      <w:r>
+        <w:rPr>
+          <w:rFonts w:ascii="Times New Roman" w:hAnsi="Times New Roman" w:cs="Times New Roman"/>
+          <w:sz w:val="24"/>
+          <w:szCs w:val="24"/>
+        </w:rPr>
+        <w:t>untuk</w:t>
+      </w:r>
+      <w:proofErr w:type="spellEnd"/>
+      <w:r>
+        <w:rPr>
+          <w:rFonts w:ascii="Times New Roman" w:hAnsi="Times New Roman" w:cs="Times New Roman"/>
+          <w:sz w:val="24"/>
+          <w:szCs w:val="24"/>
+        </w:rPr>
+        <w:t xml:space="preserve"> </w:t>
+      </w:r>
+      <w:proofErr w:type="spellStart"/>
+      <w:r>
+        <w:rPr>
+          <w:rFonts w:ascii="Times New Roman" w:hAnsi="Times New Roman" w:cs="Times New Roman"/>
+          <w:sz w:val="24"/>
+          <w:szCs w:val="24"/>
+        </w:rPr>
+        <w:t>arsitektur</w:t>
+      </w:r>
+      <w:proofErr w:type="spellEnd"/>
+      <w:r>
+        <w:rPr>
+          <w:rFonts w:ascii="Times New Roman" w:hAnsi="Times New Roman" w:cs="Times New Roman"/>
+          <w:sz w:val="24"/>
+          <w:szCs w:val="24"/>
+        </w:rPr>
+        <w:t xml:space="preserve"> modern </w:t>
+      </w:r>
+      <w:proofErr w:type="spellStart"/>
+      <w:r>
+        <w:rPr>
+          <w:rFonts w:ascii="Times New Roman" w:hAnsi="Times New Roman" w:cs="Times New Roman"/>
+          <w:sz w:val="24"/>
+          <w:szCs w:val="24"/>
+        </w:rPr>
+        <w:t>seperti</w:t>
+      </w:r>
+      <w:proofErr w:type="spellEnd"/>
+      <w:r>
+        <w:rPr>
+          <w:rFonts w:ascii="Times New Roman" w:hAnsi="Times New Roman" w:cs="Times New Roman"/>
+          <w:sz w:val="24"/>
+          <w:szCs w:val="24"/>
+        </w:rPr>
+        <w:t xml:space="preserve"> REST API </w:t>
+      </w:r>
+      <w:proofErr w:type="spellStart"/>
+      <w:r>
+        <w:rPr>
+          <w:rFonts w:ascii="Times New Roman" w:hAnsi="Times New Roman" w:cs="Times New Roman"/>
+          <w:sz w:val="24"/>
+          <w:szCs w:val="24"/>
+        </w:rPr>
+        <w:t>atau</w:t>
+      </w:r>
+      <w:proofErr w:type="spellEnd"/>
+      <w:r>
+        <w:rPr>
+          <w:rFonts w:ascii="Times New Roman" w:hAnsi="Times New Roman" w:cs="Times New Roman"/>
+          <w:sz w:val="24"/>
+          <w:szCs w:val="24"/>
+        </w:rPr>
+        <w:t xml:space="preserve"> Next.js, </w:t>
+      </w:r>
+      <w:proofErr w:type="spellStart"/>
+      <w:r>
+        <w:rPr>
+          <w:rFonts w:ascii="Times New Roman" w:hAnsi="Times New Roman" w:cs="Times New Roman"/>
+          <w:sz w:val="24"/>
+          <w:szCs w:val="24"/>
+        </w:rPr>
+        <w:t>serta</w:t>
+      </w:r>
+      <w:proofErr w:type="spellEnd"/>
+      <w:r>
+        <w:rPr>
+          <w:rFonts w:ascii="Times New Roman" w:hAnsi="Times New Roman" w:cs="Times New Roman"/>
+          <w:sz w:val="24"/>
+          <w:szCs w:val="24"/>
+        </w:rPr>
+        <w:t xml:space="preserve"> </w:t>
+      </w:r>
+      <w:proofErr w:type="spellStart"/>
+      <w:r>
+        <w:rPr>
+          <w:rFonts w:ascii="Times New Roman" w:hAnsi="Times New Roman" w:cs="Times New Roman"/>
+          <w:sz w:val="24"/>
+          <w:szCs w:val="24"/>
+        </w:rPr>
+        <w:t>mempermudah</w:t>
+      </w:r>
+      <w:proofErr w:type="spellEnd"/>
+      <w:r>
+        <w:rPr>
+          <w:rFonts w:ascii="Times New Roman" w:hAnsi="Times New Roman" w:cs="Times New Roman"/>
+          <w:sz w:val="24"/>
+          <w:szCs w:val="24"/>
+        </w:rPr>
+        <w:t xml:space="preserve"> </w:t>
+      </w:r>
+      <w:proofErr w:type="spellStart"/>
+      <w:r>
+        <w:rPr>
+          <w:rFonts w:ascii="Times New Roman" w:hAnsi="Times New Roman" w:cs="Times New Roman"/>
+          <w:sz w:val="24"/>
+          <w:szCs w:val="24"/>
+        </w:rPr>
+        <w:t>komunikasi</w:t>
+      </w:r>
+      <w:proofErr w:type="spellEnd"/>
+      <w:r>
+        <w:rPr>
+          <w:rFonts w:ascii="Times New Roman" w:hAnsi="Times New Roman" w:cs="Times New Roman"/>
+          <w:sz w:val="24"/>
+          <w:szCs w:val="24"/>
+        </w:rPr>
+        <w:t xml:space="preserve"> </w:t>
+      </w:r>
+      <w:proofErr w:type="spellStart"/>
+      <w:r>
+        <w:rPr>
+          <w:rFonts w:ascii="Times New Roman" w:hAnsi="Times New Roman" w:cs="Times New Roman"/>
+          <w:sz w:val="24"/>
+          <w:szCs w:val="24"/>
+        </w:rPr>
+        <w:t>antar</w:t>
+      </w:r>
+      <w:proofErr w:type="spellEnd"/>
+      <w:r>
+        <w:rPr>
+          <w:rFonts w:ascii="Times New Roman" w:hAnsi="Times New Roman" w:cs="Times New Roman"/>
+          <w:sz w:val="24"/>
+          <w:szCs w:val="24"/>
+        </w:rPr>
+        <w:t xml:space="preserve"> service </w:t>
+      </w:r>
+      <w:proofErr w:type="spellStart"/>
+      <w:r>
+        <w:rPr>
+          <w:rFonts w:ascii="Times New Roman" w:hAnsi="Times New Roman" w:cs="Times New Roman"/>
+          <w:sz w:val="24"/>
+          <w:szCs w:val="24"/>
+        </w:rPr>
+        <w:t>tanpa</w:t>
+      </w:r>
+      <w:proofErr w:type="spellEnd"/>
+      <w:r>
+        <w:rPr>
+          <w:rFonts w:ascii="Times New Roman" w:hAnsi="Times New Roman" w:cs="Times New Roman"/>
+          <w:sz w:val="24"/>
+          <w:szCs w:val="24"/>
+        </w:rPr>
+        <w:t xml:space="preserve"> </w:t>
+      </w:r>
+      <w:proofErr w:type="spellStart"/>
+      <w:r>
+        <w:rPr>
+          <w:rFonts w:ascii="Times New Roman" w:hAnsi="Times New Roman" w:cs="Times New Roman"/>
+          <w:sz w:val="24"/>
+          <w:szCs w:val="24"/>
+        </w:rPr>
+        <w:t>harus</w:t>
+      </w:r>
+      <w:proofErr w:type="spellEnd"/>
+      <w:r>
+        <w:rPr>
+          <w:rFonts w:ascii="Times New Roman" w:hAnsi="Times New Roman" w:cs="Times New Roman"/>
+          <w:sz w:val="24"/>
+          <w:szCs w:val="24"/>
+        </w:rPr>
+        <w:t xml:space="preserve"> </w:t>
+      </w:r>
+      <w:proofErr w:type="spellStart"/>
+      <w:r>
+        <w:rPr>
+          <w:rFonts w:ascii="Times New Roman" w:hAnsi="Times New Roman" w:cs="Times New Roman"/>
+          <w:sz w:val="24"/>
+          <w:szCs w:val="24"/>
+        </w:rPr>
+        <w:t>cek</w:t>
+      </w:r>
+      <w:proofErr w:type="spellEnd"/>
+      <w:r>
+        <w:rPr>
+          <w:rFonts w:ascii="Times New Roman" w:hAnsi="Times New Roman" w:cs="Times New Roman"/>
+          <w:sz w:val="24"/>
+          <w:szCs w:val="24"/>
+        </w:rPr>
+        <w:t xml:space="preserve"> session </w:t>
+      </w:r>
+      <w:proofErr w:type="spellStart"/>
+      <w:r>
+        <w:rPr>
+          <w:rFonts w:ascii="Times New Roman" w:hAnsi="Times New Roman" w:cs="Times New Roman"/>
+          <w:sz w:val="24"/>
+          <w:szCs w:val="24"/>
+        </w:rPr>
+        <w:t>ke</w:t>
+      </w:r>
+      <w:proofErr w:type="spellEnd"/>
+      <w:r>
+        <w:rPr>
+          <w:rFonts w:ascii="Times New Roman" w:hAnsi="Times New Roman" w:cs="Times New Roman"/>
+          <w:sz w:val="24"/>
+          <w:szCs w:val="24"/>
+        </w:rPr>
+        <w:t xml:space="preserve"> server </w:t>
+      </w:r>
+      <w:proofErr w:type="spellStart"/>
+      <w:r>
+        <w:rPr>
+          <w:rFonts w:ascii="Times New Roman" w:hAnsi="Times New Roman" w:cs="Times New Roman"/>
+          <w:sz w:val="24"/>
+          <w:szCs w:val="24"/>
+        </w:rPr>
+        <w:t>terus-menerus</w:t>
+      </w:r>
+      <w:proofErr w:type="spellEnd"/>
+      <w:r>
+        <w:rPr>
+          <w:rFonts w:ascii="Times New Roman" w:hAnsi="Times New Roman" w:cs="Times New Roman"/>
+          <w:sz w:val="24"/>
+          <w:szCs w:val="24"/>
+        </w:rPr>
+        <w:t>.</w:t>
+      </w:r>
+    </w:p>
+    <w:p>
+      <w:pPr>
+        <w:pStyle w:val="ListParagraph"/>
+        <w:jc w:val="both"/>
+        <w:rPr>
+          <w:rFonts w:ascii="Times New Roman" w:hAnsi="Times New Roman" w:cs="Times New Roman"/>
+          <w:sz w:val="24"/>
+          <w:szCs w:val="24"/>
+        </w:rPr>
+      </w:pPr>
+    </w:p>
+    <w:p>
+      <w:pPr>
+        <w:pStyle w:val="ListParagraph"/>
+        <w:numPr>
+          <w:ilvl w:val="0"/>
+          <w:numId w:val="12"/>
+        </w:numPr>
+        <w:rPr>
+          <w:rFonts w:ascii="Times New Roman" w:hAnsi="Times New Roman" w:cs="Times New Roman"/>
+          <w:sz w:val="24"/>
+          <w:szCs w:val="24"/>
+        </w:rPr>
+      </w:pPr>
+      <w:r>
+        <w:rPr>
+          <w:rFonts w:ascii="Times New Roman" w:hAnsi="Times New Roman" w:cs="Times New Roman"/>
+          <w:b/>
+          <w:bCs/>
+          <w:sz w:val="24"/>
+          <w:szCs w:val="24"/>
+        </w:rPr>
+        <w:t xml:space="preserve">Apa </w:t>
+      </w:r>
+      <w:proofErr w:type="spellStart"/>
+      <w:r>
+        <w:rPr>
+          <w:rFonts w:ascii="Times New Roman" w:hAnsi="Times New Roman" w:cs="Times New Roman"/>
+          <w:b/>
+          <w:bCs/>
+          <w:sz w:val="24"/>
+          <w:szCs w:val="24"/>
+        </w:rPr>
+        <w:t>perbedaan</w:t>
+      </w:r>
+      <w:proofErr w:type="spellEnd"/>
+      <w:r>
+        <w:rPr>
+          <w:rFonts w:ascii="Times New Roman" w:hAnsi="Times New Roman" w:cs="Times New Roman"/>
+          <w:b/>
+          <w:bCs/>
+          <w:sz w:val="24"/>
+          <w:szCs w:val="24"/>
+        </w:rPr>
+        <w:t xml:space="preserve"> </w:t>
+      </w:r>
+      <w:proofErr w:type="gramStart"/>
+      <w:r>
+        <w:rPr>
+          <w:rFonts w:ascii="Times New Roman" w:hAnsi="Times New Roman" w:cs="Times New Roman"/>
+          <w:b/>
+          <w:bCs/>
+          <w:sz w:val="24"/>
+          <w:szCs w:val="24"/>
+        </w:rPr>
+        <w:t>authorize(</w:t>
+      </w:r>
+      <w:proofErr w:type="gramEnd"/>
+      <w:r>
+        <w:rPr>
+          <w:rFonts w:ascii="Times New Roman" w:hAnsi="Times New Roman" w:cs="Times New Roman"/>
+          <w:b/>
+          <w:bCs/>
+          <w:sz w:val="24"/>
+          <w:szCs w:val="24"/>
+        </w:rPr>
+        <w:t xml:space="preserve">) dan callback </w:t>
+      </w:r>
+      <w:proofErr w:type="spellStart"/>
+      <w:proofErr w:type="gramStart"/>
+      <w:r>
+        <w:rPr>
+          <w:rFonts w:ascii="Times New Roman" w:hAnsi="Times New Roman" w:cs="Times New Roman"/>
+          <w:b/>
+          <w:bCs/>
+          <w:sz w:val="24"/>
+          <w:szCs w:val="24"/>
+        </w:rPr>
+        <w:t>jwt</w:t>
+      </w:r>
+      <w:proofErr w:type="spellEnd"/>
+      <w:r>
+        <w:rPr>
+          <w:rFonts w:ascii="Times New Roman" w:hAnsi="Times New Roman" w:cs="Times New Roman"/>
+          <w:b/>
+          <w:bCs/>
+          <w:sz w:val="24"/>
+          <w:szCs w:val="24"/>
+        </w:rPr>
+        <w:t>(</w:t>
+      </w:r>
+      <w:proofErr w:type="gramEnd"/>
+      <w:r>
+        <w:rPr>
+          <w:rFonts w:ascii="Times New Roman" w:hAnsi="Times New Roman" w:cs="Times New Roman"/>
+          <w:b/>
+          <w:bCs/>
+          <w:sz w:val="24"/>
+          <w:szCs w:val="24"/>
+        </w:rPr>
+        <w:t>)?</w:t>
+      </w:r>
+    </w:p>
+    <w:p>
+      <w:pPr>
+        <w:pStyle w:val="ListParagraph"/>
+        <w:jc w:val="both"/>
+        <w:rPr>
+          <w:rFonts w:ascii="Times New Roman" w:hAnsi="Times New Roman" w:cs="Times New Roman"/>
+          <w:sz w:val="24"/>
+          <w:szCs w:val="24"/>
+        </w:rPr>
+      </w:pPr>
+      <w:proofErr w:type="gramStart"/>
+      <w:r>
+        <w:rPr>
+          <w:rFonts w:ascii="Times New Roman" w:hAnsi="Times New Roman" w:cs="Times New Roman"/>
+          <w:sz w:val="24"/>
+          <w:szCs w:val="24"/>
+        </w:rPr>
+        <w:t>authorize(</w:t>
+      </w:r>
+      <w:proofErr w:type="gramEnd"/>
+      <w:r>
+        <w:rPr>
+          <w:rFonts w:ascii="Times New Roman" w:hAnsi="Times New Roman" w:cs="Times New Roman"/>
+          <w:sz w:val="24"/>
+          <w:szCs w:val="24"/>
+        </w:rPr>
+        <w:t xml:space="preserve">) </w:t>
+      </w:r>
+      <w:proofErr w:type="spellStart"/>
+      <w:r>
+        <w:rPr>
+          <w:rFonts w:ascii="Times New Roman" w:hAnsi="Times New Roman" w:cs="Times New Roman"/>
+          <w:sz w:val="24"/>
+          <w:szCs w:val="24"/>
+        </w:rPr>
+        <w:t>digunakan</w:t>
+      </w:r>
+      <w:proofErr w:type="spellEnd"/>
+      <w:r>
+        <w:rPr>
+          <w:rFonts w:ascii="Times New Roman" w:hAnsi="Times New Roman" w:cs="Times New Roman"/>
+          <w:sz w:val="24"/>
+          <w:szCs w:val="24"/>
+        </w:rPr>
+        <w:t xml:space="preserve"> </w:t>
+      </w:r>
+      <w:proofErr w:type="spellStart"/>
+      <w:r>
+        <w:rPr>
+          <w:rFonts w:ascii="Times New Roman" w:hAnsi="Times New Roman" w:cs="Times New Roman"/>
+          <w:sz w:val="24"/>
+          <w:szCs w:val="24"/>
+        </w:rPr>
+        <w:t>saat</w:t>
+      </w:r>
+      <w:proofErr w:type="spellEnd"/>
+      <w:r>
+        <w:rPr>
+          <w:rFonts w:ascii="Times New Roman" w:hAnsi="Times New Roman" w:cs="Times New Roman"/>
+          <w:sz w:val="24"/>
+          <w:szCs w:val="24"/>
+        </w:rPr>
+        <w:t xml:space="preserve"> proses login </w:t>
+      </w:r>
+      <w:proofErr w:type="spellStart"/>
+      <w:r>
+        <w:rPr>
+          <w:rFonts w:ascii="Times New Roman" w:hAnsi="Times New Roman" w:cs="Times New Roman"/>
+          <w:sz w:val="24"/>
+          <w:szCs w:val="24"/>
+        </w:rPr>
+        <w:t>untuk</w:t>
+      </w:r>
+      <w:proofErr w:type="spellEnd"/>
+      <w:r>
+        <w:rPr>
+          <w:rFonts w:ascii="Times New Roman" w:hAnsi="Times New Roman" w:cs="Times New Roman"/>
+          <w:sz w:val="24"/>
+          <w:szCs w:val="24"/>
+        </w:rPr>
+        <w:t xml:space="preserve"> </w:t>
+      </w:r>
+      <w:proofErr w:type="spellStart"/>
+      <w:r>
+        <w:rPr>
+          <w:rFonts w:ascii="Times New Roman" w:hAnsi="Times New Roman" w:cs="Times New Roman"/>
+          <w:sz w:val="24"/>
+          <w:szCs w:val="24"/>
+        </w:rPr>
+        <w:t>memvalidasi</w:t>
+      </w:r>
+      <w:proofErr w:type="spellEnd"/>
+      <w:r>
+        <w:rPr>
+          <w:rFonts w:ascii="Times New Roman" w:hAnsi="Times New Roman" w:cs="Times New Roman"/>
+          <w:sz w:val="24"/>
+          <w:szCs w:val="24"/>
+        </w:rPr>
+        <w:t xml:space="preserve"> </w:t>
+      </w:r>
+      <w:proofErr w:type="spellStart"/>
+      <w:r>
+        <w:rPr>
+          <w:rFonts w:ascii="Times New Roman" w:hAnsi="Times New Roman" w:cs="Times New Roman"/>
+          <w:sz w:val="24"/>
+          <w:szCs w:val="24"/>
+        </w:rPr>
+        <w:t>kredensial</w:t>
+      </w:r>
+      <w:proofErr w:type="spellEnd"/>
+      <w:r>
+        <w:rPr>
+          <w:rFonts w:ascii="Times New Roman" w:hAnsi="Times New Roman" w:cs="Times New Roman"/>
+          <w:sz w:val="24"/>
+          <w:szCs w:val="24"/>
+        </w:rPr>
+        <w:t xml:space="preserve"> user (</w:t>
+      </w:r>
+      <w:proofErr w:type="spellStart"/>
+      <w:r>
+        <w:rPr>
+          <w:rFonts w:ascii="Times New Roman" w:hAnsi="Times New Roman" w:cs="Times New Roman"/>
+          <w:sz w:val="24"/>
+          <w:szCs w:val="24"/>
+        </w:rPr>
+        <w:t>misalnya</w:t>
+      </w:r>
+      <w:proofErr w:type="spellEnd"/>
+      <w:r>
+        <w:rPr>
+          <w:rFonts w:ascii="Times New Roman" w:hAnsi="Times New Roman" w:cs="Times New Roman"/>
+          <w:sz w:val="24"/>
+          <w:szCs w:val="24"/>
+        </w:rPr>
+        <w:t xml:space="preserve"> email &amp; password) dan </w:t>
+      </w:r>
+      <w:proofErr w:type="spellStart"/>
+      <w:r>
+        <w:rPr>
+          <w:rFonts w:ascii="Times New Roman" w:hAnsi="Times New Roman" w:cs="Times New Roman"/>
+          <w:sz w:val="24"/>
+          <w:szCs w:val="24"/>
+        </w:rPr>
+        <w:t>menentukan</w:t>
+      </w:r>
+      <w:proofErr w:type="spellEnd"/>
+      <w:r>
+        <w:rPr>
+          <w:rFonts w:ascii="Times New Roman" w:hAnsi="Times New Roman" w:cs="Times New Roman"/>
+          <w:sz w:val="24"/>
+          <w:szCs w:val="24"/>
+        </w:rPr>
+        <w:t xml:space="preserve"> </w:t>
+      </w:r>
+      <w:proofErr w:type="spellStart"/>
+      <w:r>
+        <w:rPr>
+          <w:rFonts w:ascii="Times New Roman" w:hAnsi="Times New Roman" w:cs="Times New Roman"/>
+          <w:sz w:val="24"/>
+          <w:szCs w:val="24"/>
+        </w:rPr>
+        <w:t>apakah</w:t>
+      </w:r>
+      <w:proofErr w:type="spellEnd"/>
+      <w:r>
+        <w:rPr>
+          <w:rFonts w:ascii="Times New Roman" w:hAnsi="Times New Roman" w:cs="Times New Roman"/>
+          <w:sz w:val="24"/>
+          <w:szCs w:val="24"/>
+        </w:rPr>
+        <w:t xml:space="preserve"> user </w:t>
+      </w:r>
+      <w:proofErr w:type="spellStart"/>
+      <w:r>
+        <w:rPr>
+          <w:rFonts w:ascii="Times New Roman" w:hAnsi="Times New Roman" w:cs="Times New Roman"/>
+          <w:sz w:val="24"/>
+          <w:szCs w:val="24"/>
+        </w:rPr>
+        <w:t>boleh</w:t>
+      </w:r>
+      <w:proofErr w:type="spellEnd"/>
+      <w:r>
+        <w:rPr>
+          <w:rFonts w:ascii="Times New Roman" w:hAnsi="Times New Roman" w:cs="Times New Roman"/>
+          <w:sz w:val="24"/>
+          <w:szCs w:val="24"/>
+        </w:rPr>
+        <w:t xml:space="preserve"> </w:t>
+      </w:r>
+      <w:proofErr w:type="spellStart"/>
+      <w:r>
+        <w:rPr>
+          <w:rFonts w:ascii="Times New Roman" w:hAnsi="Times New Roman" w:cs="Times New Roman"/>
+          <w:sz w:val="24"/>
+          <w:szCs w:val="24"/>
+        </w:rPr>
+        <w:t>masuk</w:t>
+      </w:r>
+      <w:proofErr w:type="spellEnd"/>
+      <w:r>
+        <w:rPr>
+          <w:rFonts w:ascii="Times New Roman" w:hAnsi="Times New Roman" w:cs="Times New Roman"/>
+          <w:sz w:val="24"/>
+          <w:szCs w:val="24"/>
+        </w:rPr>
+        <w:t xml:space="preserve"> </w:t>
+      </w:r>
+      <w:proofErr w:type="spellStart"/>
+      <w:r>
+        <w:rPr>
+          <w:rFonts w:ascii="Times New Roman" w:hAnsi="Times New Roman" w:cs="Times New Roman"/>
+          <w:sz w:val="24"/>
+          <w:szCs w:val="24"/>
+        </w:rPr>
+        <w:t>atau</w:t>
+      </w:r>
+      <w:proofErr w:type="spellEnd"/>
+      <w:r>
+        <w:rPr>
+          <w:rFonts w:ascii="Times New Roman" w:hAnsi="Times New Roman" w:cs="Times New Roman"/>
+          <w:sz w:val="24"/>
+          <w:szCs w:val="24"/>
+        </w:rPr>
+        <w:t xml:space="preserve"> </w:t>
+      </w:r>
+      <w:proofErr w:type="spellStart"/>
+      <w:r>
+        <w:rPr>
+          <w:rFonts w:ascii="Times New Roman" w:hAnsi="Times New Roman" w:cs="Times New Roman"/>
+          <w:sz w:val="24"/>
+          <w:szCs w:val="24"/>
+        </w:rPr>
+        <w:t>tidak</w:t>
+      </w:r>
+      <w:proofErr w:type="spellEnd"/>
+      <w:r>
+        <w:rPr>
+          <w:rFonts w:ascii="Times New Roman" w:hAnsi="Times New Roman" w:cs="Times New Roman"/>
+          <w:sz w:val="24"/>
+          <w:szCs w:val="24"/>
+        </w:rPr>
+        <w:t xml:space="preserve">. </w:t>
+      </w:r>
+      <w:proofErr w:type="spellStart"/>
+      <w:r>
+        <w:rPr>
+          <w:rFonts w:ascii="Times New Roman" w:hAnsi="Times New Roman" w:cs="Times New Roman"/>
+          <w:sz w:val="24"/>
+          <w:szCs w:val="24"/>
+        </w:rPr>
+        <w:t>Sedangkan</w:t>
+      </w:r>
+      <w:proofErr w:type="spellEnd"/>
+      <w:r>
+        <w:rPr>
+          <w:rFonts w:ascii="Times New Roman" w:hAnsi="Times New Roman" w:cs="Times New Roman"/>
+          <w:sz w:val="24"/>
+          <w:szCs w:val="24"/>
+        </w:rPr>
+        <w:t xml:space="preserve"> callback </w:t>
+      </w:r>
+      <w:proofErr w:type="spellStart"/>
+      <w:proofErr w:type="gramStart"/>
+      <w:r>
+        <w:rPr>
+          <w:rFonts w:ascii="Times New Roman" w:hAnsi="Times New Roman" w:cs="Times New Roman"/>
+          <w:sz w:val="24"/>
+          <w:szCs w:val="24"/>
+        </w:rPr>
+        <w:t>jwt</w:t>
+      </w:r>
+      <w:proofErr w:type="spellEnd"/>
+      <w:r>
+        <w:rPr>
+          <w:rFonts w:ascii="Times New Roman" w:hAnsi="Times New Roman" w:cs="Times New Roman"/>
+          <w:sz w:val="24"/>
+          <w:szCs w:val="24"/>
+        </w:rPr>
+        <w:t>(</w:t>
+      </w:r>
+      <w:proofErr w:type="gramEnd"/>
+      <w:r>
+        <w:rPr>
+          <w:rFonts w:ascii="Times New Roman" w:hAnsi="Times New Roman" w:cs="Times New Roman"/>
+          <w:sz w:val="24"/>
+          <w:szCs w:val="24"/>
+        </w:rPr>
+        <w:t xml:space="preserve">) </w:t>
+      </w:r>
+      <w:proofErr w:type="spellStart"/>
+      <w:r>
+        <w:rPr>
+          <w:rFonts w:ascii="Times New Roman" w:hAnsi="Times New Roman" w:cs="Times New Roman"/>
+          <w:sz w:val="24"/>
+          <w:szCs w:val="24"/>
+        </w:rPr>
+        <w:t>digunakan</w:t>
+      </w:r>
+      <w:proofErr w:type="spellEnd"/>
+      <w:r>
+        <w:rPr>
+          <w:rFonts w:ascii="Times New Roman" w:hAnsi="Times New Roman" w:cs="Times New Roman"/>
+          <w:sz w:val="24"/>
+          <w:szCs w:val="24"/>
+        </w:rPr>
+        <w:t xml:space="preserve"> </w:t>
+      </w:r>
+      <w:proofErr w:type="spellStart"/>
+      <w:r>
+        <w:rPr>
+          <w:rFonts w:ascii="Times New Roman" w:hAnsi="Times New Roman" w:cs="Times New Roman"/>
+          <w:sz w:val="24"/>
+          <w:szCs w:val="24"/>
+        </w:rPr>
+        <w:t>setelah</w:t>
+      </w:r>
+      <w:proofErr w:type="spellEnd"/>
+      <w:r>
+        <w:rPr>
+          <w:rFonts w:ascii="Times New Roman" w:hAnsi="Times New Roman" w:cs="Times New Roman"/>
+          <w:sz w:val="24"/>
+          <w:szCs w:val="24"/>
+        </w:rPr>
+        <w:t xml:space="preserve"> login </w:t>
+      </w:r>
+      <w:proofErr w:type="spellStart"/>
+      <w:r>
+        <w:rPr>
+          <w:rFonts w:ascii="Times New Roman" w:hAnsi="Times New Roman" w:cs="Times New Roman"/>
+          <w:sz w:val="24"/>
+          <w:szCs w:val="24"/>
+        </w:rPr>
+        <w:t>berhasil</w:t>
+      </w:r>
+      <w:proofErr w:type="spellEnd"/>
+      <w:r>
+        <w:rPr>
+          <w:rFonts w:ascii="Times New Roman" w:hAnsi="Times New Roman" w:cs="Times New Roman"/>
+          <w:sz w:val="24"/>
+          <w:szCs w:val="24"/>
+        </w:rPr>
+        <w:t xml:space="preserve"> </w:t>
+      </w:r>
+      <w:proofErr w:type="spellStart"/>
+      <w:r>
+        <w:rPr>
+          <w:rFonts w:ascii="Times New Roman" w:hAnsi="Times New Roman" w:cs="Times New Roman"/>
+          <w:sz w:val="24"/>
+          <w:szCs w:val="24"/>
+        </w:rPr>
+        <w:t>untuk</w:t>
+      </w:r>
+      <w:proofErr w:type="spellEnd"/>
+      <w:r>
+        <w:rPr>
+          <w:rFonts w:ascii="Times New Roman" w:hAnsi="Times New Roman" w:cs="Times New Roman"/>
+          <w:sz w:val="24"/>
+          <w:szCs w:val="24"/>
+        </w:rPr>
+        <w:t xml:space="preserve"> </w:t>
+      </w:r>
+      <w:proofErr w:type="spellStart"/>
+      <w:r>
+        <w:rPr>
+          <w:rFonts w:ascii="Times New Roman" w:hAnsi="Times New Roman" w:cs="Times New Roman"/>
+          <w:sz w:val="24"/>
+          <w:szCs w:val="24"/>
+        </w:rPr>
+        <w:t>menyimpan</w:t>
+      </w:r>
+      <w:proofErr w:type="spellEnd"/>
+      <w:r>
+        <w:rPr>
+          <w:rFonts w:ascii="Times New Roman" w:hAnsi="Times New Roman" w:cs="Times New Roman"/>
+          <w:sz w:val="24"/>
+          <w:szCs w:val="24"/>
+        </w:rPr>
+        <w:t xml:space="preserve"> </w:t>
+      </w:r>
+      <w:proofErr w:type="spellStart"/>
+      <w:r>
+        <w:rPr>
+          <w:rFonts w:ascii="Times New Roman" w:hAnsi="Times New Roman" w:cs="Times New Roman"/>
+          <w:sz w:val="24"/>
+          <w:szCs w:val="24"/>
+        </w:rPr>
+        <w:t>atau</w:t>
+      </w:r>
+      <w:proofErr w:type="spellEnd"/>
+      <w:r>
+        <w:rPr>
+          <w:rFonts w:ascii="Times New Roman" w:hAnsi="Times New Roman" w:cs="Times New Roman"/>
+          <w:sz w:val="24"/>
+          <w:szCs w:val="24"/>
+        </w:rPr>
+        <w:t xml:space="preserve"> </w:t>
+      </w:r>
+      <w:proofErr w:type="spellStart"/>
+      <w:r>
+        <w:rPr>
+          <w:rFonts w:ascii="Times New Roman" w:hAnsi="Times New Roman" w:cs="Times New Roman"/>
+          <w:sz w:val="24"/>
+          <w:szCs w:val="24"/>
+        </w:rPr>
+        <w:t>memodifikasi</w:t>
+      </w:r>
+      <w:proofErr w:type="spellEnd"/>
+      <w:r>
+        <w:rPr>
+          <w:rFonts w:ascii="Times New Roman" w:hAnsi="Times New Roman" w:cs="Times New Roman"/>
+          <w:sz w:val="24"/>
+          <w:szCs w:val="24"/>
+        </w:rPr>
+        <w:t xml:space="preserve"> data yang </w:t>
+      </w:r>
+      <w:proofErr w:type="spellStart"/>
+      <w:r>
+        <w:rPr>
+          <w:rFonts w:ascii="Times New Roman" w:hAnsi="Times New Roman" w:cs="Times New Roman"/>
+          <w:sz w:val="24"/>
+          <w:szCs w:val="24"/>
+        </w:rPr>
+        <w:t>akan</w:t>
+      </w:r>
+      <w:proofErr w:type="spellEnd"/>
+      <w:r>
+        <w:rPr>
+          <w:rFonts w:ascii="Times New Roman" w:hAnsi="Times New Roman" w:cs="Times New Roman"/>
+          <w:sz w:val="24"/>
+          <w:szCs w:val="24"/>
+        </w:rPr>
+        <w:t xml:space="preserve"> </w:t>
+      </w:r>
+      <w:proofErr w:type="spellStart"/>
+      <w:r>
+        <w:rPr>
+          <w:rFonts w:ascii="Times New Roman" w:hAnsi="Times New Roman" w:cs="Times New Roman"/>
+          <w:sz w:val="24"/>
+          <w:szCs w:val="24"/>
+        </w:rPr>
+        <w:t>dimasukkan</w:t>
+      </w:r>
+      <w:proofErr w:type="spellEnd"/>
+      <w:r>
+        <w:rPr>
+          <w:rFonts w:ascii="Times New Roman" w:hAnsi="Times New Roman" w:cs="Times New Roman"/>
+          <w:sz w:val="24"/>
+          <w:szCs w:val="24"/>
+        </w:rPr>
+        <w:t xml:space="preserve"> </w:t>
+      </w:r>
+      <w:proofErr w:type="spellStart"/>
+      <w:r>
+        <w:rPr>
+          <w:rFonts w:ascii="Times New Roman" w:hAnsi="Times New Roman" w:cs="Times New Roman"/>
+          <w:sz w:val="24"/>
+          <w:szCs w:val="24"/>
+        </w:rPr>
+        <w:t>ke</w:t>
+      </w:r>
+      <w:proofErr w:type="spellEnd"/>
+      <w:r>
+        <w:rPr>
+          <w:rFonts w:ascii="Times New Roman" w:hAnsi="Times New Roman" w:cs="Times New Roman"/>
+          <w:sz w:val="24"/>
+          <w:szCs w:val="24"/>
+        </w:rPr>
+        <w:t xml:space="preserve"> </w:t>
+      </w:r>
+      <w:proofErr w:type="spellStart"/>
+      <w:r>
+        <w:rPr>
+          <w:rFonts w:ascii="Times New Roman" w:hAnsi="Times New Roman" w:cs="Times New Roman"/>
+          <w:sz w:val="24"/>
+          <w:szCs w:val="24"/>
+        </w:rPr>
+        <w:t>dalam</w:t>
+      </w:r>
+      <w:proofErr w:type="spellEnd"/>
+      <w:r>
+        <w:rPr>
+          <w:rFonts w:ascii="Times New Roman" w:hAnsi="Times New Roman" w:cs="Times New Roman"/>
+          <w:sz w:val="24"/>
+          <w:szCs w:val="24"/>
+        </w:rPr>
+        <w:t xml:space="preserve"> token JWT (</w:t>
+      </w:r>
+      <w:proofErr w:type="spellStart"/>
+      <w:r>
+        <w:rPr>
+          <w:rFonts w:ascii="Times New Roman" w:hAnsi="Times New Roman" w:cs="Times New Roman"/>
+          <w:sz w:val="24"/>
+          <w:szCs w:val="24"/>
+        </w:rPr>
+        <w:t>misalnya</w:t>
+      </w:r>
+      <w:proofErr w:type="spellEnd"/>
+      <w:r>
+        <w:rPr>
+          <w:rFonts w:ascii="Times New Roman" w:hAnsi="Times New Roman" w:cs="Times New Roman"/>
+          <w:sz w:val="24"/>
+          <w:szCs w:val="24"/>
+        </w:rPr>
+        <w:t xml:space="preserve"> id user, role, </w:t>
+      </w:r>
+      <w:proofErr w:type="spellStart"/>
+      <w:r>
+        <w:rPr>
+          <w:rFonts w:ascii="Times New Roman" w:hAnsi="Times New Roman" w:cs="Times New Roman"/>
+          <w:sz w:val="24"/>
+          <w:szCs w:val="24"/>
+        </w:rPr>
+        <w:t>dll</w:t>
+      </w:r>
+      <w:proofErr w:type="spellEnd"/>
+      <w:r>
+        <w:rPr>
+          <w:rFonts w:ascii="Times New Roman" w:hAnsi="Times New Roman" w:cs="Times New Roman"/>
+          <w:sz w:val="24"/>
+          <w:szCs w:val="24"/>
+        </w:rPr>
+        <w:t xml:space="preserve">). Jadi, </w:t>
+      </w:r>
+      <w:proofErr w:type="gramStart"/>
+      <w:r>
+        <w:rPr>
+          <w:rFonts w:ascii="Times New Roman" w:hAnsi="Times New Roman" w:cs="Times New Roman"/>
+          <w:sz w:val="24"/>
+          <w:szCs w:val="24"/>
+        </w:rPr>
+        <w:t>authorize(</w:t>
+      </w:r>
+      <w:proofErr w:type="gramEnd"/>
+      <w:r>
+        <w:rPr>
+          <w:rFonts w:ascii="Times New Roman" w:hAnsi="Times New Roman" w:cs="Times New Roman"/>
+          <w:sz w:val="24"/>
+          <w:szCs w:val="24"/>
+        </w:rPr>
+        <w:t xml:space="preserve">) = </w:t>
+      </w:r>
+      <w:proofErr w:type="spellStart"/>
+      <w:r>
+        <w:rPr>
+          <w:rFonts w:ascii="Times New Roman" w:hAnsi="Times New Roman" w:cs="Times New Roman"/>
+          <w:sz w:val="24"/>
+          <w:szCs w:val="24"/>
+        </w:rPr>
+        <w:t>validasi</w:t>
+      </w:r>
+      <w:proofErr w:type="spellEnd"/>
+      <w:r>
+        <w:rPr>
+          <w:rFonts w:ascii="Times New Roman" w:hAnsi="Times New Roman" w:cs="Times New Roman"/>
+          <w:sz w:val="24"/>
+          <w:szCs w:val="24"/>
+        </w:rPr>
+        <w:t xml:space="preserve"> login, </w:t>
+      </w:r>
+      <w:proofErr w:type="spellStart"/>
+      <w:proofErr w:type="gramStart"/>
+      <w:r>
+        <w:rPr>
+          <w:rFonts w:ascii="Times New Roman" w:hAnsi="Times New Roman" w:cs="Times New Roman"/>
+          <w:sz w:val="24"/>
+          <w:szCs w:val="24"/>
+        </w:rPr>
+        <w:t>jwt</w:t>
+      </w:r>
+      <w:proofErr w:type="spellEnd"/>
+      <w:r>
+        <w:rPr>
+          <w:rFonts w:ascii="Times New Roman" w:hAnsi="Times New Roman" w:cs="Times New Roman"/>
+          <w:sz w:val="24"/>
+          <w:szCs w:val="24"/>
+        </w:rPr>
+        <w:t>(</w:t>
+      </w:r>
+      <w:proofErr w:type="gramEnd"/>
+      <w:r>
+        <w:rPr>
+          <w:rFonts w:ascii="Times New Roman" w:hAnsi="Times New Roman" w:cs="Times New Roman"/>
+          <w:sz w:val="24"/>
+          <w:szCs w:val="24"/>
+        </w:rPr>
+        <w:t xml:space="preserve">) = </w:t>
+      </w:r>
+      <w:proofErr w:type="spellStart"/>
+      <w:r>
+        <w:rPr>
+          <w:rFonts w:ascii="Times New Roman" w:hAnsi="Times New Roman" w:cs="Times New Roman"/>
+          <w:sz w:val="24"/>
+          <w:szCs w:val="24"/>
+        </w:rPr>
+        <w:t>pengelolaan</w:t>
+      </w:r>
+      <w:proofErr w:type="spellEnd"/>
+      <w:r>
+        <w:rPr>
+          <w:rFonts w:ascii="Times New Roman" w:hAnsi="Times New Roman" w:cs="Times New Roman"/>
+          <w:sz w:val="24"/>
+          <w:szCs w:val="24"/>
+        </w:rPr>
+        <w:t xml:space="preserve"> </w:t>
+      </w:r>
+      <w:proofErr w:type="spellStart"/>
+      <w:r>
+        <w:rPr>
+          <w:rFonts w:ascii="Times New Roman" w:hAnsi="Times New Roman" w:cs="Times New Roman"/>
+          <w:sz w:val="24"/>
+          <w:szCs w:val="24"/>
+        </w:rPr>
+        <w:t>isi</w:t>
+      </w:r>
+      <w:proofErr w:type="spellEnd"/>
+      <w:r>
+        <w:rPr>
+          <w:rFonts w:ascii="Times New Roman" w:hAnsi="Times New Roman" w:cs="Times New Roman"/>
+          <w:sz w:val="24"/>
+          <w:szCs w:val="24"/>
+        </w:rPr>
+        <w:t xml:space="preserve"> token. </w:t>
+      </w:r>
+    </w:p>
+    <w:p>
+      <w:pPr>
+        <w:pStyle w:val="ListParagraph"/>
+        <w:jc w:val="both"/>
+        <w:rPr>
+          <w:rFonts w:ascii="Times New Roman" w:hAnsi="Times New Roman" w:cs="Times New Roman"/>
+          <w:sz w:val="24"/>
+          <w:szCs w:val="24"/>
+        </w:rPr>
+      </w:pPr>
+    </w:p>
+    <w:p>
+      <w:pPr>
+        <w:pStyle w:val="ListParagraph"/>
+        <w:numPr>
+          <w:ilvl w:val="0"/>
+          <w:numId w:val="12"/>
+        </w:numPr>
+        <w:rPr>
+          <w:rFonts w:ascii="Times New Roman" w:hAnsi="Times New Roman" w:cs="Times New Roman"/>
+          <w:sz w:val="24"/>
+          <w:szCs w:val="24"/>
+        </w:rPr>
+      </w:pPr>
+      <w:proofErr w:type="spellStart"/>
+      <w:r>
+        <w:rPr>
+          <w:rFonts w:ascii="Times New Roman" w:hAnsi="Times New Roman" w:cs="Times New Roman"/>
+          <w:b/>
+          <w:bCs/>
+          <w:sz w:val="24"/>
+          <w:szCs w:val="24"/>
+        </w:rPr>
+        <w:t>Mengapa</w:t>
+      </w:r>
+      <w:proofErr w:type="spellEnd"/>
+      <w:r>
+        <w:rPr>
+          <w:rFonts w:ascii="Times New Roman" w:hAnsi="Times New Roman" w:cs="Times New Roman"/>
+          <w:b/>
+          <w:bCs/>
+          <w:sz w:val="24"/>
+          <w:szCs w:val="24"/>
+        </w:rPr>
+        <w:t xml:space="preserve"> middleware </w:t>
+      </w:r>
+      <w:proofErr w:type="spellStart"/>
+      <w:r>
+        <w:rPr>
+          <w:rFonts w:ascii="Times New Roman" w:hAnsi="Times New Roman" w:cs="Times New Roman"/>
+          <w:b/>
+          <w:bCs/>
+          <w:sz w:val="24"/>
+          <w:szCs w:val="24"/>
+        </w:rPr>
+        <w:t>perlu</w:t>
+      </w:r>
+      <w:proofErr w:type="spellEnd"/>
+      <w:r>
+        <w:rPr>
+          <w:rFonts w:ascii="Times New Roman" w:hAnsi="Times New Roman" w:cs="Times New Roman"/>
+          <w:b/>
+          <w:bCs/>
+          <w:sz w:val="24"/>
+          <w:szCs w:val="24"/>
+        </w:rPr>
+        <w:t xml:space="preserve"> </w:t>
+      </w:r>
+      <w:proofErr w:type="spellStart"/>
+      <w:proofErr w:type="gramStart"/>
+      <w:r>
+        <w:rPr>
+          <w:rFonts w:ascii="Times New Roman" w:hAnsi="Times New Roman" w:cs="Times New Roman"/>
+          <w:b/>
+          <w:bCs/>
+          <w:sz w:val="24"/>
+          <w:szCs w:val="24"/>
+        </w:rPr>
+        <w:t>getToken</w:t>
+      </w:r>
+      <w:proofErr w:type="spellEnd"/>
+      <w:r>
+        <w:rPr>
+          <w:rFonts w:ascii="Times New Roman" w:hAnsi="Times New Roman" w:cs="Times New Roman"/>
+          <w:b/>
+          <w:bCs/>
+          <w:sz w:val="24"/>
+          <w:szCs w:val="24"/>
+        </w:rPr>
+        <w:t>(</w:t>
+      </w:r>
+      <w:proofErr w:type="gramEnd"/>
+      <w:r>
+        <w:rPr>
+          <w:rFonts w:ascii="Times New Roman" w:hAnsi="Times New Roman" w:cs="Times New Roman"/>
+          <w:b/>
+          <w:bCs/>
+          <w:sz w:val="24"/>
+          <w:szCs w:val="24"/>
+        </w:rPr>
+        <w:t>)?</w:t>
+      </w:r>
+    </w:p>
+    <w:p>
+      <w:pPr>
+        <w:pStyle w:val="ListParagraph"/>
+        <w:jc w:val="both"/>
+        <w:rPr>
+          <w:rFonts w:ascii="Times New Roman" w:hAnsi="Times New Roman" w:cs="Times New Roman"/>
+          <w:sz w:val="24"/>
+          <w:szCs w:val="24"/>
+        </w:rPr>
+      </w:pPr>
+      <w:r>
+        <w:rPr>
+          <w:rFonts w:ascii="Times New Roman" w:hAnsi="Times New Roman" w:cs="Times New Roman"/>
+          <w:sz w:val="24"/>
+          <w:szCs w:val="24"/>
+        </w:rPr>
+        <w:t xml:space="preserve">Middleware </w:t>
+      </w:r>
+      <w:proofErr w:type="spellStart"/>
+      <w:r>
+        <w:rPr>
+          <w:rFonts w:ascii="Times New Roman" w:hAnsi="Times New Roman" w:cs="Times New Roman"/>
+          <w:sz w:val="24"/>
+          <w:szCs w:val="24"/>
+        </w:rPr>
+        <w:t>perlu</w:t>
+      </w:r>
+      <w:proofErr w:type="spellEnd"/>
+      <w:r>
+        <w:rPr>
+          <w:rFonts w:ascii="Times New Roman" w:hAnsi="Times New Roman" w:cs="Times New Roman"/>
+          <w:sz w:val="24"/>
+          <w:szCs w:val="24"/>
+        </w:rPr>
+        <w:t xml:space="preserve"> </w:t>
+      </w:r>
+      <w:proofErr w:type="spellStart"/>
+      <w:proofErr w:type="gramStart"/>
+      <w:r>
+        <w:rPr>
+          <w:rFonts w:ascii="Times New Roman" w:hAnsi="Times New Roman" w:cs="Times New Roman"/>
+          <w:sz w:val="24"/>
+          <w:szCs w:val="24"/>
+        </w:rPr>
+        <w:t>getToken</w:t>
+      </w:r>
+      <w:proofErr w:type="spellEnd"/>
+      <w:r>
+        <w:rPr>
+          <w:rFonts w:ascii="Times New Roman" w:hAnsi="Times New Roman" w:cs="Times New Roman"/>
+          <w:sz w:val="24"/>
+          <w:szCs w:val="24"/>
+        </w:rPr>
+        <w:t>(</w:t>
+      </w:r>
+      <w:proofErr w:type="gramEnd"/>
+      <w:r>
+        <w:rPr>
+          <w:rFonts w:ascii="Times New Roman" w:hAnsi="Times New Roman" w:cs="Times New Roman"/>
+          <w:sz w:val="24"/>
+          <w:szCs w:val="24"/>
+        </w:rPr>
+        <w:t xml:space="preserve">) </w:t>
+      </w:r>
+      <w:proofErr w:type="spellStart"/>
+      <w:r>
+        <w:rPr>
+          <w:rFonts w:ascii="Times New Roman" w:hAnsi="Times New Roman" w:cs="Times New Roman"/>
+          <w:sz w:val="24"/>
+          <w:szCs w:val="24"/>
+        </w:rPr>
+        <w:t>untuk</w:t>
+      </w:r>
+      <w:proofErr w:type="spellEnd"/>
+      <w:r>
+        <w:rPr>
+          <w:rFonts w:ascii="Times New Roman" w:hAnsi="Times New Roman" w:cs="Times New Roman"/>
+          <w:sz w:val="24"/>
+          <w:szCs w:val="24"/>
+        </w:rPr>
+        <w:t xml:space="preserve"> </w:t>
+      </w:r>
+      <w:proofErr w:type="spellStart"/>
+      <w:r>
+        <w:rPr>
+          <w:rFonts w:ascii="Times New Roman" w:hAnsi="Times New Roman" w:cs="Times New Roman"/>
+          <w:sz w:val="24"/>
+          <w:szCs w:val="24"/>
+        </w:rPr>
+        <w:t>mengambil</w:t>
+      </w:r>
+      <w:proofErr w:type="spellEnd"/>
+      <w:r>
+        <w:rPr>
+          <w:rFonts w:ascii="Times New Roman" w:hAnsi="Times New Roman" w:cs="Times New Roman"/>
+          <w:sz w:val="24"/>
+          <w:szCs w:val="24"/>
+        </w:rPr>
+        <w:t xml:space="preserve"> dan </w:t>
+      </w:r>
+      <w:proofErr w:type="spellStart"/>
+      <w:r>
+        <w:rPr>
+          <w:rFonts w:ascii="Times New Roman" w:hAnsi="Times New Roman" w:cs="Times New Roman"/>
+          <w:sz w:val="24"/>
+          <w:szCs w:val="24"/>
+        </w:rPr>
+        <w:t>membaca</w:t>
+      </w:r>
+      <w:proofErr w:type="spellEnd"/>
+      <w:r>
+        <w:rPr>
+          <w:rFonts w:ascii="Times New Roman" w:hAnsi="Times New Roman" w:cs="Times New Roman"/>
+          <w:sz w:val="24"/>
+          <w:szCs w:val="24"/>
+        </w:rPr>
+        <w:t xml:space="preserve"> JWT </w:t>
+      </w:r>
+      <w:proofErr w:type="spellStart"/>
+      <w:r>
+        <w:rPr>
+          <w:rFonts w:ascii="Times New Roman" w:hAnsi="Times New Roman" w:cs="Times New Roman"/>
+          <w:sz w:val="24"/>
+          <w:szCs w:val="24"/>
+        </w:rPr>
+        <w:t>dari</w:t>
+      </w:r>
+      <w:proofErr w:type="spellEnd"/>
+      <w:r>
+        <w:rPr>
+          <w:rFonts w:ascii="Times New Roman" w:hAnsi="Times New Roman" w:cs="Times New Roman"/>
+          <w:sz w:val="24"/>
+          <w:szCs w:val="24"/>
+        </w:rPr>
+        <w:t xml:space="preserve"> request (</w:t>
+      </w:r>
+      <w:proofErr w:type="spellStart"/>
+      <w:r>
+        <w:rPr>
+          <w:rFonts w:ascii="Times New Roman" w:hAnsi="Times New Roman" w:cs="Times New Roman"/>
+          <w:sz w:val="24"/>
+          <w:szCs w:val="24"/>
+        </w:rPr>
+        <w:t>biasanya</w:t>
+      </w:r>
+      <w:proofErr w:type="spellEnd"/>
+      <w:r>
+        <w:rPr>
+          <w:rFonts w:ascii="Times New Roman" w:hAnsi="Times New Roman" w:cs="Times New Roman"/>
+          <w:sz w:val="24"/>
+          <w:szCs w:val="24"/>
+        </w:rPr>
+        <w:t xml:space="preserve"> </w:t>
+      </w:r>
+      <w:proofErr w:type="spellStart"/>
+      <w:r>
+        <w:rPr>
+          <w:rFonts w:ascii="Times New Roman" w:hAnsi="Times New Roman" w:cs="Times New Roman"/>
+          <w:sz w:val="24"/>
+          <w:szCs w:val="24"/>
+        </w:rPr>
+        <w:t>dari</w:t>
+      </w:r>
+      <w:proofErr w:type="spellEnd"/>
+      <w:r>
+        <w:rPr>
+          <w:rFonts w:ascii="Times New Roman" w:hAnsi="Times New Roman" w:cs="Times New Roman"/>
+          <w:sz w:val="24"/>
+          <w:szCs w:val="24"/>
+        </w:rPr>
+        <w:t xml:space="preserve"> cookie </w:t>
+      </w:r>
+      <w:proofErr w:type="spellStart"/>
+      <w:r>
+        <w:rPr>
+          <w:rFonts w:ascii="Times New Roman" w:hAnsi="Times New Roman" w:cs="Times New Roman"/>
+          <w:sz w:val="24"/>
+          <w:szCs w:val="24"/>
+        </w:rPr>
+        <w:t>atau</w:t>
+      </w:r>
+      <w:proofErr w:type="spellEnd"/>
+      <w:r>
+        <w:rPr>
+          <w:rFonts w:ascii="Times New Roman" w:hAnsi="Times New Roman" w:cs="Times New Roman"/>
+          <w:sz w:val="24"/>
+          <w:szCs w:val="24"/>
+        </w:rPr>
+        <w:t xml:space="preserve"> header). </w:t>
+      </w:r>
+      <w:proofErr w:type="spellStart"/>
+      <w:r>
+        <w:rPr>
+          <w:rFonts w:ascii="Times New Roman" w:hAnsi="Times New Roman" w:cs="Times New Roman"/>
+          <w:sz w:val="24"/>
+          <w:szCs w:val="24"/>
+        </w:rPr>
+        <w:t>Dengan</w:t>
+      </w:r>
+      <w:proofErr w:type="spellEnd"/>
+      <w:r>
+        <w:rPr>
+          <w:rFonts w:ascii="Times New Roman" w:hAnsi="Times New Roman" w:cs="Times New Roman"/>
+          <w:sz w:val="24"/>
+          <w:szCs w:val="24"/>
+        </w:rPr>
+        <w:t xml:space="preserve"> </w:t>
+      </w:r>
+      <w:proofErr w:type="spellStart"/>
+      <w:r>
+        <w:rPr>
+          <w:rFonts w:ascii="Times New Roman" w:hAnsi="Times New Roman" w:cs="Times New Roman"/>
+          <w:sz w:val="24"/>
+          <w:szCs w:val="24"/>
+        </w:rPr>
+        <w:t>begitu</w:t>
+      </w:r>
+      <w:proofErr w:type="spellEnd"/>
+      <w:r>
+        <w:rPr>
+          <w:rFonts w:ascii="Times New Roman" w:hAnsi="Times New Roman" w:cs="Times New Roman"/>
+          <w:sz w:val="24"/>
+          <w:szCs w:val="24"/>
+        </w:rPr>
+        <w:t xml:space="preserve"> middleware </w:t>
+      </w:r>
+      <w:proofErr w:type="spellStart"/>
+      <w:r>
+        <w:rPr>
+          <w:rFonts w:ascii="Times New Roman" w:hAnsi="Times New Roman" w:cs="Times New Roman"/>
+          <w:sz w:val="24"/>
+          <w:szCs w:val="24"/>
+        </w:rPr>
+        <w:t>bisa</w:t>
+      </w:r>
+      <w:proofErr w:type="spellEnd"/>
+      <w:r>
+        <w:rPr>
+          <w:rFonts w:ascii="Times New Roman" w:hAnsi="Times New Roman" w:cs="Times New Roman"/>
+          <w:sz w:val="24"/>
+          <w:szCs w:val="24"/>
+        </w:rPr>
+        <w:t xml:space="preserve"> </w:t>
+      </w:r>
+      <w:proofErr w:type="spellStart"/>
+      <w:r>
+        <w:rPr>
+          <w:rFonts w:ascii="Times New Roman" w:hAnsi="Times New Roman" w:cs="Times New Roman"/>
+          <w:sz w:val="24"/>
+          <w:szCs w:val="24"/>
+        </w:rPr>
+        <w:t>mengecek</w:t>
+      </w:r>
+      <w:proofErr w:type="spellEnd"/>
+      <w:r>
+        <w:rPr>
+          <w:rFonts w:ascii="Times New Roman" w:hAnsi="Times New Roman" w:cs="Times New Roman"/>
+          <w:sz w:val="24"/>
+          <w:szCs w:val="24"/>
+        </w:rPr>
+        <w:t xml:space="preserve"> </w:t>
+      </w:r>
+      <w:proofErr w:type="spellStart"/>
+      <w:r>
+        <w:rPr>
+          <w:rFonts w:ascii="Times New Roman" w:hAnsi="Times New Roman" w:cs="Times New Roman"/>
+          <w:sz w:val="24"/>
+          <w:szCs w:val="24"/>
+        </w:rPr>
+        <w:t>apakah</w:t>
+      </w:r>
+      <w:proofErr w:type="spellEnd"/>
+      <w:r>
+        <w:rPr>
+          <w:rFonts w:ascii="Times New Roman" w:hAnsi="Times New Roman" w:cs="Times New Roman"/>
+          <w:sz w:val="24"/>
+          <w:szCs w:val="24"/>
+        </w:rPr>
+        <w:t xml:space="preserve"> user </w:t>
+      </w:r>
+      <w:proofErr w:type="spellStart"/>
+      <w:r>
+        <w:rPr>
+          <w:rFonts w:ascii="Times New Roman" w:hAnsi="Times New Roman" w:cs="Times New Roman"/>
+          <w:sz w:val="24"/>
+          <w:szCs w:val="24"/>
+        </w:rPr>
+        <w:t>sudah</w:t>
+      </w:r>
+      <w:proofErr w:type="spellEnd"/>
+      <w:r>
+        <w:rPr>
+          <w:rFonts w:ascii="Times New Roman" w:hAnsi="Times New Roman" w:cs="Times New Roman"/>
+          <w:sz w:val="24"/>
+          <w:szCs w:val="24"/>
+        </w:rPr>
+        <w:t xml:space="preserve"> login </w:t>
+      </w:r>
+      <w:proofErr w:type="spellStart"/>
+      <w:r>
+        <w:rPr>
+          <w:rFonts w:ascii="Times New Roman" w:hAnsi="Times New Roman" w:cs="Times New Roman"/>
+          <w:sz w:val="24"/>
+          <w:szCs w:val="24"/>
+        </w:rPr>
+        <w:t>atau</w:t>
+      </w:r>
+      <w:proofErr w:type="spellEnd"/>
+      <w:r>
+        <w:rPr>
+          <w:rFonts w:ascii="Times New Roman" w:hAnsi="Times New Roman" w:cs="Times New Roman"/>
+          <w:sz w:val="24"/>
+          <w:szCs w:val="24"/>
+        </w:rPr>
+        <w:t xml:space="preserve"> </w:t>
+      </w:r>
+      <w:proofErr w:type="spellStart"/>
+      <w:r>
+        <w:rPr>
+          <w:rFonts w:ascii="Times New Roman" w:hAnsi="Times New Roman" w:cs="Times New Roman"/>
+          <w:sz w:val="24"/>
+          <w:szCs w:val="24"/>
+        </w:rPr>
+        <w:t>belum</w:t>
+      </w:r>
+      <w:proofErr w:type="spellEnd"/>
+      <w:r>
+        <w:rPr>
+          <w:rFonts w:ascii="Times New Roman" w:hAnsi="Times New Roman" w:cs="Times New Roman"/>
+          <w:sz w:val="24"/>
+          <w:szCs w:val="24"/>
+        </w:rPr>
+        <w:t xml:space="preserve"> </w:t>
+      </w:r>
+      <w:proofErr w:type="spellStart"/>
+      <w:r>
+        <w:rPr>
+          <w:rFonts w:ascii="Times New Roman" w:hAnsi="Times New Roman" w:cs="Times New Roman"/>
+          <w:sz w:val="24"/>
+          <w:szCs w:val="24"/>
+        </w:rPr>
+        <w:t>sebelum</w:t>
+      </w:r>
+      <w:proofErr w:type="spellEnd"/>
+      <w:r>
+        <w:rPr>
+          <w:rFonts w:ascii="Times New Roman" w:hAnsi="Times New Roman" w:cs="Times New Roman"/>
+          <w:sz w:val="24"/>
+          <w:szCs w:val="24"/>
+        </w:rPr>
+        <w:t xml:space="preserve"> </w:t>
+      </w:r>
+      <w:proofErr w:type="spellStart"/>
+      <w:r>
+        <w:rPr>
+          <w:rFonts w:ascii="Times New Roman" w:hAnsi="Times New Roman" w:cs="Times New Roman"/>
+          <w:sz w:val="24"/>
+          <w:szCs w:val="24"/>
+        </w:rPr>
+        <w:t>mengakses</w:t>
+      </w:r>
+      <w:proofErr w:type="spellEnd"/>
+      <w:r>
+        <w:rPr>
+          <w:rFonts w:ascii="Times New Roman" w:hAnsi="Times New Roman" w:cs="Times New Roman"/>
+          <w:sz w:val="24"/>
+          <w:szCs w:val="24"/>
+        </w:rPr>
+        <w:t xml:space="preserve"> </w:t>
+      </w:r>
+      <w:proofErr w:type="spellStart"/>
+      <w:r>
+        <w:rPr>
+          <w:rFonts w:ascii="Times New Roman" w:hAnsi="Times New Roman" w:cs="Times New Roman"/>
+          <w:sz w:val="24"/>
+          <w:szCs w:val="24"/>
+        </w:rPr>
+        <w:t>halaman</w:t>
+      </w:r>
+      <w:proofErr w:type="spellEnd"/>
+      <w:r>
+        <w:rPr>
+          <w:rFonts w:ascii="Times New Roman" w:hAnsi="Times New Roman" w:cs="Times New Roman"/>
+          <w:sz w:val="24"/>
+          <w:szCs w:val="24"/>
+        </w:rPr>
+        <w:t xml:space="preserve"> </w:t>
+      </w:r>
+      <w:proofErr w:type="spellStart"/>
+      <w:r>
+        <w:rPr>
+          <w:rFonts w:ascii="Times New Roman" w:hAnsi="Times New Roman" w:cs="Times New Roman"/>
+          <w:sz w:val="24"/>
+          <w:szCs w:val="24"/>
+        </w:rPr>
+        <w:t>tertentu</w:t>
+      </w:r>
+      <w:proofErr w:type="spellEnd"/>
+      <w:r>
+        <w:rPr>
+          <w:rFonts w:ascii="Times New Roman" w:hAnsi="Times New Roman" w:cs="Times New Roman"/>
+          <w:sz w:val="24"/>
+          <w:szCs w:val="24"/>
+        </w:rPr>
+        <w:t xml:space="preserve">, </w:t>
+      </w:r>
+      <w:proofErr w:type="spellStart"/>
+      <w:r>
+        <w:rPr>
+          <w:rFonts w:ascii="Times New Roman" w:hAnsi="Times New Roman" w:cs="Times New Roman"/>
+          <w:sz w:val="24"/>
+          <w:szCs w:val="24"/>
+        </w:rPr>
+        <w:t>tanpa</w:t>
+      </w:r>
+      <w:proofErr w:type="spellEnd"/>
+      <w:r>
+        <w:rPr>
+          <w:rFonts w:ascii="Times New Roman" w:hAnsi="Times New Roman" w:cs="Times New Roman"/>
+          <w:sz w:val="24"/>
+          <w:szCs w:val="24"/>
+        </w:rPr>
+        <w:t xml:space="preserve"> </w:t>
+      </w:r>
+      <w:proofErr w:type="spellStart"/>
+      <w:r>
+        <w:rPr>
+          <w:rFonts w:ascii="Times New Roman" w:hAnsi="Times New Roman" w:cs="Times New Roman"/>
+          <w:sz w:val="24"/>
+          <w:szCs w:val="24"/>
+        </w:rPr>
+        <w:t>perlu</w:t>
+      </w:r>
+      <w:proofErr w:type="spellEnd"/>
+      <w:r>
+        <w:rPr>
+          <w:rFonts w:ascii="Times New Roman" w:hAnsi="Times New Roman" w:cs="Times New Roman"/>
+          <w:sz w:val="24"/>
+          <w:szCs w:val="24"/>
+        </w:rPr>
+        <w:t xml:space="preserve"> query </w:t>
+      </w:r>
+      <w:proofErr w:type="spellStart"/>
+      <w:r>
+        <w:rPr>
+          <w:rFonts w:ascii="Times New Roman" w:hAnsi="Times New Roman" w:cs="Times New Roman"/>
+          <w:sz w:val="24"/>
+          <w:szCs w:val="24"/>
+        </w:rPr>
+        <w:t>ke</w:t>
+      </w:r>
+      <w:proofErr w:type="spellEnd"/>
+      <w:r>
+        <w:rPr>
+          <w:rFonts w:ascii="Times New Roman" w:hAnsi="Times New Roman" w:cs="Times New Roman"/>
+          <w:sz w:val="24"/>
+          <w:szCs w:val="24"/>
+        </w:rPr>
+        <w:t xml:space="preserve"> database </w:t>
+      </w:r>
+      <w:proofErr w:type="spellStart"/>
+      <w:r>
+        <w:rPr>
+          <w:rFonts w:ascii="Times New Roman" w:hAnsi="Times New Roman" w:cs="Times New Roman"/>
+          <w:sz w:val="24"/>
+          <w:szCs w:val="24"/>
+        </w:rPr>
+        <w:t>lagi</w:t>
+      </w:r>
+      <w:proofErr w:type="spellEnd"/>
+      <w:r>
+        <w:rPr>
+          <w:rFonts w:ascii="Times New Roman" w:hAnsi="Times New Roman" w:cs="Times New Roman"/>
+          <w:sz w:val="24"/>
+          <w:szCs w:val="24"/>
+        </w:rPr>
+        <w:t>—</w:t>
+      </w:r>
+      <w:proofErr w:type="spellStart"/>
+      <w:r>
+        <w:rPr>
+          <w:rFonts w:ascii="Times New Roman" w:hAnsi="Times New Roman" w:cs="Times New Roman"/>
+          <w:sz w:val="24"/>
+          <w:szCs w:val="24"/>
+        </w:rPr>
+        <w:t>lebih</w:t>
+      </w:r>
+      <w:proofErr w:type="spellEnd"/>
+      <w:r>
+        <w:rPr>
+          <w:rFonts w:ascii="Times New Roman" w:hAnsi="Times New Roman" w:cs="Times New Roman"/>
+          <w:sz w:val="24"/>
+          <w:szCs w:val="24"/>
+        </w:rPr>
+        <w:t xml:space="preserve"> </w:t>
+      </w:r>
+      <w:proofErr w:type="spellStart"/>
+      <w:r>
+        <w:rPr>
+          <w:rFonts w:ascii="Times New Roman" w:hAnsi="Times New Roman" w:cs="Times New Roman"/>
+          <w:sz w:val="24"/>
+          <w:szCs w:val="24"/>
+        </w:rPr>
+        <w:t>cepat</w:t>
+      </w:r>
+      <w:proofErr w:type="spellEnd"/>
+      <w:r>
+        <w:rPr>
+          <w:rFonts w:ascii="Times New Roman" w:hAnsi="Times New Roman" w:cs="Times New Roman"/>
+          <w:sz w:val="24"/>
+          <w:szCs w:val="24"/>
+        </w:rPr>
+        <w:t xml:space="preserve"> dan </w:t>
+      </w:r>
+      <w:proofErr w:type="spellStart"/>
+      <w:r>
+        <w:rPr>
+          <w:rFonts w:ascii="Times New Roman" w:hAnsi="Times New Roman" w:cs="Times New Roman"/>
+          <w:sz w:val="24"/>
+          <w:szCs w:val="24"/>
+        </w:rPr>
+        <w:t>efisien</w:t>
+      </w:r>
+      <w:proofErr w:type="spellEnd"/>
+      <w:r>
+        <w:rPr>
+          <w:rFonts w:ascii="Times New Roman" w:hAnsi="Times New Roman" w:cs="Times New Roman"/>
+          <w:sz w:val="24"/>
+          <w:szCs w:val="24"/>
+        </w:rPr>
+        <w:t xml:space="preserve">. </w:t>
+      </w:r>
+    </w:p>
+    <w:p>
+      <w:pPr>
+        <w:pStyle w:val="ListParagraph"/>
+        <w:rPr>
+          <w:rFonts w:ascii="Times New Roman" w:hAnsi="Times New Roman" w:cs="Times New Roman"/>
+          <w:sz w:val="24"/>
+          <w:szCs w:val="24"/>
+        </w:rPr>
+      </w:pPr>
+    </w:p>
+    <w:p>
+      <w:pPr>
+        <w:pStyle w:val="ListParagraph"/>
+        <w:numPr>
+          <w:ilvl w:val="0"/>
+          <w:numId w:val="12"/>
+        </w:numPr>
+        <w:jc w:val="both"/>
+        <w:rPr>
+          <w:rFonts w:ascii="Times New Roman" w:hAnsi="Times New Roman" w:cs="Times New Roman"/>
+          <w:sz w:val="24"/>
+          <w:szCs w:val="24"/>
+        </w:rPr>
+      </w:pPr>
+      <w:r>
+        <w:rPr>
+          <w:rFonts w:ascii="Times New Roman" w:hAnsi="Times New Roman" w:cs="Times New Roman"/>
+          <w:b/>
+          <w:bCs/>
+          <w:sz w:val="24"/>
+          <w:szCs w:val="24"/>
+        </w:rPr>
+        <w:t xml:space="preserve">Apa </w:t>
+      </w:r>
+      <w:proofErr w:type="spellStart"/>
+      <w:r>
+        <w:rPr>
+          <w:rFonts w:ascii="Times New Roman" w:hAnsi="Times New Roman" w:cs="Times New Roman"/>
+          <w:b/>
+          <w:bCs/>
+          <w:sz w:val="24"/>
+          <w:szCs w:val="24"/>
+        </w:rPr>
+        <w:t>risiko</w:t>
+      </w:r>
+      <w:proofErr w:type="spellEnd"/>
+      <w:r>
+        <w:rPr>
+          <w:rFonts w:ascii="Times New Roman" w:hAnsi="Times New Roman" w:cs="Times New Roman"/>
+          <w:b/>
+          <w:bCs/>
+          <w:sz w:val="24"/>
+          <w:szCs w:val="24"/>
+        </w:rPr>
+        <w:t xml:space="preserve"> </w:t>
+      </w:r>
+      <w:proofErr w:type="spellStart"/>
+      <w:r>
+        <w:rPr>
+          <w:rFonts w:ascii="Times New Roman" w:hAnsi="Times New Roman" w:cs="Times New Roman"/>
+          <w:b/>
+          <w:bCs/>
+          <w:sz w:val="24"/>
+          <w:szCs w:val="24"/>
+        </w:rPr>
+        <w:t>jika</w:t>
+      </w:r>
+      <w:proofErr w:type="spellEnd"/>
+      <w:r>
+        <w:rPr>
+          <w:rFonts w:ascii="Times New Roman" w:hAnsi="Times New Roman" w:cs="Times New Roman"/>
+          <w:b/>
+          <w:bCs/>
+          <w:sz w:val="24"/>
+          <w:szCs w:val="24"/>
+        </w:rPr>
+        <w:t xml:space="preserve"> NEXTAUTH_SECRET </w:t>
+      </w:r>
+      <w:proofErr w:type="spellStart"/>
+      <w:r>
+        <w:rPr>
+          <w:rFonts w:ascii="Times New Roman" w:hAnsi="Times New Roman" w:cs="Times New Roman"/>
+          <w:b/>
+          <w:bCs/>
+          <w:sz w:val="24"/>
+          <w:szCs w:val="24"/>
+        </w:rPr>
+        <w:t>tidak</w:t>
+      </w:r>
+      <w:proofErr w:type="spellEnd"/>
+      <w:r>
+        <w:rPr>
+          <w:rFonts w:ascii="Times New Roman" w:hAnsi="Times New Roman" w:cs="Times New Roman"/>
+          <w:b/>
+          <w:bCs/>
+          <w:sz w:val="24"/>
+          <w:szCs w:val="24"/>
+        </w:rPr>
+        <w:t xml:space="preserve"> </w:t>
+      </w:r>
+      <w:proofErr w:type="spellStart"/>
+      <w:r>
+        <w:rPr>
+          <w:rFonts w:ascii="Times New Roman" w:hAnsi="Times New Roman" w:cs="Times New Roman"/>
+          <w:b/>
+          <w:bCs/>
+          <w:sz w:val="24"/>
+          <w:szCs w:val="24"/>
+        </w:rPr>
+        <w:t>digunakan</w:t>
+      </w:r>
+      <w:proofErr w:type="spellEnd"/>
+      <w:r>
+        <w:rPr>
+          <w:rFonts w:ascii="Times New Roman" w:hAnsi="Times New Roman" w:cs="Times New Roman"/>
+          <w:b/>
+          <w:bCs/>
+          <w:sz w:val="24"/>
+          <w:szCs w:val="24"/>
+        </w:rPr>
+        <w:t>?</w:t>
+      </w:r>
+    </w:p>
+    <w:p>
+      <w:pPr>
+        <w:pStyle w:val="ListParagraph"/>
+        <w:jc w:val="both"/>
+        <w:rPr>
+          <w:rFonts w:ascii="Times New Roman" w:hAnsi="Times New Roman" w:cs="Times New Roman"/>
+          <w:sz w:val="24"/>
+          <w:szCs w:val="24"/>
+        </w:rPr>
+      </w:pPr>
+      <w:proofErr w:type="spellStart"/>
+      <w:r>
+        <w:rPr>
+          <w:rFonts w:ascii="Times New Roman" w:hAnsi="Times New Roman" w:cs="Times New Roman"/>
+          <w:sz w:val="24"/>
+          <w:szCs w:val="24"/>
+        </w:rPr>
+        <w:t>Tanpa</w:t>
+      </w:r>
+      <w:proofErr w:type="spellEnd"/>
+      <w:r>
+        <w:rPr>
+          <w:rFonts w:ascii="Times New Roman" w:hAnsi="Times New Roman" w:cs="Times New Roman"/>
+          <w:sz w:val="24"/>
+          <w:szCs w:val="24"/>
+        </w:rPr>
+        <w:t xml:space="preserve"> NEXTAUTH_SECRET, JWT </w:t>
+      </w:r>
+      <w:proofErr w:type="spellStart"/>
+      <w:r>
+        <w:rPr>
+          <w:rFonts w:ascii="Times New Roman" w:hAnsi="Times New Roman" w:cs="Times New Roman"/>
+          <w:sz w:val="24"/>
+          <w:szCs w:val="24"/>
+        </w:rPr>
+        <w:t>tidak</w:t>
+      </w:r>
+      <w:proofErr w:type="spellEnd"/>
+      <w:r>
+        <w:rPr>
+          <w:rFonts w:ascii="Times New Roman" w:hAnsi="Times New Roman" w:cs="Times New Roman"/>
+          <w:sz w:val="24"/>
+          <w:szCs w:val="24"/>
+        </w:rPr>
+        <w:t xml:space="preserve"> </w:t>
+      </w:r>
+      <w:proofErr w:type="spellStart"/>
+      <w:r>
+        <w:rPr>
+          <w:rFonts w:ascii="Times New Roman" w:hAnsi="Times New Roman" w:cs="Times New Roman"/>
+          <w:sz w:val="24"/>
+          <w:szCs w:val="24"/>
+        </w:rPr>
+        <w:t>akan</w:t>
+      </w:r>
+      <w:proofErr w:type="spellEnd"/>
+      <w:r>
+        <w:rPr>
+          <w:rFonts w:ascii="Times New Roman" w:hAnsi="Times New Roman" w:cs="Times New Roman"/>
+          <w:sz w:val="24"/>
+          <w:szCs w:val="24"/>
+        </w:rPr>
+        <w:t xml:space="preserve"> </w:t>
+      </w:r>
+      <w:proofErr w:type="spellStart"/>
+      <w:r>
+        <w:rPr>
+          <w:rFonts w:ascii="Times New Roman" w:hAnsi="Times New Roman" w:cs="Times New Roman"/>
+          <w:sz w:val="24"/>
+          <w:szCs w:val="24"/>
+        </w:rPr>
+        <w:t>terenkripsi</w:t>
+      </w:r>
+      <w:proofErr w:type="spellEnd"/>
+      <w:r>
+        <w:rPr>
+          <w:rFonts w:ascii="Times New Roman" w:hAnsi="Times New Roman" w:cs="Times New Roman"/>
+          <w:sz w:val="24"/>
+          <w:szCs w:val="24"/>
+        </w:rPr>
+        <w:t>/</w:t>
+      </w:r>
+      <w:proofErr w:type="spellStart"/>
+      <w:r>
+        <w:rPr>
+          <w:rFonts w:ascii="Times New Roman" w:hAnsi="Times New Roman" w:cs="Times New Roman"/>
+          <w:sz w:val="24"/>
+          <w:szCs w:val="24"/>
+        </w:rPr>
+        <w:t>tertandatangani</w:t>
+      </w:r>
+      <w:proofErr w:type="spellEnd"/>
+      <w:r>
+        <w:rPr>
+          <w:rFonts w:ascii="Times New Roman" w:hAnsi="Times New Roman" w:cs="Times New Roman"/>
+          <w:sz w:val="24"/>
+          <w:szCs w:val="24"/>
+        </w:rPr>
+        <w:t xml:space="preserve"> </w:t>
+      </w:r>
+      <w:proofErr w:type="spellStart"/>
+      <w:r>
+        <w:rPr>
+          <w:rFonts w:ascii="Times New Roman" w:hAnsi="Times New Roman" w:cs="Times New Roman"/>
+          <w:sz w:val="24"/>
+          <w:szCs w:val="24"/>
+        </w:rPr>
+        <w:t>dengan</w:t>
+      </w:r>
+      <w:proofErr w:type="spellEnd"/>
+      <w:r>
+        <w:rPr>
+          <w:rFonts w:ascii="Times New Roman" w:hAnsi="Times New Roman" w:cs="Times New Roman"/>
+          <w:sz w:val="24"/>
+          <w:szCs w:val="24"/>
+        </w:rPr>
+        <w:t xml:space="preserve"> </w:t>
+      </w:r>
+      <w:proofErr w:type="spellStart"/>
+      <w:r>
+        <w:rPr>
+          <w:rFonts w:ascii="Times New Roman" w:hAnsi="Times New Roman" w:cs="Times New Roman"/>
+          <w:sz w:val="24"/>
+          <w:szCs w:val="24"/>
+        </w:rPr>
+        <w:t>aman</w:t>
+      </w:r>
+      <w:proofErr w:type="spellEnd"/>
+      <w:r>
+        <w:rPr>
+          <w:rFonts w:ascii="Times New Roman" w:hAnsi="Times New Roman" w:cs="Times New Roman"/>
+          <w:sz w:val="24"/>
+          <w:szCs w:val="24"/>
+        </w:rPr>
+        <w:t xml:space="preserve">, </w:t>
+      </w:r>
+      <w:proofErr w:type="spellStart"/>
+      <w:r>
+        <w:rPr>
+          <w:rFonts w:ascii="Times New Roman" w:hAnsi="Times New Roman" w:cs="Times New Roman"/>
+          <w:sz w:val="24"/>
+          <w:szCs w:val="24"/>
+        </w:rPr>
+        <w:t>sehingga</w:t>
+      </w:r>
+      <w:proofErr w:type="spellEnd"/>
+      <w:r>
+        <w:rPr>
+          <w:rFonts w:ascii="Times New Roman" w:hAnsi="Times New Roman" w:cs="Times New Roman"/>
+          <w:sz w:val="24"/>
+          <w:szCs w:val="24"/>
+        </w:rPr>
+        <w:t xml:space="preserve"> token </w:t>
+      </w:r>
+      <w:proofErr w:type="spellStart"/>
+      <w:r>
+        <w:rPr>
+          <w:rFonts w:ascii="Times New Roman" w:hAnsi="Times New Roman" w:cs="Times New Roman"/>
+          <w:sz w:val="24"/>
+          <w:szCs w:val="24"/>
+        </w:rPr>
+        <w:t>bisa</w:t>
+      </w:r>
+      <w:proofErr w:type="spellEnd"/>
+      <w:r>
+        <w:rPr>
+          <w:rFonts w:ascii="Times New Roman" w:hAnsi="Times New Roman" w:cs="Times New Roman"/>
+          <w:sz w:val="24"/>
+          <w:szCs w:val="24"/>
+        </w:rPr>
+        <w:t xml:space="preserve"> </w:t>
+      </w:r>
+      <w:proofErr w:type="spellStart"/>
+      <w:r>
+        <w:rPr>
+          <w:rFonts w:ascii="Times New Roman" w:hAnsi="Times New Roman" w:cs="Times New Roman"/>
+          <w:sz w:val="24"/>
+          <w:szCs w:val="24"/>
+        </w:rPr>
+        <w:t>dipalsukan</w:t>
+      </w:r>
+      <w:proofErr w:type="spellEnd"/>
+      <w:r>
+        <w:rPr>
+          <w:rFonts w:ascii="Times New Roman" w:hAnsi="Times New Roman" w:cs="Times New Roman"/>
+          <w:sz w:val="24"/>
+          <w:szCs w:val="24"/>
+        </w:rPr>
+        <w:t xml:space="preserve"> </w:t>
+      </w:r>
+      <w:proofErr w:type="spellStart"/>
+      <w:r>
+        <w:rPr>
+          <w:rFonts w:ascii="Times New Roman" w:hAnsi="Times New Roman" w:cs="Times New Roman"/>
+          <w:sz w:val="24"/>
+          <w:szCs w:val="24"/>
+        </w:rPr>
+        <w:t>atau</w:t>
+      </w:r>
+      <w:proofErr w:type="spellEnd"/>
+      <w:r>
+        <w:rPr>
+          <w:rFonts w:ascii="Times New Roman" w:hAnsi="Times New Roman" w:cs="Times New Roman"/>
+          <w:sz w:val="24"/>
+          <w:szCs w:val="24"/>
+        </w:rPr>
+        <w:t xml:space="preserve"> </w:t>
+      </w:r>
+      <w:proofErr w:type="spellStart"/>
+      <w:r>
+        <w:rPr>
+          <w:rFonts w:ascii="Times New Roman" w:hAnsi="Times New Roman" w:cs="Times New Roman"/>
+          <w:sz w:val="24"/>
+          <w:szCs w:val="24"/>
+        </w:rPr>
+        <w:t>dimanipulasi</w:t>
+      </w:r>
+      <w:proofErr w:type="spellEnd"/>
+      <w:r>
+        <w:rPr>
+          <w:rFonts w:ascii="Times New Roman" w:hAnsi="Times New Roman" w:cs="Times New Roman"/>
+          <w:sz w:val="24"/>
+          <w:szCs w:val="24"/>
+        </w:rPr>
+        <w:t xml:space="preserve"> oleh </w:t>
+      </w:r>
+      <w:proofErr w:type="spellStart"/>
+      <w:r>
+        <w:rPr>
+          <w:rFonts w:ascii="Times New Roman" w:hAnsi="Times New Roman" w:cs="Times New Roman"/>
+          <w:sz w:val="24"/>
+          <w:szCs w:val="24"/>
+        </w:rPr>
+        <w:t>pihak</w:t>
+      </w:r>
+      <w:proofErr w:type="spellEnd"/>
+      <w:r>
+        <w:rPr>
+          <w:rFonts w:ascii="Times New Roman" w:hAnsi="Times New Roman" w:cs="Times New Roman"/>
+          <w:sz w:val="24"/>
+          <w:szCs w:val="24"/>
+        </w:rPr>
+        <w:t xml:space="preserve"> </w:t>
+      </w:r>
+      <w:proofErr w:type="spellStart"/>
+      <w:r>
+        <w:rPr>
+          <w:rFonts w:ascii="Times New Roman" w:hAnsi="Times New Roman" w:cs="Times New Roman"/>
+          <w:sz w:val="24"/>
+          <w:szCs w:val="24"/>
+        </w:rPr>
+        <w:t>tidak</w:t>
+      </w:r>
+      <w:proofErr w:type="spellEnd"/>
+      <w:r>
+        <w:rPr>
+          <w:rFonts w:ascii="Times New Roman" w:hAnsi="Times New Roman" w:cs="Times New Roman"/>
+          <w:sz w:val="24"/>
+          <w:szCs w:val="24"/>
+        </w:rPr>
+        <w:t xml:space="preserve"> </w:t>
+      </w:r>
+      <w:proofErr w:type="spellStart"/>
+      <w:r>
+        <w:rPr>
+          <w:rFonts w:ascii="Times New Roman" w:hAnsi="Times New Roman" w:cs="Times New Roman"/>
+          <w:sz w:val="24"/>
+          <w:szCs w:val="24"/>
+        </w:rPr>
+        <w:t>bertanggung</w:t>
+      </w:r>
+      <w:proofErr w:type="spellEnd"/>
+      <w:r>
+        <w:rPr>
+          <w:rFonts w:ascii="Times New Roman" w:hAnsi="Times New Roman" w:cs="Times New Roman"/>
+          <w:sz w:val="24"/>
+          <w:szCs w:val="24"/>
+        </w:rPr>
+        <w:t xml:space="preserve"> </w:t>
+      </w:r>
+      <w:proofErr w:type="spellStart"/>
+      <w:r>
+        <w:rPr>
+          <w:rFonts w:ascii="Times New Roman" w:hAnsi="Times New Roman" w:cs="Times New Roman"/>
+          <w:sz w:val="24"/>
+          <w:szCs w:val="24"/>
+        </w:rPr>
+        <w:t>jawab</w:t>
+      </w:r>
+      <w:proofErr w:type="spellEnd"/>
+      <w:r>
+        <w:rPr>
+          <w:rFonts w:ascii="Times New Roman" w:hAnsi="Times New Roman" w:cs="Times New Roman"/>
+          <w:sz w:val="24"/>
+          <w:szCs w:val="24"/>
+        </w:rPr>
+        <w:t xml:space="preserve">. Ini sangat </w:t>
+      </w:r>
+      <w:proofErr w:type="spellStart"/>
+      <w:r>
+        <w:rPr>
+          <w:rFonts w:ascii="Times New Roman" w:hAnsi="Times New Roman" w:cs="Times New Roman"/>
+          <w:sz w:val="24"/>
+          <w:szCs w:val="24"/>
+        </w:rPr>
+        <w:t>berbahaya</w:t>
+      </w:r>
+      <w:proofErr w:type="spellEnd"/>
+      <w:r>
+        <w:rPr>
+          <w:rFonts w:ascii="Times New Roman" w:hAnsi="Times New Roman" w:cs="Times New Roman"/>
+          <w:sz w:val="24"/>
+          <w:szCs w:val="24"/>
+        </w:rPr>
+        <w:t xml:space="preserve"> </w:t>
+      </w:r>
+      <w:proofErr w:type="spellStart"/>
+      <w:r>
+        <w:rPr>
+          <w:rFonts w:ascii="Times New Roman" w:hAnsi="Times New Roman" w:cs="Times New Roman"/>
+          <w:sz w:val="24"/>
+          <w:szCs w:val="24"/>
+        </w:rPr>
+        <w:t>karena</w:t>
+      </w:r>
+      <w:proofErr w:type="spellEnd"/>
+      <w:r>
+        <w:rPr>
+          <w:rFonts w:ascii="Times New Roman" w:hAnsi="Times New Roman" w:cs="Times New Roman"/>
+          <w:sz w:val="24"/>
+          <w:szCs w:val="24"/>
+        </w:rPr>
+        <w:t xml:space="preserve"> </w:t>
+      </w:r>
+      <w:proofErr w:type="spellStart"/>
+      <w:r>
+        <w:rPr>
+          <w:rFonts w:ascii="Times New Roman" w:hAnsi="Times New Roman" w:cs="Times New Roman"/>
+          <w:sz w:val="24"/>
+          <w:szCs w:val="24"/>
+        </w:rPr>
+        <w:t>bisa</w:t>
+      </w:r>
+      <w:proofErr w:type="spellEnd"/>
+      <w:r>
+        <w:rPr>
+          <w:rFonts w:ascii="Times New Roman" w:hAnsi="Times New Roman" w:cs="Times New Roman"/>
+          <w:sz w:val="24"/>
+          <w:szCs w:val="24"/>
+        </w:rPr>
+        <w:t xml:space="preserve"> </w:t>
+      </w:r>
+      <w:proofErr w:type="spellStart"/>
+      <w:r>
+        <w:rPr>
+          <w:rFonts w:ascii="Times New Roman" w:hAnsi="Times New Roman" w:cs="Times New Roman"/>
+          <w:sz w:val="24"/>
+          <w:szCs w:val="24"/>
+        </w:rPr>
+        <w:t>memungkinkan</w:t>
+      </w:r>
+      <w:proofErr w:type="spellEnd"/>
+      <w:r>
+        <w:rPr>
+          <w:rFonts w:ascii="Times New Roman" w:hAnsi="Times New Roman" w:cs="Times New Roman"/>
+          <w:sz w:val="24"/>
+          <w:szCs w:val="24"/>
+        </w:rPr>
+        <w:t xml:space="preserve"> </w:t>
+      </w:r>
+      <w:proofErr w:type="spellStart"/>
+      <w:r>
+        <w:rPr>
+          <w:rFonts w:ascii="Times New Roman" w:hAnsi="Times New Roman" w:cs="Times New Roman"/>
+          <w:sz w:val="24"/>
+          <w:szCs w:val="24"/>
+        </w:rPr>
+        <w:t>seseorang</w:t>
+      </w:r>
+      <w:proofErr w:type="spellEnd"/>
+      <w:r>
+        <w:rPr>
+          <w:rFonts w:ascii="Times New Roman" w:hAnsi="Times New Roman" w:cs="Times New Roman"/>
+          <w:sz w:val="24"/>
+          <w:szCs w:val="24"/>
+        </w:rPr>
+        <w:t xml:space="preserve"> </w:t>
+      </w:r>
+      <w:proofErr w:type="spellStart"/>
+      <w:r>
+        <w:rPr>
+          <w:rFonts w:ascii="Times New Roman" w:hAnsi="Times New Roman" w:cs="Times New Roman"/>
+          <w:sz w:val="24"/>
+          <w:szCs w:val="24"/>
+        </w:rPr>
+        <w:t>mengakses</w:t>
+      </w:r>
+      <w:proofErr w:type="spellEnd"/>
+      <w:r>
+        <w:rPr>
+          <w:rFonts w:ascii="Times New Roman" w:hAnsi="Times New Roman" w:cs="Times New Roman"/>
+          <w:sz w:val="24"/>
+          <w:szCs w:val="24"/>
+        </w:rPr>
+        <w:t xml:space="preserve"> </w:t>
+      </w:r>
+      <w:proofErr w:type="spellStart"/>
+      <w:r>
+        <w:rPr>
+          <w:rFonts w:ascii="Times New Roman" w:hAnsi="Times New Roman" w:cs="Times New Roman"/>
+          <w:sz w:val="24"/>
+          <w:szCs w:val="24"/>
+        </w:rPr>
+        <w:t>sistem</w:t>
+      </w:r>
+      <w:proofErr w:type="spellEnd"/>
+      <w:r>
+        <w:rPr>
+          <w:rFonts w:ascii="Times New Roman" w:hAnsi="Times New Roman" w:cs="Times New Roman"/>
+          <w:sz w:val="24"/>
+          <w:szCs w:val="24"/>
+        </w:rPr>
+        <w:t xml:space="preserve"> </w:t>
+      </w:r>
+      <w:proofErr w:type="spellStart"/>
+      <w:r>
+        <w:rPr>
+          <w:rFonts w:ascii="Times New Roman" w:hAnsi="Times New Roman" w:cs="Times New Roman"/>
+          <w:sz w:val="24"/>
+          <w:szCs w:val="24"/>
+        </w:rPr>
+        <w:t>sebagai</w:t>
+      </w:r>
+      <w:proofErr w:type="spellEnd"/>
+      <w:r>
+        <w:rPr>
+          <w:rFonts w:ascii="Times New Roman" w:hAnsi="Times New Roman" w:cs="Times New Roman"/>
+          <w:sz w:val="24"/>
+          <w:szCs w:val="24"/>
+        </w:rPr>
+        <w:t xml:space="preserve"> user lain (</w:t>
+      </w:r>
+      <w:proofErr w:type="spellStart"/>
+      <w:r>
+        <w:rPr>
+          <w:rFonts w:ascii="Times New Roman" w:hAnsi="Times New Roman" w:cs="Times New Roman"/>
+          <w:sz w:val="24"/>
+          <w:szCs w:val="24"/>
+        </w:rPr>
+        <w:t>bahkan</w:t>
+      </w:r>
+      <w:proofErr w:type="spellEnd"/>
+      <w:r>
+        <w:rPr>
+          <w:rFonts w:ascii="Times New Roman" w:hAnsi="Times New Roman" w:cs="Times New Roman"/>
+          <w:sz w:val="24"/>
+          <w:szCs w:val="24"/>
+        </w:rPr>
+        <w:t xml:space="preserve"> admin). </w:t>
+      </w:r>
+    </w:p>
+    <w:p>
+      <w:pPr>
+        <w:pStyle w:val="ListParagraph"/>
+        <w:jc w:val="both"/>
+        <w:rPr>
+          <w:rFonts w:ascii="Times New Roman" w:hAnsi="Times New Roman" w:cs="Times New Roman"/>
+          <w:sz w:val="24"/>
+          <w:szCs w:val="24"/>
+        </w:rPr>
+      </w:pPr>
+    </w:p>
+    <w:p>
+      <w:pPr>
+        <w:pStyle w:val="ListParagraph"/>
+        <w:numPr>
+          <w:ilvl w:val="0"/>
+          <w:numId w:val="12"/>
+        </w:numPr>
+        <w:rPr>
+          <w:rFonts w:ascii="Times New Roman" w:hAnsi="Times New Roman" w:cs="Times New Roman"/>
+          <w:sz w:val="24"/>
+          <w:szCs w:val="24"/>
+        </w:rPr>
+      </w:pPr>
+      <w:r>
+        <w:rPr>
+          <w:rFonts w:ascii="Times New Roman" w:hAnsi="Times New Roman" w:cs="Times New Roman"/>
+          <w:b/>
+          <w:bCs/>
+          <w:sz w:val="24"/>
+          <w:szCs w:val="24"/>
+        </w:rPr>
+        <w:lastRenderedPageBreak/>
+        <w:t xml:space="preserve">Apa </w:t>
+      </w:r>
+      <w:proofErr w:type="spellStart"/>
+      <w:r>
+        <w:rPr>
+          <w:rFonts w:ascii="Times New Roman" w:hAnsi="Times New Roman" w:cs="Times New Roman"/>
+          <w:b/>
+          <w:bCs/>
+          <w:sz w:val="24"/>
+          <w:szCs w:val="24"/>
+        </w:rPr>
+        <w:t>perbedaan</w:t>
+      </w:r>
+      <w:proofErr w:type="spellEnd"/>
+      <w:r>
+        <w:rPr>
+          <w:rFonts w:ascii="Times New Roman" w:hAnsi="Times New Roman" w:cs="Times New Roman"/>
+          <w:b/>
+          <w:bCs/>
+          <w:sz w:val="24"/>
+          <w:szCs w:val="24"/>
+        </w:rPr>
+        <w:t xml:space="preserve"> </w:t>
+      </w:r>
+      <w:proofErr w:type="spellStart"/>
+      <w:r>
+        <w:rPr>
+          <w:rFonts w:ascii="Times New Roman" w:hAnsi="Times New Roman" w:cs="Times New Roman"/>
+          <w:b/>
+          <w:bCs/>
+          <w:sz w:val="24"/>
+          <w:szCs w:val="24"/>
+        </w:rPr>
+        <w:t>autentikasi</w:t>
+      </w:r>
+      <w:proofErr w:type="spellEnd"/>
+      <w:r>
+        <w:rPr>
+          <w:rFonts w:ascii="Times New Roman" w:hAnsi="Times New Roman" w:cs="Times New Roman"/>
+          <w:b/>
+          <w:bCs/>
+          <w:sz w:val="24"/>
+          <w:szCs w:val="24"/>
+        </w:rPr>
+        <w:t xml:space="preserve"> dan </w:t>
+      </w:r>
+      <w:proofErr w:type="spellStart"/>
+      <w:r>
+        <w:rPr>
+          <w:rFonts w:ascii="Times New Roman" w:hAnsi="Times New Roman" w:cs="Times New Roman"/>
+          <w:b/>
+          <w:bCs/>
+          <w:sz w:val="24"/>
+          <w:szCs w:val="24"/>
+        </w:rPr>
+        <w:t>otorisasi</w:t>
+      </w:r>
+      <w:proofErr w:type="spellEnd"/>
+      <w:r>
+        <w:rPr>
+          <w:rFonts w:ascii="Times New Roman" w:hAnsi="Times New Roman" w:cs="Times New Roman"/>
+          <w:b/>
+          <w:bCs/>
+          <w:sz w:val="24"/>
+          <w:szCs w:val="24"/>
+        </w:rPr>
+        <w:t xml:space="preserve"> </w:t>
+      </w:r>
+      <w:proofErr w:type="spellStart"/>
+      <w:r>
+        <w:rPr>
+          <w:rFonts w:ascii="Times New Roman" w:hAnsi="Times New Roman" w:cs="Times New Roman"/>
+          <w:b/>
+          <w:bCs/>
+          <w:sz w:val="24"/>
+          <w:szCs w:val="24"/>
+        </w:rPr>
+        <w:t>dalam</w:t>
+      </w:r>
+      <w:proofErr w:type="spellEnd"/>
+      <w:r>
+        <w:rPr>
+          <w:rFonts w:ascii="Times New Roman" w:hAnsi="Times New Roman" w:cs="Times New Roman"/>
+          <w:b/>
+          <w:bCs/>
+          <w:sz w:val="24"/>
+          <w:szCs w:val="24"/>
+        </w:rPr>
+        <w:t xml:space="preserve"> </w:t>
+      </w:r>
+      <w:proofErr w:type="spellStart"/>
+      <w:r>
+        <w:rPr>
+          <w:rFonts w:ascii="Times New Roman" w:hAnsi="Times New Roman" w:cs="Times New Roman"/>
+          <w:b/>
+          <w:bCs/>
+          <w:sz w:val="24"/>
+          <w:szCs w:val="24"/>
+        </w:rPr>
+        <w:t>sistem</w:t>
+      </w:r>
+      <w:proofErr w:type="spellEnd"/>
+      <w:r>
+        <w:rPr>
+          <w:rFonts w:ascii="Times New Roman" w:hAnsi="Times New Roman" w:cs="Times New Roman"/>
+          <w:b/>
+          <w:bCs/>
+          <w:sz w:val="24"/>
+          <w:szCs w:val="24"/>
+        </w:rPr>
+        <w:t xml:space="preserve"> </w:t>
+      </w:r>
+      <w:proofErr w:type="spellStart"/>
+      <w:r>
+        <w:rPr>
+          <w:rFonts w:ascii="Times New Roman" w:hAnsi="Times New Roman" w:cs="Times New Roman"/>
+          <w:b/>
+          <w:bCs/>
+          <w:sz w:val="24"/>
+          <w:szCs w:val="24"/>
+        </w:rPr>
+        <w:t>ini</w:t>
+      </w:r>
+      <w:proofErr w:type="spellEnd"/>
+      <w:r>
+        <w:rPr>
+          <w:rFonts w:ascii="Times New Roman" w:hAnsi="Times New Roman" w:cs="Times New Roman"/>
+          <w:b/>
+          <w:bCs/>
+          <w:sz w:val="24"/>
+          <w:szCs w:val="24"/>
+        </w:rPr>
+        <w:t>?</w:t>
+      </w:r>
+      <w:r>
+        <w:rPr>
+          <w:rFonts w:ascii="Times New Roman" w:hAnsi="Times New Roman" w:cs="Times New Roman"/>
+          <w:b/>
+          <w:bCs/>
+          <w:sz w:val="24"/>
+          <w:szCs w:val="24"/>
+        </w:rPr>
+        <w:br/>
+      </w:r>
+      <w:proofErr w:type="spellStart"/>
+      <w:r>
+        <w:rPr>
+          <w:rFonts w:ascii="Times New Roman" w:hAnsi="Times New Roman" w:cs="Times New Roman"/>
+          <w:sz w:val="24"/>
+          <w:szCs w:val="24"/>
+        </w:rPr>
+        <w:t>Autentikasi</w:t>
+      </w:r>
+      <w:proofErr w:type="spellEnd"/>
+      <w:r>
+        <w:rPr>
+          <w:rFonts w:ascii="Times New Roman" w:hAnsi="Times New Roman" w:cs="Times New Roman"/>
+          <w:sz w:val="24"/>
+          <w:szCs w:val="24"/>
+        </w:rPr>
+        <w:t xml:space="preserve"> </w:t>
+      </w:r>
+      <w:proofErr w:type="spellStart"/>
+      <w:r>
+        <w:rPr>
+          <w:rFonts w:ascii="Times New Roman" w:hAnsi="Times New Roman" w:cs="Times New Roman"/>
+          <w:sz w:val="24"/>
+          <w:szCs w:val="24"/>
+        </w:rPr>
+        <w:t>adalah</w:t>
+      </w:r>
+      <w:proofErr w:type="spellEnd"/>
+      <w:r>
+        <w:rPr>
+          <w:rFonts w:ascii="Times New Roman" w:hAnsi="Times New Roman" w:cs="Times New Roman"/>
+          <w:sz w:val="24"/>
+          <w:szCs w:val="24"/>
+        </w:rPr>
+        <w:t xml:space="preserve"> proses </w:t>
+      </w:r>
+      <w:proofErr w:type="spellStart"/>
+      <w:r>
+        <w:rPr>
+          <w:rFonts w:ascii="Times New Roman" w:hAnsi="Times New Roman" w:cs="Times New Roman"/>
+          <w:sz w:val="24"/>
+          <w:szCs w:val="24"/>
+        </w:rPr>
+        <w:t>memastikan</w:t>
+      </w:r>
+      <w:proofErr w:type="spellEnd"/>
+      <w:r>
+        <w:rPr>
+          <w:rFonts w:ascii="Times New Roman" w:hAnsi="Times New Roman" w:cs="Times New Roman"/>
+          <w:sz w:val="24"/>
+          <w:szCs w:val="24"/>
+        </w:rPr>
+        <w:t xml:space="preserve"> </w:t>
+      </w:r>
+      <w:proofErr w:type="spellStart"/>
+      <w:r>
+        <w:rPr>
+          <w:rFonts w:ascii="Times New Roman" w:hAnsi="Times New Roman" w:cs="Times New Roman"/>
+          <w:sz w:val="24"/>
+          <w:szCs w:val="24"/>
+        </w:rPr>
+        <w:t>identitas</w:t>
+      </w:r>
+      <w:proofErr w:type="spellEnd"/>
+      <w:r>
+        <w:rPr>
+          <w:rFonts w:ascii="Times New Roman" w:hAnsi="Times New Roman" w:cs="Times New Roman"/>
+          <w:sz w:val="24"/>
+          <w:szCs w:val="24"/>
+        </w:rPr>
+        <w:t xml:space="preserve"> user (</w:t>
+      </w:r>
+      <w:proofErr w:type="spellStart"/>
+      <w:r>
+        <w:rPr>
+          <w:rFonts w:ascii="Times New Roman" w:hAnsi="Times New Roman" w:cs="Times New Roman"/>
+          <w:sz w:val="24"/>
+          <w:szCs w:val="24"/>
+        </w:rPr>
+        <w:t>contoh</w:t>
+      </w:r>
+      <w:proofErr w:type="spellEnd"/>
+      <w:r>
+        <w:rPr>
+          <w:rFonts w:ascii="Times New Roman" w:hAnsi="Times New Roman" w:cs="Times New Roman"/>
+          <w:sz w:val="24"/>
+          <w:szCs w:val="24"/>
+        </w:rPr>
+        <w:t xml:space="preserve">: login </w:t>
+      </w:r>
+      <w:proofErr w:type="spellStart"/>
+      <w:r>
+        <w:rPr>
+          <w:rFonts w:ascii="Times New Roman" w:hAnsi="Times New Roman" w:cs="Times New Roman"/>
+          <w:sz w:val="24"/>
+          <w:szCs w:val="24"/>
+        </w:rPr>
+        <w:t>dengan</w:t>
+      </w:r>
+      <w:proofErr w:type="spellEnd"/>
+      <w:r>
+        <w:rPr>
+          <w:rFonts w:ascii="Times New Roman" w:hAnsi="Times New Roman" w:cs="Times New Roman"/>
+          <w:sz w:val="24"/>
+          <w:szCs w:val="24"/>
+        </w:rPr>
+        <w:t xml:space="preserve"> email &amp; password). </w:t>
+      </w:r>
+      <w:proofErr w:type="spellStart"/>
+      <w:r>
+        <w:rPr>
+          <w:rFonts w:ascii="Times New Roman" w:hAnsi="Times New Roman" w:cs="Times New Roman"/>
+          <w:sz w:val="24"/>
+          <w:szCs w:val="24"/>
+        </w:rPr>
+        <w:t>Sedangkan</w:t>
+      </w:r>
+      <w:proofErr w:type="spellEnd"/>
+      <w:r>
+        <w:rPr>
+          <w:rFonts w:ascii="Times New Roman" w:hAnsi="Times New Roman" w:cs="Times New Roman"/>
+          <w:sz w:val="24"/>
+          <w:szCs w:val="24"/>
+        </w:rPr>
+        <w:t xml:space="preserve"> </w:t>
+      </w:r>
+      <w:proofErr w:type="spellStart"/>
+      <w:r>
+        <w:rPr>
+          <w:rFonts w:ascii="Times New Roman" w:hAnsi="Times New Roman" w:cs="Times New Roman"/>
+          <w:sz w:val="24"/>
+          <w:szCs w:val="24"/>
+        </w:rPr>
+        <w:t>otorisasi</w:t>
+      </w:r>
+      <w:proofErr w:type="spellEnd"/>
+      <w:r>
+        <w:rPr>
+          <w:rFonts w:ascii="Times New Roman" w:hAnsi="Times New Roman" w:cs="Times New Roman"/>
+          <w:sz w:val="24"/>
+          <w:szCs w:val="24"/>
+        </w:rPr>
+        <w:t xml:space="preserve"> </w:t>
+      </w:r>
+      <w:proofErr w:type="spellStart"/>
+      <w:r>
+        <w:rPr>
+          <w:rFonts w:ascii="Times New Roman" w:hAnsi="Times New Roman" w:cs="Times New Roman"/>
+          <w:sz w:val="24"/>
+          <w:szCs w:val="24"/>
+        </w:rPr>
+        <w:t>adalah</w:t>
+      </w:r>
+      <w:proofErr w:type="spellEnd"/>
+      <w:r>
+        <w:rPr>
+          <w:rFonts w:ascii="Times New Roman" w:hAnsi="Times New Roman" w:cs="Times New Roman"/>
+          <w:sz w:val="24"/>
+          <w:szCs w:val="24"/>
+        </w:rPr>
+        <w:t xml:space="preserve"> proses </w:t>
+      </w:r>
+      <w:proofErr w:type="spellStart"/>
+      <w:r>
+        <w:rPr>
+          <w:rFonts w:ascii="Times New Roman" w:hAnsi="Times New Roman" w:cs="Times New Roman"/>
+          <w:sz w:val="24"/>
+          <w:szCs w:val="24"/>
+        </w:rPr>
+        <w:t>menentukan</w:t>
+      </w:r>
+      <w:proofErr w:type="spellEnd"/>
+      <w:r>
+        <w:rPr>
+          <w:rFonts w:ascii="Times New Roman" w:hAnsi="Times New Roman" w:cs="Times New Roman"/>
+          <w:sz w:val="24"/>
+          <w:szCs w:val="24"/>
+        </w:rPr>
+        <w:t xml:space="preserve"> </w:t>
+      </w:r>
+      <w:proofErr w:type="spellStart"/>
+      <w:r>
+        <w:rPr>
+          <w:rFonts w:ascii="Times New Roman" w:hAnsi="Times New Roman" w:cs="Times New Roman"/>
+          <w:sz w:val="24"/>
+          <w:szCs w:val="24"/>
+        </w:rPr>
+        <w:t>hak</w:t>
+      </w:r>
+      <w:proofErr w:type="spellEnd"/>
+      <w:r>
+        <w:rPr>
+          <w:rFonts w:ascii="Times New Roman" w:hAnsi="Times New Roman" w:cs="Times New Roman"/>
+          <w:sz w:val="24"/>
+          <w:szCs w:val="24"/>
+        </w:rPr>
+        <w:t xml:space="preserve"> </w:t>
+      </w:r>
+      <w:proofErr w:type="spellStart"/>
+      <w:r>
+        <w:rPr>
+          <w:rFonts w:ascii="Times New Roman" w:hAnsi="Times New Roman" w:cs="Times New Roman"/>
+          <w:sz w:val="24"/>
+          <w:szCs w:val="24"/>
+        </w:rPr>
+        <w:t>akses</w:t>
+      </w:r>
+      <w:proofErr w:type="spellEnd"/>
+      <w:r>
+        <w:rPr>
+          <w:rFonts w:ascii="Times New Roman" w:hAnsi="Times New Roman" w:cs="Times New Roman"/>
+          <w:sz w:val="24"/>
+          <w:szCs w:val="24"/>
+        </w:rPr>
+        <w:t xml:space="preserve"> user </w:t>
+      </w:r>
+      <w:proofErr w:type="spellStart"/>
+      <w:r>
+        <w:rPr>
+          <w:rFonts w:ascii="Times New Roman" w:hAnsi="Times New Roman" w:cs="Times New Roman"/>
+          <w:sz w:val="24"/>
+          <w:szCs w:val="24"/>
+        </w:rPr>
+        <w:t>setelah</w:t>
+      </w:r>
+      <w:proofErr w:type="spellEnd"/>
+      <w:r>
+        <w:rPr>
+          <w:rFonts w:ascii="Times New Roman" w:hAnsi="Times New Roman" w:cs="Times New Roman"/>
+          <w:sz w:val="24"/>
+          <w:szCs w:val="24"/>
+        </w:rPr>
+        <w:t xml:space="preserve"> </w:t>
+      </w:r>
+      <w:proofErr w:type="spellStart"/>
+      <w:r>
+        <w:rPr>
+          <w:rFonts w:ascii="Times New Roman" w:hAnsi="Times New Roman" w:cs="Times New Roman"/>
+          <w:sz w:val="24"/>
+          <w:szCs w:val="24"/>
+        </w:rPr>
+        <w:t>berhasil</w:t>
+      </w:r>
+      <w:proofErr w:type="spellEnd"/>
+      <w:r>
+        <w:rPr>
+          <w:rFonts w:ascii="Times New Roman" w:hAnsi="Times New Roman" w:cs="Times New Roman"/>
+          <w:sz w:val="24"/>
+          <w:szCs w:val="24"/>
+        </w:rPr>
+        <w:t xml:space="preserve"> login (</w:t>
+      </w:r>
+      <w:proofErr w:type="spellStart"/>
+      <w:r>
+        <w:rPr>
+          <w:rFonts w:ascii="Times New Roman" w:hAnsi="Times New Roman" w:cs="Times New Roman"/>
+          <w:sz w:val="24"/>
+          <w:szCs w:val="24"/>
+        </w:rPr>
+        <w:t>contoh</w:t>
+      </w:r>
+      <w:proofErr w:type="spellEnd"/>
+      <w:r>
+        <w:rPr>
+          <w:rFonts w:ascii="Times New Roman" w:hAnsi="Times New Roman" w:cs="Times New Roman"/>
+          <w:sz w:val="24"/>
+          <w:szCs w:val="24"/>
+        </w:rPr>
+        <w:t xml:space="preserve">: </w:t>
+      </w:r>
+      <w:proofErr w:type="spellStart"/>
+      <w:r>
+        <w:rPr>
+          <w:rFonts w:ascii="Times New Roman" w:hAnsi="Times New Roman" w:cs="Times New Roman"/>
+          <w:sz w:val="24"/>
+          <w:szCs w:val="24"/>
+        </w:rPr>
+        <w:t>apakah</w:t>
+      </w:r>
+      <w:proofErr w:type="spellEnd"/>
+      <w:r>
+        <w:rPr>
+          <w:rFonts w:ascii="Times New Roman" w:hAnsi="Times New Roman" w:cs="Times New Roman"/>
+          <w:sz w:val="24"/>
+          <w:szCs w:val="24"/>
+        </w:rPr>
+        <w:t xml:space="preserve"> user </w:t>
+      </w:r>
+      <w:proofErr w:type="spellStart"/>
+      <w:r>
+        <w:rPr>
+          <w:rFonts w:ascii="Times New Roman" w:hAnsi="Times New Roman" w:cs="Times New Roman"/>
+          <w:sz w:val="24"/>
+          <w:szCs w:val="24"/>
+        </w:rPr>
+        <w:t>boleh</w:t>
+      </w:r>
+      <w:proofErr w:type="spellEnd"/>
+      <w:r>
+        <w:rPr>
+          <w:rFonts w:ascii="Times New Roman" w:hAnsi="Times New Roman" w:cs="Times New Roman"/>
+          <w:sz w:val="24"/>
+          <w:szCs w:val="24"/>
+        </w:rPr>
+        <w:t xml:space="preserve"> </w:t>
+      </w:r>
+      <w:proofErr w:type="spellStart"/>
+      <w:r>
+        <w:rPr>
+          <w:rFonts w:ascii="Times New Roman" w:hAnsi="Times New Roman" w:cs="Times New Roman"/>
+          <w:sz w:val="24"/>
+          <w:szCs w:val="24"/>
+        </w:rPr>
+        <w:t>mengakses</w:t>
+      </w:r>
+      <w:proofErr w:type="spellEnd"/>
+      <w:r>
+        <w:rPr>
+          <w:rFonts w:ascii="Times New Roman" w:hAnsi="Times New Roman" w:cs="Times New Roman"/>
+          <w:sz w:val="24"/>
+          <w:szCs w:val="24"/>
+        </w:rPr>
+        <w:t xml:space="preserve"> </w:t>
+      </w:r>
+      <w:proofErr w:type="spellStart"/>
+      <w:r>
+        <w:rPr>
+          <w:rFonts w:ascii="Times New Roman" w:hAnsi="Times New Roman" w:cs="Times New Roman"/>
+          <w:sz w:val="24"/>
+          <w:szCs w:val="24"/>
+        </w:rPr>
+        <w:t>halaman</w:t>
+      </w:r>
+      <w:proofErr w:type="spellEnd"/>
+      <w:r>
+        <w:rPr>
+          <w:rFonts w:ascii="Times New Roman" w:hAnsi="Times New Roman" w:cs="Times New Roman"/>
+          <w:sz w:val="24"/>
+          <w:szCs w:val="24"/>
+        </w:rPr>
+        <w:t xml:space="preserve"> admin </w:t>
+      </w:r>
+      <w:proofErr w:type="spellStart"/>
+      <w:r>
+        <w:rPr>
+          <w:rFonts w:ascii="Times New Roman" w:hAnsi="Times New Roman" w:cs="Times New Roman"/>
+          <w:sz w:val="24"/>
+          <w:szCs w:val="24"/>
+        </w:rPr>
+        <w:t>atau</w:t>
+      </w:r>
+      <w:proofErr w:type="spellEnd"/>
+      <w:r>
+        <w:rPr>
+          <w:rFonts w:ascii="Times New Roman" w:hAnsi="Times New Roman" w:cs="Times New Roman"/>
+          <w:sz w:val="24"/>
+          <w:szCs w:val="24"/>
+        </w:rPr>
+        <w:t xml:space="preserve"> </w:t>
+      </w:r>
+      <w:proofErr w:type="spellStart"/>
+      <w:r>
+        <w:rPr>
+          <w:rFonts w:ascii="Times New Roman" w:hAnsi="Times New Roman" w:cs="Times New Roman"/>
+          <w:sz w:val="24"/>
+          <w:szCs w:val="24"/>
+        </w:rPr>
+        <w:t>tidak</w:t>
+      </w:r>
+      <w:proofErr w:type="spellEnd"/>
+      <w:r>
+        <w:rPr>
+          <w:rFonts w:ascii="Times New Roman" w:hAnsi="Times New Roman" w:cs="Times New Roman"/>
+          <w:sz w:val="24"/>
+          <w:szCs w:val="24"/>
+        </w:rPr>
+        <w:t xml:space="preserve">). </w:t>
+      </w:r>
+      <w:proofErr w:type="spellStart"/>
+      <w:r>
+        <w:rPr>
+          <w:rFonts w:ascii="Times New Roman" w:hAnsi="Times New Roman" w:cs="Times New Roman"/>
+          <w:sz w:val="24"/>
+          <w:szCs w:val="24"/>
+        </w:rPr>
+        <w:t>Singkatnya</w:t>
+      </w:r>
+      <w:proofErr w:type="spellEnd"/>
+      <w:r>
+        <w:rPr>
+          <w:rFonts w:ascii="Times New Roman" w:hAnsi="Times New Roman" w:cs="Times New Roman"/>
+          <w:sz w:val="24"/>
+          <w:szCs w:val="24"/>
+        </w:rPr>
+        <w:t xml:space="preserve">: </w:t>
+      </w:r>
+      <w:proofErr w:type="spellStart"/>
+      <w:r>
+        <w:rPr>
+          <w:rFonts w:ascii="Times New Roman" w:hAnsi="Times New Roman" w:cs="Times New Roman"/>
+          <w:sz w:val="24"/>
+          <w:szCs w:val="24"/>
+        </w:rPr>
+        <w:t>autentikasi</w:t>
+      </w:r>
+      <w:proofErr w:type="spellEnd"/>
+      <w:r>
+        <w:rPr>
+          <w:rFonts w:ascii="Times New Roman" w:hAnsi="Times New Roman" w:cs="Times New Roman"/>
+          <w:sz w:val="24"/>
+          <w:szCs w:val="24"/>
+        </w:rPr>
+        <w:t xml:space="preserve"> = “</w:t>
+      </w:r>
+      <w:proofErr w:type="spellStart"/>
+      <w:r>
+        <w:rPr>
+          <w:rFonts w:ascii="Times New Roman" w:hAnsi="Times New Roman" w:cs="Times New Roman"/>
+          <w:sz w:val="24"/>
+          <w:szCs w:val="24"/>
+        </w:rPr>
+        <w:t>siapa</w:t>
+      </w:r>
+      <w:proofErr w:type="spellEnd"/>
+      <w:r>
+        <w:rPr>
+          <w:rFonts w:ascii="Times New Roman" w:hAnsi="Times New Roman" w:cs="Times New Roman"/>
+          <w:sz w:val="24"/>
+          <w:szCs w:val="24"/>
+        </w:rPr>
+        <w:t xml:space="preserve"> </w:t>
+      </w:r>
+      <w:proofErr w:type="spellStart"/>
+      <w:r>
+        <w:rPr>
+          <w:rFonts w:ascii="Times New Roman" w:hAnsi="Times New Roman" w:cs="Times New Roman"/>
+          <w:sz w:val="24"/>
+          <w:szCs w:val="24"/>
+        </w:rPr>
+        <w:t>kamu</w:t>
+      </w:r>
+      <w:proofErr w:type="spellEnd"/>
+      <w:r>
+        <w:rPr>
+          <w:rFonts w:ascii="Times New Roman" w:hAnsi="Times New Roman" w:cs="Times New Roman"/>
+          <w:sz w:val="24"/>
+          <w:szCs w:val="24"/>
+        </w:rPr>
+        <w:t xml:space="preserve">?”, </w:t>
+      </w:r>
+      <w:proofErr w:type="spellStart"/>
+      <w:r>
+        <w:rPr>
+          <w:rFonts w:ascii="Times New Roman" w:hAnsi="Times New Roman" w:cs="Times New Roman"/>
+          <w:sz w:val="24"/>
+          <w:szCs w:val="24"/>
+        </w:rPr>
+        <w:t>otorisasi</w:t>
+      </w:r>
+      <w:proofErr w:type="spellEnd"/>
+      <w:r>
+        <w:rPr>
+          <w:rFonts w:ascii="Times New Roman" w:hAnsi="Times New Roman" w:cs="Times New Roman"/>
+          <w:sz w:val="24"/>
+          <w:szCs w:val="24"/>
+        </w:rPr>
+        <w:t xml:space="preserve"> = “</w:t>
+      </w:r>
+      <w:proofErr w:type="spellStart"/>
+      <w:r>
+        <w:rPr>
+          <w:rFonts w:ascii="Times New Roman" w:hAnsi="Times New Roman" w:cs="Times New Roman"/>
+          <w:sz w:val="24"/>
+          <w:szCs w:val="24"/>
+        </w:rPr>
+        <w:t>apa</w:t>
+      </w:r>
+      <w:proofErr w:type="spellEnd"/>
+      <w:r>
+        <w:rPr>
+          <w:rFonts w:ascii="Times New Roman" w:hAnsi="Times New Roman" w:cs="Times New Roman"/>
+          <w:sz w:val="24"/>
+          <w:szCs w:val="24"/>
+        </w:rPr>
+        <w:t xml:space="preserve"> yang </w:t>
+      </w:r>
+      <w:proofErr w:type="spellStart"/>
+      <w:r>
+        <w:rPr>
+          <w:rFonts w:ascii="Times New Roman" w:hAnsi="Times New Roman" w:cs="Times New Roman"/>
+          <w:sz w:val="24"/>
+          <w:szCs w:val="24"/>
+        </w:rPr>
+        <w:t>boleh</w:t>
+      </w:r>
+      <w:proofErr w:type="spellEnd"/>
+      <w:r>
+        <w:rPr>
+          <w:rFonts w:ascii="Times New Roman" w:hAnsi="Times New Roman" w:cs="Times New Roman"/>
+          <w:sz w:val="24"/>
+          <w:szCs w:val="24"/>
+        </w:rPr>
+        <w:t xml:space="preserve"> </w:t>
+      </w:r>
+      <w:proofErr w:type="spellStart"/>
+      <w:r>
+        <w:rPr>
+          <w:rFonts w:ascii="Times New Roman" w:hAnsi="Times New Roman" w:cs="Times New Roman"/>
+          <w:sz w:val="24"/>
+          <w:szCs w:val="24"/>
+        </w:rPr>
+        <w:t>kamu</w:t>
+      </w:r>
+      <w:proofErr w:type="spellEnd"/>
+      <w:r>
+        <w:rPr>
+          <w:rFonts w:ascii="Times New Roman" w:hAnsi="Times New Roman" w:cs="Times New Roman"/>
+          <w:sz w:val="24"/>
+          <w:szCs w:val="24"/>
+        </w:rPr>
+        <w:t xml:space="preserve"> </w:t>
+      </w:r>
+      <w:proofErr w:type="spellStart"/>
+      <w:r>
+        <w:rPr>
+          <w:rFonts w:ascii="Times New Roman" w:hAnsi="Times New Roman" w:cs="Times New Roman"/>
+          <w:sz w:val="24"/>
+          <w:szCs w:val="24"/>
+        </w:rPr>
+        <w:t>lakukan</w:t>
+      </w:r>
+      <w:proofErr w:type="spellEnd"/>
+      <w:r>
+        <w:rPr>
+          <w:rFonts w:ascii="Times New Roman" w:hAnsi="Times New Roman" w:cs="Times New Roman"/>
+          <w:sz w:val="24"/>
+          <w:szCs w:val="24"/>
+        </w:rPr>
+        <w:t>?”.</w:t>
       </w:r>
     </w:p>
     <w:sectPr>
@@ -4391,9 +9629,9 @@
     </w:lvl>
   </w:abstractNum>
   <w:abstractNum w:abstractNumId="1" w15:restartNumberingAfterBreak="0">
-    <w:nsid w:val="1F621B24"/>
+    <w:nsid w:val="1D1D100A"/>
     <w:multiLevelType w:val="hybridMultilevel"/>
-    <w:tmpl w:val="FEC45B9E"/>
+    <w:tmpl w:val="B7946154"/>
     <w:lvl w:ilvl="0" w:tplc="3809000F">
       <w:start w:val="1"/>
       <w:numFmt w:val="decimal"/>
@@ -4480,6 +9718,95 @@
     </w:lvl>
   </w:abstractNum>
   <w:abstractNum w:abstractNumId="2" w15:restartNumberingAfterBreak="0">
+    <w:nsid w:val="1F621B24"/>
+    <w:multiLevelType w:val="hybridMultilevel"/>
+    <w:tmpl w:val="FEC45B9E"/>
+    <w:lvl w:ilvl="0" w:tplc="3809000F">
+      <w:start w:val="1"/>
+      <w:numFmt w:val="decimal"/>
+      <w:lvlText w:val="%1."/>
+      <w:lvlJc w:val="left"/>
+      <w:pPr>
+        <w:ind w:left="720" w:hanging="360"/>
+      </w:pPr>
+      <w:rPr>
+        <w:rFonts w:hint="default"/>
+      </w:rPr>
+    </w:lvl>
+    <w:lvl w:ilvl="1" w:tplc="38090019" w:tentative="1">
+      <w:start w:val="1"/>
+      <w:numFmt w:val="lowerLetter"/>
+      <w:lvlText w:val="%2."/>
+      <w:lvlJc w:val="left"/>
+      <w:pPr>
+        <w:ind w:left="1440" w:hanging="360"/>
+      </w:pPr>
+    </w:lvl>
+    <w:lvl w:ilvl="2" w:tplc="3809001B" w:tentative="1">
+      <w:start w:val="1"/>
+      <w:numFmt w:val="lowerRoman"/>
+      <w:lvlText w:val="%3."/>
+      <w:lvlJc w:val="right"/>
+      <w:pPr>
+        <w:ind w:left="2160" w:hanging="180"/>
+      </w:pPr>
+    </w:lvl>
+    <w:lvl w:ilvl="3" w:tplc="3809000F" w:tentative="1">
+      <w:start w:val="1"/>
+      <w:numFmt w:val="decimal"/>
+      <w:lvlText w:val="%4."/>
+      <w:lvlJc w:val="left"/>
+      <w:pPr>
+        <w:ind w:left="2880" w:hanging="360"/>
+      </w:pPr>
+    </w:lvl>
+    <w:lvl w:ilvl="4" w:tplc="38090019" w:tentative="1">
+      <w:start w:val="1"/>
+      <w:numFmt w:val="lowerLetter"/>
+      <w:lvlText w:val="%5."/>
+      <w:lvlJc w:val="left"/>
+      <w:pPr>
+        <w:ind w:left="3600" w:hanging="360"/>
+      </w:pPr>
+    </w:lvl>
+    <w:lvl w:ilvl="5" w:tplc="3809001B" w:tentative="1">
+      <w:start w:val="1"/>
+      <w:numFmt w:val="lowerRoman"/>
+      <w:lvlText w:val="%6."/>
+      <w:lvlJc w:val="right"/>
+      <w:pPr>
+        <w:ind w:left="4320" w:hanging="180"/>
+      </w:pPr>
+    </w:lvl>
+    <w:lvl w:ilvl="6" w:tplc="3809000F" w:tentative="1">
+      <w:start w:val="1"/>
+      <w:numFmt w:val="decimal"/>
+      <w:lvlText w:val="%7."/>
+      <w:lvlJc w:val="left"/>
+      <w:pPr>
+        <w:ind w:left="5040" w:hanging="360"/>
+      </w:pPr>
+    </w:lvl>
+    <w:lvl w:ilvl="7" w:tplc="38090019" w:tentative="1">
+      <w:start w:val="1"/>
+      <w:numFmt w:val="lowerLetter"/>
+      <w:lvlText w:val="%8."/>
+      <w:lvlJc w:val="left"/>
+      <w:pPr>
+        <w:ind w:left="5760" w:hanging="360"/>
+      </w:pPr>
+    </w:lvl>
+    <w:lvl w:ilvl="8" w:tplc="3809001B" w:tentative="1">
+      <w:start w:val="1"/>
+      <w:numFmt w:val="lowerRoman"/>
+      <w:lvlText w:val="%9."/>
+      <w:lvlJc w:val="right"/>
+      <w:pPr>
+        <w:ind w:left="6480" w:hanging="180"/>
+      </w:pPr>
+    </w:lvl>
+  </w:abstractNum>
+  <w:abstractNum w:abstractNumId="3" w15:restartNumberingAfterBreak="0">
     <w:nsid w:val="2DBF30FB"/>
     <w:multiLevelType w:val="hybridMultilevel"/>
     <w:tmpl w:val="52E220B6"/>
@@ -4592,7 +9919,7 @@
       </w:rPr>
     </w:lvl>
   </w:abstractNum>
-  <w:abstractNum w:abstractNumId="3" w15:restartNumberingAfterBreak="0">
+  <w:abstractNum w:abstractNumId="4" w15:restartNumberingAfterBreak="0">
     <w:nsid w:val="45B20CAC"/>
     <w:multiLevelType w:val="hybridMultilevel"/>
     <w:tmpl w:val="593A6D0C"/>
@@ -4682,7 +10009,7 @@
       </w:pPr>
     </w:lvl>
   </w:abstractNum>
-  <w:abstractNum w:abstractNumId="4" w15:restartNumberingAfterBreak="0">
+  <w:abstractNum w:abstractNumId="5" w15:restartNumberingAfterBreak="0">
     <w:nsid w:val="46283F68"/>
     <w:multiLevelType w:val="hybridMultilevel"/>
     <w:tmpl w:val="D7C08C94"/>
@@ -4771,7 +10098,7 @@
       </w:pPr>
     </w:lvl>
   </w:abstractNum>
-  <w:abstractNum w:abstractNumId="5" w15:restartNumberingAfterBreak="0">
+  <w:abstractNum w:abstractNumId="6" w15:restartNumberingAfterBreak="0">
     <w:nsid w:val="4D4A4415"/>
     <w:multiLevelType w:val="hybridMultilevel"/>
     <w:tmpl w:val="2A16E42C"/>
@@ -4860,7 +10187,7 @@
       </w:pPr>
     </w:lvl>
   </w:abstractNum>
-  <w:abstractNum w:abstractNumId="6" w15:restartNumberingAfterBreak="0">
+  <w:abstractNum w:abstractNumId="7" w15:restartNumberingAfterBreak="0">
     <w:nsid w:val="592B10F7"/>
     <w:multiLevelType w:val="hybridMultilevel"/>
     <w:tmpl w:val="DEA02F0A"/>
@@ -4949,7 +10276,7 @@
       </w:pPr>
     </w:lvl>
   </w:abstractNum>
-  <w:abstractNum w:abstractNumId="7" w15:restartNumberingAfterBreak="0">
+  <w:abstractNum w:abstractNumId="8" w15:restartNumberingAfterBreak="0">
     <w:nsid w:val="59851EE4"/>
     <w:multiLevelType w:val="hybridMultilevel"/>
     <w:tmpl w:val="C2D8772A"/>
@@ -5038,10 +10365,10 @@
       </w:pPr>
     </w:lvl>
   </w:abstractNum>
-  <w:abstractNum w:abstractNumId="8" w15:restartNumberingAfterBreak="0">
-    <w:nsid w:val="78390714"/>
+  <w:abstractNum w:abstractNumId="9" w15:restartNumberingAfterBreak="0">
+    <w:nsid w:val="770B25D1"/>
     <w:multiLevelType w:val="hybridMultilevel"/>
-    <w:tmpl w:val="E0A48490"/>
+    <w:tmpl w:val="5AB2C230"/>
     <w:lvl w:ilvl="0" w:tplc="3809000F">
       <w:start w:val="1"/>
       <w:numFmt w:val="decimal"/>
@@ -5127,10 +10454,10 @@
       </w:pPr>
     </w:lvl>
   </w:abstractNum>
-  <w:abstractNum w:abstractNumId="9" w15:restartNumberingAfterBreak="0">
-    <w:nsid w:val="7D557D1A"/>
+  <w:abstractNum w:abstractNumId="10" w15:restartNumberingAfterBreak="0">
+    <w:nsid w:val="78390714"/>
     <w:multiLevelType w:val="hybridMultilevel"/>
-    <w:tmpl w:val="B47681DE"/>
+    <w:tmpl w:val="E0A48490"/>
     <w:lvl w:ilvl="0" w:tplc="3809000F">
       <w:start w:val="1"/>
       <w:numFmt w:val="decimal"/>
@@ -5216,35 +10543,130 @@
       </w:pPr>
     </w:lvl>
   </w:abstractNum>
+  <w:abstractNum w:abstractNumId="11" w15:restartNumberingAfterBreak="0">
+    <w:nsid w:val="7D557D1A"/>
+    <w:multiLevelType w:val="hybridMultilevel"/>
+    <w:tmpl w:val="B47681DE"/>
+    <w:lvl w:ilvl="0" w:tplc="3809000F">
+      <w:start w:val="1"/>
+      <w:numFmt w:val="decimal"/>
+      <w:lvlText w:val="%1."/>
+      <w:lvlJc w:val="left"/>
+      <w:pPr>
+        <w:ind w:left="720" w:hanging="360"/>
+      </w:pPr>
+      <w:rPr>
+        <w:rFonts w:hint="default"/>
+      </w:rPr>
+    </w:lvl>
+    <w:lvl w:ilvl="1" w:tplc="38090019" w:tentative="1">
+      <w:start w:val="1"/>
+      <w:numFmt w:val="lowerLetter"/>
+      <w:lvlText w:val="%2."/>
+      <w:lvlJc w:val="left"/>
+      <w:pPr>
+        <w:ind w:left="1440" w:hanging="360"/>
+      </w:pPr>
+    </w:lvl>
+    <w:lvl w:ilvl="2" w:tplc="3809001B" w:tentative="1">
+      <w:start w:val="1"/>
+      <w:numFmt w:val="lowerRoman"/>
+      <w:lvlText w:val="%3."/>
+      <w:lvlJc w:val="right"/>
+      <w:pPr>
+        <w:ind w:left="2160" w:hanging="180"/>
+      </w:pPr>
+    </w:lvl>
+    <w:lvl w:ilvl="3" w:tplc="3809000F" w:tentative="1">
+      <w:start w:val="1"/>
+      <w:numFmt w:val="decimal"/>
+      <w:lvlText w:val="%4."/>
+      <w:lvlJc w:val="left"/>
+      <w:pPr>
+        <w:ind w:left="2880" w:hanging="360"/>
+      </w:pPr>
+    </w:lvl>
+    <w:lvl w:ilvl="4" w:tplc="38090019" w:tentative="1">
+      <w:start w:val="1"/>
+      <w:numFmt w:val="lowerLetter"/>
+      <w:lvlText w:val="%5."/>
+      <w:lvlJc w:val="left"/>
+      <w:pPr>
+        <w:ind w:left="3600" w:hanging="360"/>
+      </w:pPr>
+    </w:lvl>
+    <w:lvl w:ilvl="5" w:tplc="3809001B" w:tentative="1">
+      <w:start w:val="1"/>
+      <w:numFmt w:val="lowerRoman"/>
+      <w:lvlText w:val="%6."/>
+      <w:lvlJc w:val="right"/>
+      <w:pPr>
+        <w:ind w:left="4320" w:hanging="180"/>
+      </w:pPr>
+    </w:lvl>
+    <w:lvl w:ilvl="6" w:tplc="3809000F" w:tentative="1">
+      <w:start w:val="1"/>
+      <w:numFmt w:val="decimal"/>
+      <w:lvlText w:val="%7."/>
+      <w:lvlJc w:val="left"/>
+      <w:pPr>
+        <w:ind w:left="5040" w:hanging="360"/>
+      </w:pPr>
+    </w:lvl>
+    <w:lvl w:ilvl="7" w:tplc="38090019" w:tentative="1">
+      <w:start w:val="1"/>
+      <w:numFmt w:val="lowerLetter"/>
+      <w:lvlText w:val="%8."/>
+      <w:lvlJc w:val="left"/>
+      <w:pPr>
+        <w:ind w:left="5760" w:hanging="360"/>
+      </w:pPr>
+    </w:lvl>
+    <w:lvl w:ilvl="8" w:tplc="3809001B" w:tentative="1">
+      <w:start w:val="1"/>
+      <w:numFmt w:val="lowerRoman"/>
+      <w:lvlText w:val="%9."/>
+      <w:lvlJc w:val="right"/>
+      <w:pPr>
+        <w:ind w:left="6480" w:hanging="180"/>
+      </w:pPr>
+    </w:lvl>
+  </w:abstractNum>
   <w:num w:numId="1" w16cid:durableId="1725987002">
-    <w:abstractNumId w:val="9"/>
+    <w:abstractNumId w:val="11"/>
   </w:num>
   <w:num w:numId="2" w16cid:durableId="1394888624">
     <w:abstractNumId w:val="0"/>
   </w:num>
   <w:num w:numId="3" w16cid:durableId="568883921">
-    <w:abstractNumId w:val="1"/>
+    <w:abstractNumId w:val="2"/>
   </w:num>
   <w:num w:numId="4" w16cid:durableId="1729500823">
-    <w:abstractNumId w:val="2"/>
+    <w:abstractNumId w:val="3"/>
   </w:num>
   <w:num w:numId="5" w16cid:durableId="1678651380">
+    <w:abstractNumId w:val="10"/>
+  </w:num>
+  <w:num w:numId="6" w16cid:durableId="1273172017">
+    <w:abstractNumId w:val="5"/>
+  </w:num>
+  <w:num w:numId="7" w16cid:durableId="655766434">
+    <w:abstractNumId w:val="6"/>
+  </w:num>
+  <w:num w:numId="8" w16cid:durableId="1775400059">
     <w:abstractNumId w:val="8"/>
   </w:num>
-  <w:num w:numId="6" w16cid:durableId="1273172017">
+  <w:num w:numId="9" w16cid:durableId="1044987710">
+    <w:abstractNumId w:val="7"/>
+  </w:num>
+  <w:num w:numId="10" w16cid:durableId="115101365">
     <w:abstractNumId w:val="4"/>
   </w:num>
-  <w:num w:numId="7" w16cid:durableId="655766434">
-    <w:abstractNumId w:val="5"/>
+  <w:num w:numId="11" w16cid:durableId="1893886620">
+    <w:abstractNumId w:val="9"/>
   </w:num>
-  <w:num w:numId="8" w16cid:durableId="1775400059">
-    <w:abstractNumId w:val="7"/>
-  </w:num>
-  <w:num w:numId="9" w16cid:durableId="1044987710">
-    <w:abstractNumId w:val="6"/>
-  </w:num>
-  <w:num w:numId="10" w16cid:durableId="115101365">
-    <w:abstractNumId w:val="3"/>
+  <w:num w:numId="12" w16cid:durableId="172306717">
+    <w:abstractNumId w:val="1"/>
   </w:num>
   <w:numIdMacAtCleanup w:val="6"/>
 </w:numbering>
